--- a/2 Proofreading and Review/LARA Mosaic Maze - Errata_v2 (Page 1-60) - Major Changes.docx
+++ b/2 Proofreading and Review/LARA Mosaic Maze - Errata_v2 (Page 1-60) - Major Changes.docx
@@ -1137,7 +1137,7 @@
           <w:sz w:val="28"/>
           <w:szCs w:val="28"/>
         </w:rPr>
-        <w:t xml:space="preserve"> both hands: delete all material 9 (Perc materials should return on M14)</w:t>
+        <w:t xml:space="preserve"> both hands: delete all material (Perc materials should return on M14)</w:t>
       </w:r>
     </w:p>
     <w:p>
@@ -1405,185 +1405,160 @@
           <w:sz w:val="28"/>
           <w:szCs w:val="28"/>
         </w:rPr>
-        <w:t xml:space="preserve">into </w:t>
-      </w:r>
-      <w:r>
-        <w:rPr>
-          <w:rFonts w:ascii="Aptos Display" w:hAnsi="Aptos Display" w:cs="Segoe UI"/>
-          <w:b/>
-          <w:bCs/>
-          <w:color w:val="000000"/>
+        <w:t>into Skins</w:t>
+      </w:r>
+      <w:r>
+        <w:rPr>
+          <w:rFonts w:ascii="Aptos Display" w:hAnsi="Aptos Display" w:cs="Segoe UI"/>
+          <w:color w:val="000000"/>
+          <w:sz w:val="28"/>
+          <w:szCs w:val="28"/>
+        </w:rPr>
+        <w:t xml:space="preserve"> from M26-31</w:t>
+      </w:r>
+      <w:r>
+        <w:rPr>
+          <w:rFonts w:ascii="Aptos Display" w:hAnsi="Aptos Display" w:cs="Segoe UI"/>
+          <w:color w:val="000000"/>
+          <w:sz w:val="28"/>
+          <w:szCs w:val="28"/>
+        </w:rPr>
+        <w:t xml:space="preserve">; dynamics should be mf with accent on </w:t>
+      </w:r>
+      <w:r>
+        <w:rPr>
+          <w:rFonts w:ascii="Aptos Display" w:hAnsi="Aptos Display" w:cs="Segoe UI"/>
+          <w:color w:val="000000"/>
+          <w:sz w:val="28"/>
+          <w:szCs w:val="28"/>
+        </w:rPr>
+        <w:lastRenderedPageBreak/>
+        <w:t xml:space="preserve">M26, then crescendo </w:t>
+      </w:r>
+      <w:proofErr w:type="gramStart"/>
+      <w:r>
+        <w:rPr>
+          <w:rFonts w:ascii="Aptos Display" w:hAnsi="Aptos Display" w:cs="Segoe UI"/>
+          <w:color w:val="000000"/>
+          <w:sz w:val="28"/>
+          <w:szCs w:val="28"/>
+        </w:rPr>
+        <w:t>from  pp</w:t>
+      </w:r>
+      <w:proofErr w:type="gramEnd"/>
+      <w:r>
+        <w:rPr>
+          <w:rFonts w:ascii="Aptos Display" w:hAnsi="Aptos Display" w:cs="Segoe UI"/>
+          <w:color w:val="000000"/>
+          <w:sz w:val="28"/>
+          <w:szCs w:val="28"/>
+        </w:rPr>
+        <w:t xml:space="preserve"> in M27 to ff in M30</w:t>
+      </w:r>
+      <w:r>
+        <w:rPr>
+          <w:rFonts w:ascii="Aptos Display" w:hAnsi="Aptos Display" w:cs="Segoe UI"/>
+          <w:color w:val="000000"/>
+          <w:sz w:val="28"/>
+          <w:szCs w:val="28"/>
+        </w:rPr>
+        <w:t xml:space="preserve"> (back to wood planks and wood blocks on M32</w:t>
+      </w:r>
+      <w:r>
+        <w:rPr>
+          <w:rFonts w:ascii="Aptos Display" w:hAnsi="Aptos Display" w:cs="Segoe UI"/>
+          <w:color w:val="000000"/>
+          <w:sz w:val="28"/>
+          <w:szCs w:val="28"/>
+        </w:rPr>
+        <w:t>)</w:t>
+      </w:r>
+    </w:p>
+    <w:p>
+      <w:pPr>
+        <w:pStyle w:val="ListParagraph"/>
+        <w:rPr>
+          <w:rFonts w:ascii="Aptos Display" w:hAnsi="Aptos Display" w:cs="Segoe UI"/>
+          <w:b/>
+          <w:bCs/>
+          <w:color w:val="000000"/>
+          <w:sz w:val="28"/>
+          <w:szCs w:val="28"/>
+        </w:rPr>
+      </w:pPr>
+    </w:p>
+    <w:p>
+      <w:pPr>
+        <w:pStyle w:val="ListParagraph"/>
+        <w:numPr>
+          <w:ilvl w:val="0"/>
+          <w:numId w:val="2"/>
+        </w:numPr>
+        <w:rPr>
+          <w:rFonts w:ascii="Aptos Display" w:hAnsi="Aptos Display"/>
+          <w:sz w:val="28"/>
+          <w:szCs w:val="28"/>
+        </w:rPr>
+      </w:pPr>
+      <w:r>
+        <w:rPr>
+          <w:rFonts w:ascii="Aptos Display" w:hAnsi="Aptos Display"/>
+          <w:sz w:val="28"/>
+          <w:szCs w:val="28"/>
+        </w:rPr>
+        <w:t>M32, Perc 1 and 2: change dynamics to “pp”</w:t>
+      </w:r>
+    </w:p>
+    <w:p>
+      <w:pPr>
+        <w:pStyle w:val="ListParagraph"/>
+        <w:rPr>
+          <w:rFonts w:ascii="Aptos Display" w:hAnsi="Aptos Display"/>
+          <w:b/>
+          <w:bCs/>
+          <w:sz w:val="28"/>
+          <w:szCs w:val="28"/>
+        </w:rPr>
+      </w:pPr>
+    </w:p>
+    <w:p>
+      <w:pPr>
+        <w:pStyle w:val="ListParagraph"/>
+        <w:numPr>
+          <w:ilvl w:val="0"/>
+          <w:numId w:val="2"/>
+        </w:numPr>
+        <w:rPr>
+          <w:rFonts w:ascii="Aptos Display" w:hAnsi="Aptos Display"/>
+          <w:sz w:val="28"/>
+          <w:szCs w:val="28"/>
+        </w:rPr>
+      </w:pPr>
+      <w:r>
+        <w:rPr>
+          <w:rFonts w:ascii="Aptos Display" w:hAnsi="Aptos Display"/>
+          <w:sz w:val="28"/>
+          <w:szCs w:val="28"/>
+        </w:rPr>
+        <w:t xml:space="preserve">M48 – 54, Perc 2: make entire part </w:t>
+      </w:r>
+      <w:proofErr w:type="gramStart"/>
+      <w:r>
+        <w:rPr>
+          <w:rFonts w:ascii="Aptos Display" w:hAnsi="Aptos Display"/>
           <w:sz w:val="28"/>
           <w:szCs w:val="28"/>
         </w:rPr>
         <w:t>Skins</w:t>
       </w:r>
-      <w:r>
-        <w:rPr>
-          <w:rFonts w:ascii="Aptos Display" w:hAnsi="Aptos Display" w:cs="Segoe UI"/>
-          <w:color w:val="000000"/>
-          <w:sz w:val="28"/>
-          <w:szCs w:val="28"/>
-        </w:rPr>
-        <w:t xml:space="preserve"> from M26-31</w:t>
-      </w:r>
-      <w:r>
-        <w:rPr>
-          <w:rFonts w:ascii="Aptos Display" w:hAnsi="Aptos Display" w:cs="Segoe UI"/>
-          <w:color w:val="000000"/>
-          <w:sz w:val="28"/>
-          <w:szCs w:val="28"/>
-        </w:rPr>
-        <w:t xml:space="preserve">; dynamics should be mf with accent </w:t>
-      </w:r>
-      <w:r>
-        <w:rPr>
-          <w:rFonts w:ascii="Aptos Display" w:hAnsi="Aptos Display" w:cs="Segoe UI"/>
-          <w:color w:val="000000"/>
-          <w:sz w:val="28"/>
-          <w:szCs w:val="28"/>
-        </w:rPr>
-        <w:lastRenderedPageBreak/>
-        <w:t xml:space="preserve">on M26, then crescendo </w:t>
-      </w:r>
-      <w:proofErr w:type="gramStart"/>
-      <w:r>
-        <w:rPr>
-          <w:rFonts w:ascii="Aptos Display" w:hAnsi="Aptos Display" w:cs="Segoe UI"/>
-          <w:color w:val="000000"/>
-          <w:sz w:val="28"/>
-          <w:szCs w:val="28"/>
-        </w:rPr>
-        <w:t>from  pp</w:t>
-      </w:r>
       <w:proofErr w:type="gramEnd"/>
-      <w:r>
-        <w:rPr>
-          <w:rFonts w:ascii="Aptos Display" w:hAnsi="Aptos Display" w:cs="Segoe UI"/>
-          <w:color w:val="000000"/>
-          <w:sz w:val="28"/>
-          <w:szCs w:val="28"/>
-        </w:rPr>
-        <w:t xml:space="preserve"> in M27 to ff in M30</w:t>
-      </w:r>
-      <w:r>
-        <w:rPr>
-          <w:rFonts w:ascii="Aptos Display" w:hAnsi="Aptos Display" w:cs="Segoe UI"/>
-          <w:color w:val="000000"/>
-          <w:sz w:val="28"/>
-          <w:szCs w:val="28"/>
-        </w:rPr>
-        <w:t xml:space="preserve"> (back to wood planks and wood blocks on M32</w:t>
-      </w:r>
-      <w:r>
-        <w:rPr>
-          <w:rFonts w:ascii="Aptos Display" w:hAnsi="Aptos Display" w:cs="Segoe UI"/>
-          <w:color w:val="000000"/>
-          <w:sz w:val="28"/>
-          <w:szCs w:val="28"/>
-        </w:rPr>
-        <w:t>)</w:t>
-      </w:r>
-    </w:p>
-    <w:p>
-      <w:pPr>
-        <w:pStyle w:val="ListParagraph"/>
-        <w:rPr>
-          <w:rFonts w:ascii="Aptos Display" w:hAnsi="Aptos Display" w:cs="Segoe UI"/>
-          <w:color w:val="000000"/>
-          <w:sz w:val="28"/>
-          <w:szCs w:val="28"/>
-        </w:rPr>
-      </w:pPr>
-    </w:p>
-    <w:p>
-      <w:pPr>
-        <w:pStyle w:val="ListParagraph"/>
-        <w:numPr>
-          <w:ilvl w:val="0"/>
-          <w:numId w:val="2"/>
-        </w:numPr>
-        <w:rPr>
-          <w:rFonts w:ascii="Aptos Display" w:hAnsi="Aptos Display"/>
-          <w:sz w:val="28"/>
-          <w:szCs w:val="28"/>
-        </w:rPr>
-      </w:pPr>
-      <w:r>
-        <w:rPr>
-          <w:rFonts w:ascii="Aptos Display" w:hAnsi="Aptos Display"/>
-          <w:sz w:val="28"/>
-          <w:szCs w:val="28"/>
-        </w:rPr>
-        <w:t>M32, Perc 1 and 2: change dynamics to “</w:t>
-      </w:r>
-      <w:r>
-        <w:rPr>
-          <w:rFonts w:ascii="Aptos Display" w:hAnsi="Aptos Display"/>
-          <w:b/>
-          <w:bCs/>
-          <w:sz w:val="28"/>
-          <w:szCs w:val="28"/>
-        </w:rPr>
-        <w:t>pp</w:t>
-      </w:r>
-      <w:r>
-        <w:rPr>
-          <w:rFonts w:ascii="Aptos Display" w:hAnsi="Aptos Display"/>
-          <w:sz w:val="28"/>
-          <w:szCs w:val="28"/>
-        </w:rPr>
-        <w:t>”</w:t>
-      </w:r>
-    </w:p>
-    <w:p>
-      <w:pPr>
-        <w:pStyle w:val="ListParagraph"/>
-        <w:rPr>
-          <w:rFonts w:ascii="Aptos Display" w:hAnsi="Aptos Display"/>
-          <w:sz w:val="28"/>
-          <w:szCs w:val="28"/>
-        </w:rPr>
-      </w:pPr>
-    </w:p>
-    <w:p>
-      <w:pPr>
-        <w:pStyle w:val="ListParagraph"/>
-        <w:numPr>
-          <w:ilvl w:val="0"/>
-          <w:numId w:val="2"/>
-        </w:numPr>
-        <w:rPr>
-          <w:rFonts w:ascii="Aptos Display" w:hAnsi="Aptos Display"/>
-          <w:sz w:val="28"/>
-          <w:szCs w:val="28"/>
-        </w:rPr>
-      </w:pPr>
-      <w:r>
-        <w:rPr>
-          <w:rFonts w:ascii="Aptos Display" w:hAnsi="Aptos Display"/>
-          <w:sz w:val="28"/>
-          <w:szCs w:val="28"/>
-        </w:rPr>
-        <w:t xml:space="preserve">M48 – 54, Perc 2: make entire part </w:t>
-      </w:r>
-      <w:proofErr w:type="gramStart"/>
-      <w:r>
-        <w:rPr>
-          <w:rFonts w:ascii="Aptos Display" w:hAnsi="Aptos Display"/>
-          <w:b/>
-          <w:bCs/>
-          <w:sz w:val="28"/>
-          <w:szCs w:val="28"/>
-        </w:rPr>
-        <w:t>Skins</w:t>
-      </w:r>
-      <w:proofErr w:type="gramEnd"/>
-    </w:p>
-    <w:p>
-      <w:pPr>
-        <w:rPr>
-          <w:rFonts w:ascii="Aptos Display" w:hAnsi="Aptos Display"/>
+    </w:p>
+    <w:p>
+      <w:pPr>
+        <w:rPr>
+          <w:rFonts w:ascii="Aptos Display" w:hAnsi="Aptos Display"/>
+          <w:b/>
+          <w:bCs/>
           <w:sz w:val="28"/>
           <w:szCs w:val="28"/>
         </w:rPr>
@@ -1651,45 +1626,19 @@
       <w:r>
         <w:rPr>
           <w:rFonts w:ascii="Aptos Display" w:hAnsi="Aptos Display"/>
-          <w:b/>
-          <w:bCs/>
-          <w:sz w:val="28"/>
-          <w:szCs w:val="28"/>
-        </w:rPr>
-        <w:t>Skins</w:t>
-      </w:r>
-      <w:r>
-        <w:rPr>
-          <w:rFonts w:ascii="Aptos Display" w:hAnsi="Aptos Display"/>
-          <w:b/>
-          <w:bCs/>
-          <w:sz w:val="28"/>
-          <w:szCs w:val="28"/>
-        </w:rPr>
-        <w:t xml:space="preserve"> </w:t>
-      </w:r>
-      <w:r>
-        <w:rPr>
-          <w:rFonts w:ascii="Aptos Display" w:hAnsi="Aptos Display"/>
-          <w:sz w:val="28"/>
-          <w:szCs w:val="28"/>
-        </w:rPr>
-        <w:t>(entrance one bar later than Perc 2</w:t>
-      </w:r>
-      <w:r>
-        <w:rPr>
-          <w:rFonts w:ascii="Aptos Display" w:hAnsi="Aptos Display"/>
-          <w:sz w:val="28"/>
-          <w:szCs w:val="28"/>
-        </w:rPr>
-        <w:t>)</w:t>
-      </w:r>
-    </w:p>
-    <w:p>
-      <w:pPr>
-        <w:pStyle w:val="ListParagraph"/>
-        <w:rPr>
-          <w:rFonts w:ascii="Aptos Display" w:hAnsi="Aptos Display" w:cs="Segoe UI"/>
+          <w:sz w:val="28"/>
+          <w:szCs w:val="28"/>
+        </w:rPr>
+        <w:t>Skins (entrance one bar later than Perc 2)</w:t>
+      </w:r>
+    </w:p>
+    <w:p>
+      <w:pPr>
+        <w:pStyle w:val="ListParagraph"/>
+        <w:rPr>
+          <w:rFonts w:ascii="Aptos Display" w:hAnsi="Aptos Display" w:cs="Segoe UI"/>
+          <w:b/>
+          <w:bCs/>
           <w:color w:val="000000"/>
           <w:sz w:val="28"/>
           <w:szCs w:val="28"/>
@@ -1721,8 +1670,6 @@
       <w:r>
         <w:rPr>
           <w:rFonts w:ascii="Aptos Display" w:hAnsi="Aptos Display"/>
-          <w:b/>
-          <w:bCs/>
           <w:sz w:val="28"/>
           <w:szCs w:val="28"/>
         </w:rPr>
@@ -1743,6 +1690,8 @@
         <w:pStyle w:val="ListParagraph"/>
         <w:rPr>
           <w:rFonts w:ascii="Aptos Display" w:hAnsi="Aptos Display"/>
+          <w:b/>
+          <w:bCs/>
           <w:sz w:val="28"/>
           <w:szCs w:val="28"/>
         </w:rPr>
@@ -1774,8 +1723,6 @@
       <w:r>
         <w:rPr>
           <w:rFonts w:ascii="Aptos Display" w:hAnsi="Aptos Display"/>
-          <w:b/>
-          <w:bCs/>
           <w:sz w:val="28"/>
           <w:szCs w:val="28"/>
         </w:rPr>
@@ -1797,6 +1744,8 @@
         <w:pStyle w:val="ListParagraph"/>
         <w:rPr>
           <w:rFonts w:ascii="Aptos Display" w:hAnsi="Aptos Display"/>
+          <w:b/>
+          <w:bCs/>
           <w:sz w:val="28"/>
           <w:szCs w:val="28"/>
         </w:rPr>
@@ -1821,36 +1770,52 @@
           <w:sz w:val="28"/>
           <w:szCs w:val="28"/>
         </w:rPr>
-        <w:t>M57: Make Perc 1 “</w:t>
-      </w:r>
-      <w:r>
-        <w:rPr>
-          <w:rFonts w:ascii="Aptos Display" w:hAnsi="Aptos Display"/>
-          <w:b/>
-          <w:bCs/>
-          <w:sz w:val="28"/>
-          <w:szCs w:val="28"/>
-        </w:rPr>
-        <w:t>mf</w:t>
-      </w:r>
-      <w:r>
-        <w:rPr>
-          <w:rFonts w:ascii="Aptos Display" w:hAnsi="Aptos Display"/>
-          <w:sz w:val="28"/>
-          <w:szCs w:val="28"/>
-        </w:rPr>
-        <w:t>” and Perc 2 “</w:t>
-      </w:r>
-      <w:r>
-        <w:rPr>
-          <w:rFonts w:ascii="Aptos Display" w:hAnsi="Aptos Display"/>
-          <w:b/>
-          <w:bCs/>
-          <w:sz w:val="28"/>
-          <w:szCs w:val="28"/>
-        </w:rPr>
-        <w:t>f</w:t>
-      </w:r>
+        <w:t>M57: Make Perc 1 “mf” and Perc 2 “f”</w:t>
+      </w:r>
+    </w:p>
+    <w:p>
+      <w:pPr>
+        <w:pStyle w:val="ListParagraph"/>
+        <w:rPr>
+          <w:rFonts w:ascii="Aptos Display" w:hAnsi="Aptos Display"/>
+          <w:b/>
+          <w:bCs/>
+          <w:sz w:val="28"/>
+          <w:szCs w:val="28"/>
+        </w:rPr>
+      </w:pPr>
+    </w:p>
+    <w:p>
+      <w:pPr>
+        <w:pStyle w:val="ListParagraph"/>
+        <w:numPr>
+          <w:ilvl w:val="0"/>
+          <w:numId w:val="2"/>
+        </w:numPr>
+        <w:rPr>
+          <w:rFonts w:ascii="Aptos Display" w:hAnsi="Aptos Display"/>
+          <w:sz w:val="28"/>
+          <w:szCs w:val="28"/>
+        </w:rPr>
+      </w:pPr>
+      <w:r>
+        <w:rPr>
+          <w:rFonts w:ascii="Aptos Display" w:hAnsi="Aptos Display"/>
+          <w:sz w:val="28"/>
+          <w:szCs w:val="28"/>
+        </w:rPr>
+        <w:t>M58, Perc 1: make “</w:t>
+      </w:r>
+      <w:proofErr w:type="gramStart"/>
+      <w:r>
+        <w:rPr>
+          <w:rFonts w:ascii="Aptos Display" w:hAnsi="Aptos Display"/>
+          <w:sz w:val="28"/>
+          <w:szCs w:val="28"/>
+        </w:rPr>
+        <w:t>ff</w:t>
+      </w:r>
+      <w:proofErr w:type="gramEnd"/>
       <w:r>
         <w:rPr>
           <w:rFonts w:ascii="Aptos Display" w:hAnsi="Aptos Display"/>
@@ -1862,60 +1827,10 @@
     </w:p>
     <w:p>
       <w:pPr>
-        <w:pStyle w:val="ListParagraph"/>
-        <w:rPr>
-          <w:rFonts w:ascii="Aptos Display" w:hAnsi="Aptos Display"/>
-          <w:sz w:val="28"/>
-          <w:szCs w:val="28"/>
-        </w:rPr>
-      </w:pPr>
-    </w:p>
-    <w:p>
-      <w:pPr>
-        <w:pStyle w:val="ListParagraph"/>
-        <w:numPr>
-          <w:ilvl w:val="0"/>
-          <w:numId w:val="2"/>
-        </w:numPr>
-        <w:rPr>
-          <w:rFonts w:ascii="Aptos Display" w:hAnsi="Aptos Display"/>
-          <w:sz w:val="28"/>
-          <w:szCs w:val="28"/>
-        </w:rPr>
-      </w:pPr>
-      <w:r>
-        <w:rPr>
-          <w:rFonts w:ascii="Aptos Display" w:hAnsi="Aptos Display"/>
-          <w:sz w:val="28"/>
-          <w:szCs w:val="28"/>
-        </w:rPr>
-        <w:t>M58, Perc 1: make “</w:t>
-      </w:r>
-      <w:proofErr w:type="gramStart"/>
-      <w:r>
-        <w:rPr>
-          <w:rFonts w:ascii="Aptos Display" w:hAnsi="Aptos Display"/>
-          <w:b/>
-          <w:bCs/>
-          <w:sz w:val="28"/>
-          <w:szCs w:val="28"/>
-        </w:rPr>
-        <w:t>ff</w:t>
-      </w:r>
-      <w:proofErr w:type="gramEnd"/>
-      <w:r>
-        <w:rPr>
-          <w:rFonts w:ascii="Aptos Display" w:hAnsi="Aptos Display"/>
-          <w:sz w:val="28"/>
-          <w:szCs w:val="28"/>
-        </w:rPr>
-        <w:t>”</w:t>
-      </w:r>
-    </w:p>
-    <w:p>
-      <w:pPr>
-        <w:rPr>
-          <w:rFonts w:ascii="Aptos Display" w:hAnsi="Aptos Display"/>
+        <w:rPr>
+          <w:rFonts w:ascii="Aptos Display" w:hAnsi="Aptos Display"/>
+          <w:b/>
+          <w:bCs/>
           <w:sz w:val="28"/>
           <w:szCs w:val="28"/>
         </w:rPr>
@@ -1970,50 +1885,16 @@
           <w:sz w:val="28"/>
           <w:szCs w:val="28"/>
         </w:rPr>
-        <w:t xml:space="preserve"> one staff of </w:t>
-      </w:r>
-      <w:r>
-        <w:rPr>
-          <w:rFonts w:ascii="Aptos Display" w:hAnsi="Aptos Display"/>
-          <w:b/>
-          <w:bCs/>
-          <w:sz w:val="28"/>
-          <w:szCs w:val="28"/>
-        </w:rPr>
-        <w:t>Skins</w:t>
-      </w:r>
-      <w:r>
-        <w:rPr>
-          <w:rFonts w:ascii="Aptos Display" w:hAnsi="Aptos Display"/>
-          <w:b/>
-          <w:bCs/>
-          <w:sz w:val="28"/>
-          <w:szCs w:val="28"/>
-        </w:rPr>
-        <w:t xml:space="preserve"> </w:t>
-      </w:r>
-      <w:r>
-        <w:rPr>
-          <w:rFonts w:ascii="Aptos Display" w:hAnsi="Aptos Display"/>
-          <w:sz w:val="28"/>
-          <w:szCs w:val="28"/>
-        </w:rPr>
-        <w:t>each</w:t>
-      </w:r>
-      <w:r>
-        <w:rPr>
-          <w:rFonts w:ascii="Aptos Display" w:hAnsi="Aptos Display"/>
-          <w:sz w:val="28"/>
-          <w:szCs w:val="28"/>
-        </w:rPr>
-        <w:t>, then back to original wood percussion on M62</w:t>
-      </w:r>
-    </w:p>
-    <w:p>
-      <w:pPr>
-        <w:pStyle w:val="ListParagraph"/>
-        <w:rPr>
-          <w:rFonts w:ascii="Aptos Display" w:hAnsi="Aptos Display" w:cs="Segoe UI"/>
+        <w:t xml:space="preserve"> one staff of Skins each, then back to original wood percussion on M62</w:t>
+      </w:r>
+    </w:p>
+    <w:p>
+      <w:pPr>
+        <w:pStyle w:val="ListParagraph"/>
+        <w:rPr>
+          <w:rFonts w:ascii="Aptos Display" w:hAnsi="Aptos Display" w:cs="Segoe UI"/>
+          <w:b/>
+          <w:bCs/>
           <w:color w:val="000000"/>
           <w:sz w:val="28"/>
           <w:szCs w:val="28"/>
@@ -2051,6 +1932,8 @@
         <w:pStyle w:val="ListParagraph"/>
         <w:rPr>
           <w:rFonts w:ascii="Aptos Display" w:hAnsi="Aptos Display" w:cs="Segoe UI"/>
+          <w:b/>
+          <w:bCs/>
           <w:color w:val="000000"/>
           <w:sz w:val="28"/>
           <w:szCs w:val="28"/>
@@ -2096,16 +1979,7 @@
           <w:sz w:val="28"/>
           <w:szCs w:val="28"/>
         </w:rPr>
-        <w:t xml:space="preserve"> M670</w:t>
-      </w:r>
-      <w:r>
-        <w:rPr>
-          <w:rFonts w:ascii="Aptos Display" w:hAnsi="Aptos Display" w:cs="Segoe UI"/>
-          <w:color w:val="000000"/>
-          <w:sz w:val="28"/>
-          <w:szCs w:val="28"/>
-        </w:rPr>
-        <w:br/>
+        <w:t xml:space="preserve"> M67</w:t>
       </w:r>
     </w:p>
     <w:p>
@@ -2120,44 +1994,6 @@
           <w:szCs w:val="28"/>
         </w:rPr>
       </w:pPr>
-      <w:r>
-        <w:rPr>
-          <w:rFonts w:ascii="Aptos Display" w:hAnsi="Aptos Display" w:cs="Segoe UI"/>
-          <w:color w:val="000000"/>
-          <w:sz w:val="28"/>
-          <w:szCs w:val="28"/>
-        </w:rPr>
-        <w:t xml:space="preserve">Perc 1 left hand (delete </w:t>
-      </w:r>
-      <w:proofErr w:type="gramStart"/>
-      <w:r>
-        <w:rPr>
-          <w:rFonts w:ascii="Aptos Display" w:hAnsi="Aptos Display" w:cs="Segoe UI"/>
-          <w:color w:val="000000"/>
-          <w:sz w:val="28"/>
-          <w:szCs w:val="28"/>
-        </w:rPr>
-        <w:t>all of</w:t>
-      </w:r>
-      <w:proofErr w:type="gramEnd"/>
-      <w:r>
-        <w:rPr>
-          <w:rFonts w:ascii="Aptos Display" w:hAnsi="Aptos Display" w:cs="Segoe UI"/>
-          <w:color w:val="000000"/>
-          <w:sz w:val="28"/>
-          <w:szCs w:val="28"/>
-        </w:rPr>
-        <w:t xml:space="preserve"> M63, M66, Beat 3 of M67, and all of M68)</w:t>
-      </w:r>
-      <w:r>
-        <w:rPr>
-          <w:rFonts w:ascii="Aptos Display" w:hAnsi="Aptos Display" w:cs="Segoe UI"/>
-          <w:color w:val="000000"/>
-          <w:sz w:val="28"/>
-          <w:szCs w:val="28"/>
-        </w:rPr>
-        <w:br/>
-      </w:r>
     </w:p>
     <w:p>
       <w:pPr>
@@ -2166,19 +2002,21 @@
         <w:textAlignment w:val="baseline"/>
         <w:rPr>
           <w:rFonts w:ascii="Aptos Display" w:hAnsi="Aptos Display" w:cs="Segoe UI"/>
-          <w:color w:val="000000"/>
-          <w:sz w:val="28"/>
-          <w:szCs w:val="28"/>
-        </w:rPr>
-      </w:pPr>
-      <w:r>
-        <w:rPr>
-          <w:rFonts w:ascii="Aptos Display" w:hAnsi="Aptos Display" w:cs="Segoe UI"/>
-          <w:color w:val="000000"/>
-          <w:sz w:val="28"/>
-          <w:szCs w:val="28"/>
-        </w:rPr>
-        <w:t xml:space="preserve">Perc 2 (delete beat 2 of M62, beat 3 of 63, </w:t>
+          <w:b/>
+          <w:bCs/>
+          <w:color w:val="000000"/>
+          <w:sz w:val="28"/>
+          <w:szCs w:val="28"/>
+        </w:rPr>
+      </w:pPr>
+      <w:r>
+        <w:rPr>
+          <w:rFonts w:ascii="Aptos Display" w:hAnsi="Aptos Display" w:cs="Segoe UI"/>
+          <w:color w:val="000000"/>
+          <w:sz w:val="28"/>
+          <w:szCs w:val="28"/>
+        </w:rPr>
+        <w:t xml:space="preserve">Perc 1 left hand (delete </w:t>
       </w:r>
       <w:proofErr w:type="gramStart"/>
       <w:r>
@@ -2198,34 +2036,18 @@
           <w:sz w:val="28"/>
           <w:szCs w:val="28"/>
         </w:rPr>
-        <w:t xml:space="preserve"> M64, </w:t>
-      </w:r>
-      <w:r>
-        <w:rPr>
-          <w:rFonts w:ascii="Aptos Display" w:hAnsi="Aptos Display" w:cs="Segoe UI"/>
-          <w:color w:val="000000"/>
-          <w:sz w:val="28"/>
-          <w:szCs w:val="28"/>
-        </w:rPr>
-        <w:t>M66, and beat 2 of M67</w:t>
-      </w:r>
-      <w:r>
-        <w:rPr>
-          <w:rFonts w:ascii="Aptos Display" w:hAnsi="Aptos Display" w:cs="Segoe UI"/>
-          <w:color w:val="000000"/>
-          <w:sz w:val="28"/>
-          <w:szCs w:val="28"/>
-        </w:rPr>
-        <w:t xml:space="preserve"> and M68</w:t>
-      </w:r>
-      <w:r>
-        <w:rPr>
-          <w:rFonts w:ascii="Aptos Display" w:hAnsi="Aptos Display" w:cs="Segoe UI"/>
-          <w:color w:val="000000"/>
-          <w:sz w:val="28"/>
-          <w:szCs w:val="28"/>
-        </w:rPr>
-        <w:t>)</w:t>
+        <w:t xml:space="preserve"> M63, M66, Beat 3 of M67, and all of M68)</w:t>
+      </w:r>
+      <w:r>
+        <w:rPr>
+          <w:rFonts w:ascii="Aptos Display" w:hAnsi="Aptos Display" w:cs="Segoe UI"/>
+          <w:b/>
+          <w:bCs/>
+          <w:color w:val="000000"/>
+          <w:sz w:val="28"/>
+          <w:szCs w:val="28"/>
+        </w:rPr>
+        <w:br/>
       </w:r>
     </w:p>
     <w:p>
@@ -2240,111 +2062,85 @@
           <w:szCs w:val="28"/>
         </w:rPr>
       </w:pPr>
-    </w:p>
-    <w:p>
-      <w:pPr>
-        <w:pStyle w:val="ListParagraph"/>
-        <w:numPr>
-          <w:ilvl w:val="0"/>
-          <w:numId w:val="2"/>
-        </w:numPr>
+      <w:r>
+        <w:rPr>
+          <w:rFonts w:ascii="Aptos Display" w:hAnsi="Aptos Display" w:cs="Segoe UI"/>
+          <w:color w:val="000000"/>
+          <w:sz w:val="28"/>
+          <w:szCs w:val="28"/>
+        </w:rPr>
+        <w:t xml:space="preserve">Perc 2 (delete beat 2 of M62, beat 3 of 63, </w:t>
+      </w:r>
+      <w:proofErr w:type="gramStart"/>
+      <w:r>
+        <w:rPr>
+          <w:rFonts w:ascii="Aptos Display" w:hAnsi="Aptos Display" w:cs="Segoe UI"/>
+          <w:color w:val="000000"/>
+          <w:sz w:val="28"/>
+          <w:szCs w:val="28"/>
+        </w:rPr>
+        <w:t>all of</w:t>
+      </w:r>
+      <w:proofErr w:type="gramEnd"/>
+      <w:r>
+        <w:rPr>
+          <w:rFonts w:ascii="Aptos Display" w:hAnsi="Aptos Display" w:cs="Segoe UI"/>
+          <w:color w:val="000000"/>
+          <w:sz w:val="28"/>
+          <w:szCs w:val="28"/>
+        </w:rPr>
+        <w:t xml:space="preserve"> M64, </w:t>
+      </w:r>
+      <w:r>
+        <w:rPr>
+          <w:rFonts w:ascii="Aptos Display" w:hAnsi="Aptos Display" w:cs="Segoe UI"/>
+          <w:color w:val="000000"/>
+          <w:sz w:val="28"/>
+          <w:szCs w:val="28"/>
+        </w:rPr>
+        <w:t>M66, and beat 2 of M67</w:t>
+      </w:r>
+      <w:r>
+        <w:rPr>
+          <w:rFonts w:ascii="Aptos Display" w:hAnsi="Aptos Display" w:cs="Segoe UI"/>
+          <w:color w:val="000000"/>
+          <w:sz w:val="28"/>
+          <w:szCs w:val="28"/>
+        </w:rPr>
+        <w:t xml:space="preserve"> and M68</w:t>
+      </w:r>
+      <w:r>
+        <w:rPr>
+          <w:rFonts w:ascii="Aptos Display" w:hAnsi="Aptos Display" w:cs="Segoe UI"/>
+          <w:color w:val="000000"/>
+          <w:sz w:val="28"/>
+          <w:szCs w:val="28"/>
+        </w:rPr>
+        <w:t>)</w:t>
+      </w:r>
+    </w:p>
+    <w:p>
+      <w:pPr>
+        <w:pStyle w:val="ListParagraph"/>
         <w:shd w:val="clear" w:color="auto" w:fill="FFFFFF"/>
         <w:textAlignment w:val="baseline"/>
         <w:rPr>
           <w:rFonts w:ascii="Aptos Display" w:hAnsi="Aptos Display" w:cs="Segoe UI"/>
-          <w:color w:val="000000"/>
-          <w:sz w:val="28"/>
-          <w:szCs w:val="28"/>
-        </w:rPr>
-      </w:pPr>
-      <w:r>
-        <w:rPr>
-          <w:rFonts w:ascii="Aptos Display" w:hAnsi="Aptos Display" w:cs="Segoe UI"/>
-          <w:color w:val="000000"/>
-          <w:sz w:val="28"/>
-          <w:szCs w:val="28"/>
-        </w:rPr>
-        <w:t>M</w:t>
-      </w:r>
-      <w:r>
-        <w:rPr>
-          <w:rFonts w:ascii="Aptos Display" w:hAnsi="Aptos Display" w:cs="Segoe UI"/>
-          <w:color w:val="000000"/>
-          <w:sz w:val="28"/>
-          <w:szCs w:val="28"/>
-        </w:rPr>
-        <w:t>69</w:t>
-      </w:r>
-      <w:r>
-        <w:rPr>
-          <w:rFonts w:ascii="Aptos Display" w:hAnsi="Aptos Display" w:cs="Segoe UI"/>
-          <w:color w:val="000000"/>
-          <w:sz w:val="28"/>
-          <w:szCs w:val="28"/>
-        </w:rPr>
-        <w:t xml:space="preserve"> – </w:t>
-      </w:r>
-      <w:r>
-        <w:rPr>
-          <w:rFonts w:ascii="Aptos Display" w:hAnsi="Aptos Display" w:cs="Segoe UI"/>
-          <w:color w:val="000000"/>
-          <w:sz w:val="28"/>
-          <w:szCs w:val="28"/>
-        </w:rPr>
-        <w:t>71,</w:t>
-      </w:r>
-      <w:r>
-        <w:rPr>
-          <w:rFonts w:ascii="Aptos Display" w:hAnsi="Aptos Display" w:cs="Segoe UI"/>
-          <w:color w:val="000000"/>
-          <w:sz w:val="28"/>
-          <w:szCs w:val="28"/>
-        </w:rPr>
-        <w:t xml:space="preserve"> Perc 1 and Perc 2: </w:t>
-      </w:r>
-      <w:r>
-        <w:rPr>
-          <w:rFonts w:ascii="Aptos Display" w:hAnsi="Aptos Display" w:cs="Segoe UI"/>
-          <w:color w:val="000000"/>
-          <w:sz w:val="28"/>
-          <w:szCs w:val="28"/>
-        </w:rPr>
-        <w:t xml:space="preserve">Make both parts into </w:t>
-      </w:r>
-      <w:r>
-        <w:rPr>
-          <w:rFonts w:ascii="Aptos Display" w:hAnsi="Aptos Display" w:cs="Segoe UI"/>
-          <w:b/>
-          <w:bCs/>
-          <w:color w:val="000000"/>
-          <w:sz w:val="28"/>
-          <w:szCs w:val="28"/>
-        </w:rPr>
-        <w:t>Skins</w:t>
-      </w:r>
-      <w:r>
-        <w:rPr>
-          <w:rFonts w:ascii="Aptos Display" w:hAnsi="Aptos Display" w:cs="Segoe UI"/>
-          <w:b/>
-          <w:bCs/>
-          <w:color w:val="000000"/>
-          <w:sz w:val="28"/>
-          <w:szCs w:val="28"/>
-        </w:rPr>
-        <w:t xml:space="preserve">, </w:t>
-      </w:r>
-      <w:r>
-        <w:rPr>
-          <w:rFonts w:ascii="Aptos Display" w:hAnsi="Aptos Display" w:cs="Segoe UI"/>
-          <w:color w:val="000000"/>
-          <w:sz w:val="28"/>
-          <w:szCs w:val="28"/>
-        </w:rPr>
-        <w:t>delete Perc 1 M70 (both hands), M71 make it just one staff for Perc 1.</w:t>
-      </w:r>
-    </w:p>
-    <w:p>
-      <w:pPr>
+          <w:b/>
+          <w:bCs/>
+          <w:color w:val="000000"/>
+          <w:sz w:val="28"/>
+          <w:szCs w:val="28"/>
+        </w:rPr>
+      </w:pPr>
+    </w:p>
+    <w:p>
+      <w:pPr>
+        <w:pStyle w:val="ListParagraph"/>
+        <w:numPr>
+          <w:ilvl w:val="0"/>
+          <w:numId w:val="2"/>
+        </w:numPr>
         <w:shd w:val="clear" w:color="auto" w:fill="FFFFFF"/>
         <w:textAlignment w:val="baseline"/>
         <w:rPr>
@@ -2354,69 +2150,69 @@
           <w:szCs w:val="28"/>
         </w:rPr>
       </w:pPr>
-    </w:p>
-    <w:p>
-      <w:pPr>
-        <w:pStyle w:val="ListParagraph"/>
-        <w:numPr>
-          <w:ilvl w:val="0"/>
-          <w:numId w:val="2"/>
-        </w:numPr>
+      <w:r>
+        <w:rPr>
+          <w:rFonts w:ascii="Aptos Display" w:hAnsi="Aptos Display" w:cs="Segoe UI"/>
+          <w:color w:val="000000"/>
+          <w:sz w:val="28"/>
+          <w:szCs w:val="28"/>
+        </w:rPr>
+        <w:t>M</w:t>
+      </w:r>
+      <w:r>
+        <w:rPr>
+          <w:rFonts w:ascii="Aptos Display" w:hAnsi="Aptos Display" w:cs="Segoe UI"/>
+          <w:color w:val="000000"/>
+          <w:sz w:val="28"/>
+          <w:szCs w:val="28"/>
+        </w:rPr>
+        <w:t>69</w:t>
+      </w:r>
+      <w:r>
+        <w:rPr>
+          <w:rFonts w:ascii="Aptos Display" w:hAnsi="Aptos Display" w:cs="Segoe UI"/>
+          <w:color w:val="000000"/>
+          <w:sz w:val="28"/>
+          <w:szCs w:val="28"/>
+        </w:rPr>
+        <w:t xml:space="preserve"> – </w:t>
+      </w:r>
+      <w:r>
+        <w:rPr>
+          <w:rFonts w:ascii="Aptos Display" w:hAnsi="Aptos Display" w:cs="Segoe UI"/>
+          <w:color w:val="000000"/>
+          <w:sz w:val="28"/>
+          <w:szCs w:val="28"/>
+        </w:rPr>
+        <w:t>71,</w:t>
+      </w:r>
+      <w:r>
+        <w:rPr>
+          <w:rFonts w:ascii="Aptos Display" w:hAnsi="Aptos Display" w:cs="Segoe UI"/>
+          <w:color w:val="000000"/>
+          <w:sz w:val="28"/>
+          <w:szCs w:val="28"/>
+        </w:rPr>
+        <w:t xml:space="preserve"> Perc 1 and Perc 2: </w:t>
+      </w:r>
+      <w:r>
+        <w:rPr>
+          <w:rFonts w:ascii="Aptos Display" w:hAnsi="Aptos Display" w:cs="Segoe UI"/>
+          <w:color w:val="000000"/>
+          <w:sz w:val="28"/>
+          <w:szCs w:val="28"/>
+        </w:rPr>
+        <w:t>Make both parts into Skins, delete Perc 1 M70 (both hands), M71 make it just one staff for Perc 1.</w:t>
+      </w:r>
+    </w:p>
+    <w:p>
+      <w:pPr>
         <w:shd w:val="clear" w:color="auto" w:fill="FFFFFF"/>
         <w:textAlignment w:val="baseline"/>
         <w:rPr>
           <w:rFonts w:ascii="Aptos Display" w:hAnsi="Aptos Display" w:cs="Segoe UI"/>
-          <w:color w:val="000000"/>
-          <w:sz w:val="28"/>
-          <w:szCs w:val="28"/>
-        </w:rPr>
-      </w:pPr>
-      <w:r>
-        <w:rPr>
-          <w:rFonts w:ascii="Aptos Display" w:hAnsi="Aptos Display" w:cs="Segoe UI"/>
-          <w:color w:val="000000"/>
-          <w:sz w:val="28"/>
-          <w:szCs w:val="28"/>
-        </w:rPr>
-        <w:t xml:space="preserve">M73 – 77, Perc 1: make part into </w:t>
-      </w:r>
-      <w:r>
-        <w:rPr>
-          <w:rFonts w:ascii="Aptos Display" w:hAnsi="Aptos Display" w:cs="Segoe UI"/>
-          <w:b/>
-          <w:bCs/>
-          <w:color w:val="000000"/>
-          <w:sz w:val="28"/>
-          <w:szCs w:val="28"/>
-        </w:rPr>
-        <w:t>Skins</w:t>
-      </w:r>
-      <w:r>
-        <w:rPr>
-          <w:rFonts w:ascii="Aptos Display" w:hAnsi="Aptos Display" w:cs="Segoe UI"/>
-          <w:color w:val="000000"/>
-          <w:sz w:val="28"/>
-          <w:szCs w:val="28"/>
-        </w:rPr>
-        <w:t xml:space="preserve">, keep only one </w:t>
-      </w:r>
-      <w:proofErr w:type="gramStart"/>
-      <w:r>
-        <w:rPr>
-          <w:rFonts w:ascii="Aptos Display" w:hAnsi="Aptos Display" w:cs="Segoe UI"/>
-          <w:color w:val="000000"/>
-          <w:sz w:val="28"/>
-          <w:szCs w:val="28"/>
-        </w:rPr>
-        <w:t>staff</w:t>
-      </w:r>
-      <w:proofErr w:type="gramEnd"/>
-    </w:p>
-    <w:p>
-      <w:pPr>
-        <w:pStyle w:val="ListParagraph"/>
-        <w:rPr>
-          <w:rFonts w:ascii="Aptos Display" w:hAnsi="Aptos Display" w:cs="Segoe UI"/>
+          <w:b/>
+          <w:bCs/>
           <w:color w:val="000000"/>
           <w:sz w:val="28"/>
           <w:szCs w:val="28"/>
@@ -2446,19 +2242,17 @@
           <w:sz w:val="28"/>
           <w:szCs w:val="28"/>
         </w:rPr>
-        <w:t xml:space="preserve">M76-77, Perc 2: make part into </w:t>
+        <w:t xml:space="preserve">M73 – 77, Perc 1: make part into Skins, keep only one </w:t>
       </w:r>
       <w:proofErr w:type="gramStart"/>
       <w:r>
         <w:rPr>
           <w:rFonts w:ascii="Aptos Display" w:hAnsi="Aptos Display" w:cs="Segoe UI"/>
-          <w:b/>
-          <w:bCs/>
-          <w:color w:val="000000"/>
-          <w:sz w:val="28"/>
-          <w:szCs w:val="28"/>
-        </w:rPr>
-        <w:t>Skins</w:t>
+          <w:color w:val="000000"/>
+          <w:sz w:val="28"/>
+          <w:szCs w:val="28"/>
+        </w:rPr>
+        <w:t>staff</w:t>
       </w:r>
       <w:proofErr w:type="gramEnd"/>
     </w:p>
@@ -2496,74 +2290,40 @@
           <w:sz w:val="28"/>
           <w:szCs w:val="28"/>
         </w:rPr>
-        <w:t xml:space="preserve">M79 – 98, Perc 1 and 2: make both parts into </w:t>
-      </w:r>
-      <w:r>
-        <w:rPr>
-          <w:rFonts w:ascii="Aptos Display" w:hAnsi="Aptos Display" w:cs="Segoe UI"/>
-          <w:b/>
-          <w:bCs/>
+        <w:t xml:space="preserve">M76-77, Perc 2: make part into </w:t>
+      </w:r>
+      <w:proofErr w:type="gramStart"/>
+      <w:r>
+        <w:rPr>
+          <w:rFonts w:ascii="Aptos Display" w:hAnsi="Aptos Display" w:cs="Segoe UI"/>
           <w:color w:val="000000"/>
           <w:sz w:val="28"/>
           <w:szCs w:val="28"/>
         </w:rPr>
         <w:t>Skins</w:t>
       </w:r>
-      <w:r>
-        <w:rPr>
-          <w:rFonts w:ascii="Aptos Display" w:hAnsi="Aptos Display" w:cs="Segoe UI"/>
-          <w:color w:val="000000"/>
-          <w:sz w:val="28"/>
-          <w:szCs w:val="28"/>
-        </w:rPr>
-        <w:t xml:space="preserve">; and aside from ff attacks on beat 1 of M79, M84, and M95 and beat 2 of M84, delete all single attacks that don’t have grace-notes and only leave bouncy gestures. </w:t>
-      </w:r>
-      <w:r>
-        <w:rPr>
-          <w:rFonts w:ascii="Aptos Display" w:hAnsi="Aptos Display" w:cs="Segoe UI"/>
-          <w:color w:val="000000"/>
-          <w:sz w:val="28"/>
-          <w:szCs w:val="28"/>
-        </w:rPr>
-        <w:t xml:space="preserve">ALSO make ALL bouncy gestures (except ff ones) start at </w:t>
-      </w:r>
-      <w:proofErr w:type="spellStart"/>
-      <w:r>
-        <w:rPr>
-          <w:rFonts w:ascii="Aptos Display" w:hAnsi="Aptos Display" w:cs="Segoe UI"/>
-          <w:b/>
-          <w:bCs/>
-          <w:color w:val="000000"/>
-          <w:sz w:val="28"/>
-          <w:szCs w:val="28"/>
-        </w:rPr>
-        <w:t>mp</w:t>
-      </w:r>
-      <w:proofErr w:type="spellEnd"/>
-      <w:r>
-        <w:rPr>
-          <w:rFonts w:ascii="Aptos Display" w:hAnsi="Aptos Display" w:cs="Segoe UI"/>
-          <w:color w:val="000000"/>
-          <w:sz w:val="28"/>
-          <w:szCs w:val="28"/>
-        </w:rPr>
-        <w:t xml:space="preserve">. </w:t>
-      </w:r>
-    </w:p>
-    <w:p>
-      <w:pPr>
-        <w:pStyle w:val="ListParagraph"/>
-        <w:rPr>
-          <w:rFonts w:ascii="Aptos Display" w:hAnsi="Aptos Display" w:cs="Segoe UI"/>
-          <w:color w:val="000000"/>
-          <w:sz w:val="28"/>
-          <w:szCs w:val="28"/>
-        </w:rPr>
-      </w:pPr>
-    </w:p>
-    <w:p>
-      <w:pPr>
-        <w:pStyle w:val="ListParagraph"/>
+      <w:proofErr w:type="gramEnd"/>
+    </w:p>
+    <w:p>
+      <w:pPr>
+        <w:pStyle w:val="ListParagraph"/>
+        <w:rPr>
+          <w:rFonts w:ascii="Aptos Display" w:hAnsi="Aptos Display" w:cs="Segoe UI"/>
+          <w:b/>
+          <w:bCs/>
+          <w:color w:val="000000"/>
+          <w:sz w:val="28"/>
+          <w:szCs w:val="28"/>
+        </w:rPr>
+      </w:pPr>
+    </w:p>
+    <w:p>
+      <w:pPr>
+        <w:pStyle w:val="ListParagraph"/>
+        <w:numPr>
+          <w:ilvl w:val="0"/>
+          <w:numId w:val="2"/>
+        </w:numPr>
         <w:shd w:val="clear" w:color="auto" w:fill="FFFFFF"/>
         <w:textAlignment w:val="baseline"/>
         <w:rPr>
@@ -2580,6 +2340,68 @@
           <w:sz w:val="28"/>
           <w:szCs w:val="28"/>
         </w:rPr>
+        <w:t xml:space="preserve">M79 – 98, Perc 1 and 2: make both parts into Skins; and aside from ff attacks on beat 1 of M79, M84, and M95 and beat 2 of M84, delete all single attacks that don’t have grace-notes and only leave bouncy gestures. </w:t>
+      </w:r>
+      <w:r>
+        <w:rPr>
+          <w:rFonts w:ascii="Aptos Display" w:hAnsi="Aptos Display" w:cs="Segoe UI"/>
+          <w:color w:val="000000"/>
+          <w:sz w:val="28"/>
+          <w:szCs w:val="28"/>
+        </w:rPr>
+        <w:t xml:space="preserve">ALSO make ALL bouncy gestures (except ff ones) start at </w:t>
+      </w:r>
+      <w:proofErr w:type="spellStart"/>
+      <w:r>
+        <w:rPr>
+          <w:rFonts w:ascii="Aptos Display" w:hAnsi="Aptos Display" w:cs="Segoe UI"/>
+          <w:color w:val="000000"/>
+          <w:sz w:val="28"/>
+          <w:szCs w:val="28"/>
+        </w:rPr>
+        <w:t>mp</w:t>
+      </w:r>
+      <w:proofErr w:type="spellEnd"/>
+      <w:r>
+        <w:rPr>
+          <w:rFonts w:ascii="Aptos Display" w:hAnsi="Aptos Display" w:cs="Segoe UI"/>
+          <w:color w:val="000000"/>
+          <w:sz w:val="28"/>
+          <w:szCs w:val="28"/>
+        </w:rPr>
+        <w:t xml:space="preserve">. </w:t>
+      </w:r>
+    </w:p>
+    <w:p>
+      <w:pPr>
+        <w:pStyle w:val="ListParagraph"/>
+        <w:rPr>
+          <w:rFonts w:ascii="Aptos Display" w:hAnsi="Aptos Display" w:cs="Segoe UI"/>
+          <w:color w:val="000000"/>
+          <w:sz w:val="28"/>
+          <w:szCs w:val="28"/>
+        </w:rPr>
+      </w:pPr>
+    </w:p>
+    <w:p>
+      <w:pPr>
+        <w:pStyle w:val="ListParagraph"/>
+        <w:shd w:val="clear" w:color="auto" w:fill="FFFFFF"/>
+        <w:textAlignment w:val="baseline"/>
+        <w:rPr>
+          <w:rFonts w:ascii="Aptos Display" w:hAnsi="Aptos Display" w:cs="Segoe UI"/>
+          <w:color w:val="000000"/>
+          <w:sz w:val="28"/>
+          <w:szCs w:val="28"/>
+        </w:rPr>
+      </w:pPr>
+      <w:r>
+        <w:rPr>
+          <w:rFonts w:ascii="Aptos Display" w:hAnsi="Aptos Display" w:cs="Segoe UI"/>
+          <w:color w:val="000000"/>
+          <w:sz w:val="28"/>
+          <w:szCs w:val="28"/>
+        </w:rPr>
         <w:t>More specifically:</w:t>
       </w:r>
     </w:p>
@@ -2588,6 +2410,8 @@
         <w:pStyle w:val="ListParagraph"/>
         <w:rPr>
           <w:rFonts w:ascii="Aptos Display" w:hAnsi="Aptos Display" w:cs="Segoe UI"/>
+          <w:b/>
+          <w:bCs/>
           <w:color w:val="000000"/>
           <w:sz w:val="28"/>
           <w:szCs w:val="28"/>
@@ -2689,7 +2513,16 @@
           <w:sz w:val="28"/>
           <w:szCs w:val="28"/>
         </w:rPr>
-        <w:t>delete M80, 81, M84 beat 3, M86 beat 2, M87, M89 beat 4, M91 beat 1, M92, M96, M97 beat 1,)</w:t>
+        <w:t>delete M80, 81, M84 beat 3, M86 beat 2, M87, M89 beat 4, M91 beat 1, M92, M96, M97 beat 1</w:t>
+      </w:r>
+      <w:r>
+        <w:rPr>
+          <w:rFonts w:ascii="Aptos Display" w:hAnsi="Aptos Display" w:cs="Segoe UI"/>
+          <w:color w:val="000000"/>
+          <w:sz w:val="28"/>
+          <w:szCs w:val="28"/>
+        </w:rPr>
+        <w:t>)</w:t>
       </w:r>
     </w:p>
     <w:p>
@@ -2699,6 +2532,8 @@
         <w:textAlignment w:val="baseline"/>
         <w:rPr>
           <w:rFonts w:ascii="Aptos Display" w:hAnsi="Aptos Display" w:cs="Segoe UI"/>
+          <w:b/>
+          <w:bCs/>
           <w:color w:val="000000"/>
           <w:sz w:val="28"/>
           <w:szCs w:val="28"/>
@@ -2734,6 +2569,8 @@
         <w:textAlignment w:val="baseline"/>
         <w:rPr>
           <w:rFonts w:ascii="Aptos Display" w:hAnsi="Aptos Display" w:cs="Segoe UI"/>
+          <w:b/>
+          <w:bCs/>
           <w:color w:val="000000"/>
           <w:sz w:val="28"/>
           <w:szCs w:val="28"/>
@@ -2790,27 +2627,7 @@
           <w:sz w:val="28"/>
           <w:szCs w:val="28"/>
         </w:rPr>
-        <w:t xml:space="preserve">Make both parts </w:t>
-      </w:r>
-      <w:r>
-        <w:rPr>
-          <w:rFonts w:ascii="Aptos Display" w:hAnsi="Aptos Display" w:cs="Segoe UI"/>
-          <w:b/>
-          <w:bCs/>
-          <w:color w:val="000000"/>
-          <w:sz w:val="28"/>
-          <w:szCs w:val="28"/>
-        </w:rPr>
-        <w:t>Skins</w:t>
-      </w:r>
-      <w:r>
-        <w:rPr>
-          <w:rFonts w:ascii="Aptos Display" w:hAnsi="Aptos Display" w:cs="Segoe UI"/>
-          <w:color w:val="000000"/>
-          <w:sz w:val="28"/>
-          <w:szCs w:val="28"/>
-        </w:rPr>
-        <w:t xml:space="preserve"> (only one staff for Perc 1); Then between beat 4 of M100 (quarter note tied to whole note) through101 </w:t>
+        <w:t xml:space="preserve">Make both parts Skins (only one staff for Perc 1); Then between beat 4 of M100 (quarter note tied to whole note) through101 </w:t>
       </w:r>
       <w:r>
         <w:rPr>
@@ -2957,38 +2774,16 @@
           <w:sz w:val="28"/>
           <w:szCs w:val="28"/>
         </w:rPr>
-        <w:t xml:space="preserve">respective </w:t>
-      </w:r>
-      <w:r>
-        <w:rPr>
-          <w:rFonts w:ascii="Aptos Display" w:hAnsi="Aptos Display" w:cs="Segoe UI"/>
-          <w:b/>
-          <w:bCs/>
-          <w:color w:val="000000"/>
-          <w:sz w:val="28"/>
-          <w:szCs w:val="28"/>
-        </w:rPr>
-        <w:t>Skin</w:t>
-      </w:r>
-      <w:r>
-        <w:rPr>
-          <w:rFonts w:ascii="Aptos Display" w:hAnsi="Aptos Display" w:cs="Segoe UI"/>
-          <w:b/>
-          <w:bCs/>
-          <w:color w:val="000000"/>
-          <w:sz w:val="28"/>
-          <w:szCs w:val="28"/>
-        </w:rPr>
-        <w:t xml:space="preserve">; </w:t>
-      </w:r>
-      <w:r>
-        <w:rPr>
-          <w:rFonts w:ascii="Aptos Display" w:hAnsi="Aptos Display" w:cs="Segoe UI"/>
-          <w:color w:val="000000"/>
-          <w:sz w:val="28"/>
-          <w:szCs w:val="28"/>
-        </w:rPr>
-        <w:t xml:space="preserve">also delete bottom </w:t>
+        <w:t>respective Skin</w:t>
+      </w:r>
+      <w:r>
+        <w:rPr>
+          <w:rFonts w:ascii="Aptos Display" w:hAnsi="Aptos Display" w:cs="Segoe UI"/>
+          <w:color w:val="000000"/>
+          <w:sz w:val="28"/>
+          <w:szCs w:val="28"/>
+        </w:rPr>
+        <w:t xml:space="preserve">; also delete bottom </w:t>
       </w:r>
       <w:proofErr w:type="gramStart"/>
       <w:r>
@@ -3017,6 +2812,8 @@
         <w:textAlignment w:val="baseline"/>
         <w:rPr>
           <w:rFonts w:ascii="Aptos Display" w:hAnsi="Aptos Display" w:cs="Segoe UI"/>
+          <w:b/>
+          <w:bCs/>
           <w:color w:val="000000"/>
           <w:sz w:val="28"/>
           <w:szCs w:val="28"/>
@@ -3046,27 +2843,7 @@
           <w:sz w:val="28"/>
           <w:szCs w:val="28"/>
         </w:rPr>
-        <w:t xml:space="preserve">M105 – 115, Perc 1: Should be now all </w:t>
-      </w:r>
-      <w:r>
-        <w:rPr>
-          <w:rFonts w:ascii="Aptos Display" w:hAnsi="Aptos Display" w:cs="Segoe UI"/>
-          <w:b/>
-          <w:bCs/>
-          <w:color w:val="000000"/>
-          <w:sz w:val="28"/>
-          <w:szCs w:val="28"/>
-        </w:rPr>
-        <w:t>Skin</w:t>
-      </w:r>
-      <w:r>
-        <w:rPr>
-          <w:rFonts w:ascii="Aptos Display" w:hAnsi="Aptos Display" w:cs="Segoe UI"/>
-          <w:color w:val="000000"/>
-          <w:sz w:val="28"/>
-          <w:szCs w:val="28"/>
-        </w:rPr>
-        <w:t xml:space="preserve">. Make all wood attacks into respective </w:t>
+        <w:t xml:space="preserve">M105 – 115, Perc 1: Should be now all Skin. Make all wood attacks into respective </w:t>
       </w:r>
       <w:proofErr w:type="gramStart"/>
       <w:r>
@@ -3103,6 +2880,8 @@
         <w:pStyle w:val="ListParagraph"/>
         <w:rPr>
           <w:rFonts w:ascii="Aptos Display" w:hAnsi="Aptos Display" w:cs="Segoe UI"/>
+          <w:b/>
+          <w:bCs/>
           <w:color w:val="000000"/>
           <w:sz w:val="28"/>
           <w:szCs w:val="28"/>
@@ -3203,27 +2982,7 @@
           <w:sz w:val="28"/>
           <w:szCs w:val="28"/>
         </w:rPr>
-        <w:t xml:space="preserve"> part (keep one staff and should now be </w:t>
-      </w:r>
-      <w:r>
-        <w:rPr>
-          <w:rFonts w:ascii="Aptos Display" w:hAnsi="Aptos Display" w:cs="Segoe UI"/>
-          <w:b/>
-          <w:bCs/>
-          <w:color w:val="000000"/>
-          <w:sz w:val="28"/>
-          <w:szCs w:val="28"/>
-        </w:rPr>
-        <w:t>Skins</w:t>
-      </w:r>
-      <w:r>
-        <w:rPr>
-          <w:rFonts w:ascii="Aptos Display" w:hAnsi="Aptos Display" w:cs="Segoe UI"/>
-          <w:color w:val="000000"/>
-          <w:sz w:val="28"/>
-          <w:szCs w:val="28"/>
-        </w:rPr>
-        <w:t>)</w:t>
+        <w:t xml:space="preserve"> part (keep one staff and should now be Skins)</w:t>
       </w:r>
     </w:p>
     <w:p>
@@ -3250,27 +3009,7 @@
           <w:szCs w:val="28"/>
         </w:rPr>
         <w:lastRenderedPageBreak/>
-        <w:t xml:space="preserve">M122, Perc 1 and 2: Make both parts into respective </w:t>
-      </w:r>
-      <w:r>
-        <w:rPr>
-          <w:rFonts w:ascii="Aptos Display" w:hAnsi="Aptos Display" w:cs="Segoe UI"/>
-          <w:b/>
-          <w:bCs/>
-          <w:color w:val="000000"/>
-          <w:sz w:val="28"/>
-          <w:szCs w:val="28"/>
-        </w:rPr>
-        <w:t>Skins</w:t>
-      </w:r>
-      <w:r>
-        <w:rPr>
-          <w:rFonts w:ascii="Aptos Display" w:hAnsi="Aptos Display" w:cs="Segoe UI"/>
-          <w:color w:val="000000"/>
-          <w:sz w:val="28"/>
-          <w:szCs w:val="28"/>
-        </w:rPr>
-        <w:t xml:space="preserve"> and make Perc 1 just one </w:t>
+        <w:t xml:space="preserve">M122, Perc 1 and 2: Make both parts into respective Skins and make Perc 1 just one </w:t>
       </w:r>
       <w:proofErr w:type="gramStart"/>
       <w:r>
@@ -3291,6 +3030,8 @@
         <w:textAlignment w:val="baseline"/>
         <w:rPr>
           <w:rFonts w:ascii="Aptos Display" w:hAnsi="Aptos Display" w:cs="Segoe UI"/>
+          <w:b/>
+          <w:bCs/>
           <w:color w:val="000000"/>
           <w:sz w:val="28"/>
           <w:szCs w:val="28"/>
@@ -3319,46 +3060,12 @@
           <w:sz w:val="28"/>
           <w:szCs w:val="28"/>
         </w:rPr>
-        <w:t xml:space="preserve">M123, Perc 1: </w:t>
-      </w:r>
-      <w:r>
-        <w:rPr>
-          <w:rFonts w:ascii="Aptos Display" w:hAnsi="Aptos Display"/>
-          <w:sz w:val="28"/>
-          <w:szCs w:val="28"/>
-        </w:rPr>
-        <w:t xml:space="preserve">BACK TO WOODS AS ORIGINAL, </w:t>
-      </w:r>
-      <w:r>
-        <w:rPr>
-          <w:rFonts w:ascii="Aptos Display" w:hAnsi="Aptos Display"/>
-          <w:sz w:val="28"/>
-          <w:szCs w:val="28"/>
-        </w:rPr>
-        <w:t>both hands</w:t>
-      </w:r>
-      <w:r>
-        <w:rPr>
-          <w:rFonts w:ascii="Aptos Display" w:hAnsi="Aptos Display"/>
-          <w:sz w:val="28"/>
-          <w:szCs w:val="28"/>
-        </w:rPr>
-        <w:t xml:space="preserve"> (2 staffs)</w:t>
-      </w:r>
-      <w:r>
-        <w:rPr>
-          <w:rFonts w:ascii="Aptos Display" w:hAnsi="Aptos Display"/>
-          <w:sz w:val="28"/>
-          <w:szCs w:val="28"/>
-        </w:rPr>
-        <w:t>, make dynamics “</w:t>
+        <w:t>M123, Perc 1: BACK TO WOODS AS ORIGINAL, both hands (2 staffs), make dynamics “</w:t>
       </w:r>
       <w:proofErr w:type="gramStart"/>
       <w:r>
         <w:rPr>
           <w:rFonts w:ascii="Aptos Display" w:hAnsi="Aptos Display"/>
-          <w:b/>
-          <w:bCs/>
           <w:sz w:val="28"/>
           <w:szCs w:val="28"/>
         </w:rPr>
@@ -3379,6 +3086,8 @@
         <w:pStyle w:val="ListParagraph"/>
         <w:rPr>
           <w:rFonts w:ascii="Aptos Display" w:hAnsi="Aptos Display" w:cs="Segoe UI"/>
+          <w:b/>
+          <w:bCs/>
           <w:color w:val="000000"/>
           <w:sz w:val="28"/>
           <w:szCs w:val="28"/>
@@ -3416,6 +3125,8 @@
         <w:pStyle w:val="ListParagraph"/>
         <w:rPr>
           <w:rFonts w:ascii="Aptos Display" w:hAnsi="Aptos Display" w:cs="Segoe UI"/>
+          <w:b/>
+          <w:bCs/>
           <w:color w:val="000000"/>
           <w:sz w:val="28"/>
           <w:szCs w:val="28"/>
@@ -3462,6 +3173,8 @@
         <w:pStyle w:val="ListParagraph"/>
         <w:rPr>
           <w:rFonts w:ascii="Aptos Display" w:hAnsi="Aptos Display" w:cs="Segoe UI"/>
+          <w:b/>
+          <w:bCs/>
           <w:color w:val="000000"/>
           <w:sz w:val="28"/>
           <w:szCs w:val="28"/>
@@ -3497,8 +3210,6 @@
       <w:r>
         <w:rPr>
           <w:rFonts w:ascii="Aptos Display" w:hAnsi="Aptos Display" w:cs="Segoe UI"/>
-          <w:b/>
-          <w:bCs/>
           <w:color w:val="000000"/>
           <w:sz w:val="28"/>
           <w:szCs w:val="28"/>
@@ -3512,6 +3223,8 @@
         <w:pStyle w:val="ListParagraph"/>
         <w:rPr>
           <w:rFonts w:ascii="Aptos Display" w:hAnsi="Aptos Display" w:cs="Segoe UI"/>
+          <w:b/>
+          <w:bCs/>
           <w:color w:val="000000"/>
           <w:sz w:val="28"/>
           <w:szCs w:val="28"/>
@@ -3541,27 +3254,7 @@
           <w:sz w:val="28"/>
           <w:szCs w:val="28"/>
         </w:rPr>
-        <w:t xml:space="preserve">M142, Perc 1 and 2: Both parts should be back to </w:t>
-      </w:r>
-      <w:r>
-        <w:rPr>
-          <w:rFonts w:ascii="Aptos Display" w:hAnsi="Aptos Display" w:cs="Segoe UI"/>
-          <w:b/>
-          <w:bCs/>
-          <w:color w:val="000000"/>
-          <w:sz w:val="28"/>
-          <w:szCs w:val="28"/>
-        </w:rPr>
-        <w:t>Woods</w:t>
-      </w:r>
-      <w:r>
-        <w:rPr>
-          <w:rFonts w:ascii="Aptos Display" w:hAnsi="Aptos Display" w:cs="Segoe UI"/>
-          <w:color w:val="000000"/>
-          <w:sz w:val="28"/>
-          <w:szCs w:val="28"/>
-        </w:rPr>
-        <w:t xml:space="preserve"> as original</w:t>
+        <w:t>M142, Perc 1 and 2: Both parts should be back to Woods as original</w:t>
       </w:r>
       <w:r>
         <w:rPr>
@@ -3599,103 +3292,25 @@
           <w:sz w:val="28"/>
           <w:szCs w:val="28"/>
         </w:rPr>
-        <w:t xml:space="preserve"> but now dynamics should be “</w:t>
-      </w:r>
-      <w:r>
-        <w:rPr>
-          <w:rFonts w:ascii="Aptos Display" w:hAnsi="Aptos Display" w:cs="Segoe UI"/>
-          <w:b/>
-          <w:bCs/>
-          <w:color w:val="000000"/>
-          <w:sz w:val="28"/>
-          <w:szCs w:val="28"/>
-        </w:rPr>
-        <w:t>pp</w:t>
-      </w:r>
-      <w:r>
-        <w:rPr>
-          <w:rFonts w:ascii="Aptos Display" w:hAnsi="Aptos Display" w:cs="Segoe UI"/>
-          <w:color w:val="000000"/>
-          <w:sz w:val="28"/>
-          <w:szCs w:val="28"/>
-        </w:rPr>
-        <w:t>” for Perc 1 and “</w:t>
-      </w:r>
-      <w:r>
-        <w:rPr>
-          <w:rFonts w:ascii="Aptos Display" w:hAnsi="Aptos Display" w:cs="Segoe UI"/>
-          <w:b/>
-          <w:bCs/>
-          <w:color w:val="000000"/>
-          <w:sz w:val="28"/>
-          <w:szCs w:val="28"/>
-        </w:rPr>
-        <w:t>p</w:t>
-      </w:r>
-      <w:r>
-        <w:rPr>
-          <w:rFonts w:ascii="Aptos Display" w:hAnsi="Aptos Display" w:cs="Segoe UI"/>
-          <w:color w:val="000000"/>
-          <w:sz w:val="28"/>
-          <w:szCs w:val="28"/>
-        </w:rPr>
-        <w:t>” for Perc 2.</w:t>
-      </w:r>
-      <w:r>
-        <w:rPr>
-          <w:rFonts w:ascii="Aptos Display" w:hAnsi="Aptos Display" w:cs="Segoe UI"/>
-          <w:color w:val="000000"/>
-          <w:sz w:val="28"/>
-          <w:szCs w:val="28"/>
-        </w:rPr>
-        <w:t xml:space="preserve"> ALSO add </w:t>
-      </w:r>
-      <w:r>
-        <w:rPr>
-          <w:rFonts w:ascii="Aptos Display" w:hAnsi="Aptos Display" w:cs="Segoe UI"/>
-          <w:b/>
-          <w:bCs/>
-          <w:color w:val="000000"/>
-          <w:sz w:val="28"/>
-          <w:szCs w:val="28"/>
-        </w:rPr>
-        <w:t>repeat sign</w:t>
-      </w:r>
-      <w:r>
-        <w:rPr>
-          <w:rFonts w:ascii="Aptos Display" w:hAnsi="Aptos Display" w:cs="Segoe UI"/>
-          <w:color w:val="000000"/>
-          <w:sz w:val="28"/>
-          <w:szCs w:val="28"/>
-        </w:rPr>
-        <w:t xml:space="preserve"> and direction “</w:t>
-      </w:r>
-      <w:r>
-        <w:rPr>
-          <w:rFonts w:ascii="Aptos Display" w:hAnsi="Aptos Display" w:cs="Segoe UI"/>
-          <w:b/>
-          <w:bCs/>
-          <w:color w:val="000000"/>
-          <w:sz w:val="28"/>
-          <w:szCs w:val="28"/>
-        </w:rPr>
-        <w:t>Repeat 4x Play 5x</w:t>
-      </w:r>
-      <w:r>
-        <w:rPr>
-          <w:rFonts w:ascii="Aptos Display" w:hAnsi="Aptos Display" w:cs="Segoe UI"/>
-          <w:color w:val="000000"/>
-          <w:sz w:val="28"/>
-          <w:szCs w:val="28"/>
-        </w:rPr>
-        <w:t>” for M142 only (make sure it goes also in all parts).</w:t>
-      </w:r>
-    </w:p>
-    <w:p>
-      <w:pPr>
-        <w:pStyle w:val="ListParagraph"/>
-        <w:rPr>
-          <w:rFonts w:ascii="Aptos Display" w:hAnsi="Aptos Display" w:cs="Segoe UI"/>
+        <w:t xml:space="preserve"> but now dynamics should be “pp” for Perc 1 and “p” for Perc 2.</w:t>
+      </w:r>
+      <w:r>
+        <w:rPr>
+          <w:rFonts w:ascii="Aptos Display" w:hAnsi="Aptos Display" w:cs="Segoe UI"/>
+          <w:color w:val="000000"/>
+          <w:sz w:val="28"/>
+          <w:szCs w:val="28"/>
+        </w:rPr>
+        <w:t xml:space="preserve"> ALSO add repeat sign and direction “Repeat 4x Play 5x” for M142 only (make sure it goes also in all parts).</w:t>
+      </w:r>
+    </w:p>
+    <w:p>
+      <w:pPr>
+        <w:pStyle w:val="ListParagraph"/>
+        <w:rPr>
+          <w:rFonts w:ascii="Aptos Display" w:hAnsi="Aptos Display" w:cs="Segoe UI"/>
+          <w:b/>
+          <w:bCs/>
           <w:color w:val="000000"/>
           <w:sz w:val="28"/>
           <w:szCs w:val="28"/>
@@ -5479,17 +5094,13 @@
         </w:numPr>
         <w:rPr>
           <w:rFonts w:ascii="Aptos Display" w:hAnsi="Aptos Display"/>
-          <w:b/>
-          <w:bCs/>
-          <w:sz w:val="28"/>
-          <w:szCs w:val="28"/>
-        </w:rPr>
-      </w:pPr>
-      <w:r>
-        <w:rPr>
-          <w:rFonts w:ascii="Aptos Display" w:hAnsi="Aptos Display"/>
-          <w:b/>
-          <w:bCs/>
+          <w:sz w:val="28"/>
+          <w:szCs w:val="28"/>
+        </w:rPr>
+      </w:pPr>
+      <w:r>
+        <w:rPr>
+          <w:rFonts w:ascii="Aptos Display" w:hAnsi="Aptos Display"/>
           <w:sz w:val="28"/>
           <w:szCs w:val="28"/>
         </w:rPr>
@@ -5498,8 +5109,6 @@
       <w:r>
         <w:rPr>
           <w:rFonts w:ascii="Aptos Display" w:hAnsi="Aptos Display"/>
-          <w:b/>
-          <w:bCs/>
           <w:sz w:val="28"/>
           <w:szCs w:val="28"/>
         </w:rPr>
@@ -6267,17 +5876,13 @@
         </w:numPr>
         <w:rPr>
           <w:rFonts w:ascii="Aptos Display" w:hAnsi="Aptos Display"/>
-          <w:b/>
-          <w:bCs/>
-          <w:sz w:val="28"/>
-          <w:szCs w:val="28"/>
-        </w:rPr>
-      </w:pPr>
-      <w:r>
-        <w:rPr>
-          <w:rFonts w:ascii="Aptos Display" w:hAnsi="Aptos Display"/>
-          <w:b/>
-          <w:bCs/>
+          <w:sz w:val="28"/>
+          <w:szCs w:val="28"/>
+        </w:rPr>
+      </w:pPr>
+      <w:r>
+        <w:rPr>
+          <w:rFonts w:ascii="Aptos Display" w:hAnsi="Aptos Display"/>
           <w:sz w:val="28"/>
           <w:szCs w:val="28"/>
         </w:rPr>
@@ -6286,8 +5891,6 @@
       <w:r>
         <w:rPr>
           <w:rFonts w:ascii="Aptos Display" w:hAnsi="Aptos Display" w:cs="Segoe UI"/>
-          <w:b/>
-          <w:bCs/>
           <w:color w:val="000000"/>
           <w:sz w:val="28"/>
           <w:szCs w:val="28"/>
@@ -6496,17 +6099,13 @@
         </w:numPr>
         <w:rPr>
           <w:rFonts w:ascii="Aptos Display" w:hAnsi="Aptos Display"/>
-          <w:b/>
-          <w:bCs/>
-          <w:sz w:val="28"/>
-          <w:szCs w:val="28"/>
-        </w:rPr>
-      </w:pPr>
-      <w:r>
-        <w:rPr>
-          <w:rFonts w:ascii="Aptos Display" w:hAnsi="Aptos Display"/>
-          <w:b/>
-          <w:bCs/>
+          <w:sz w:val="28"/>
+          <w:szCs w:val="28"/>
+        </w:rPr>
+      </w:pPr>
+      <w:r>
+        <w:rPr>
+          <w:rFonts w:ascii="Aptos Display" w:hAnsi="Aptos Display"/>
           <w:sz w:val="28"/>
           <w:szCs w:val="28"/>
         </w:rPr>
@@ -6516,8 +6115,6 @@
       <w:r>
         <w:rPr>
           <w:rFonts w:ascii="Aptos Display" w:hAnsi="Aptos Display"/>
-          <w:b/>
-          <w:bCs/>
           <w:sz w:val="28"/>
           <w:szCs w:val="28"/>
         </w:rPr>
@@ -6527,8 +6124,6 @@
       <w:r>
         <w:rPr>
           <w:rFonts w:ascii="Aptos Display" w:hAnsi="Aptos Display"/>
-          <w:b/>
-          <w:bCs/>
           <w:sz w:val="28"/>
           <w:szCs w:val="28"/>
         </w:rPr>

--- a/2 Proofreading and Review/LARA Mosaic Maze - Errata_v2 (Page 1-60) - Major Changes.docx
+++ b/2 Proofreading and Review/LARA Mosaic Maze - Errata_v2 (Page 1-60) - Major Changes.docx
@@ -6639,6 +6639,8 @@
       <w:pPr>
         <w:rPr>
           <w:rFonts w:ascii="Aptos Display" w:hAnsi="Aptos Display"/>
+          <w:b/>
+          <w:bCs/>
           <w:sz w:val="28"/>
           <w:szCs w:val="28"/>
         </w:rPr>
@@ -6651,6 +6653,7 @@
           <w:szCs w:val="28"/>
           <w14:ligatures w14:val="standardContextual"/>
         </w:rPr>
+        <w:lastRenderedPageBreak/>
         <w:drawing>
           <wp:inline distT="0" distB="0" distL="0" distR="0" wp14:anchorId="6586C28C" wp14:editId="0287AE72">
             <wp:extent cx="5943600" cy="412115"/>
@@ -6693,6 +6696,901 @@
           </wp:inline>
         </w:drawing>
       </w:r>
+      <w:r>
+        <w:rPr>
+          <w:rFonts w:ascii="Aptos Display" w:hAnsi="Aptos Display"/>
+          <w:sz w:val="28"/>
+          <w:szCs w:val="28"/>
+        </w:rPr>
+        <w:br/>
+      </w:r>
+      <w:r>
+        <w:rPr>
+          <w:rFonts w:ascii="Aptos Display" w:hAnsi="Aptos Display"/>
+          <w:sz w:val="28"/>
+          <w:szCs w:val="28"/>
+        </w:rPr>
+        <w:br/>
+      </w:r>
+      <w:r>
+        <w:rPr>
+          <w:rFonts w:ascii="Aptos Display" w:hAnsi="Aptos Display"/>
+          <w:sz w:val="28"/>
+          <w:szCs w:val="28"/>
+        </w:rPr>
+        <w:br/>
+      </w:r>
+      <w:r>
+        <w:rPr>
+          <w:rFonts w:ascii="Aptos Display" w:hAnsi="Aptos Display"/>
+          <w:sz w:val="28"/>
+          <w:szCs w:val="28"/>
+        </w:rPr>
+        <w:br/>
+      </w:r>
+      <w:r>
+        <w:rPr>
+          <w:rFonts w:ascii="Aptos Display" w:hAnsi="Aptos Display"/>
+          <w:b/>
+          <w:bCs/>
+          <w:sz w:val="28"/>
+          <w:szCs w:val="28"/>
+        </w:rPr>
+        <w:t>Further changes (30 Mar)</w:t>
+      </w:r>
+    </w:p>
+    <w:p>
+      <w:pPr>
+        <w:rPr>
+          <w:color w:val="500050"/>
+          <w:shd w:val="clear" w:color="auto" w:fill="FFFFFF"/>
+        </w:rPr>
+      </w:pPr>
+      <w:r>
+        <w:rPr>
+          <w:color w:val="500050"/>
+          <w:shd w:val="clear" w:color="auto" w:fill="FFFFFF"/>
+        </w:rPr>
+        <w:t>1. </w:t>
+      </w:r>
+      <w:r>
+        <w:rPr>
+          <w:rFonts w:ascii="Arial" w:hAnsi="Arial" w:cs="Arial"/>
+          <w:color w:val="500050"/>
+          <w:shd w:val="clear" w:color="auto" w:fill="FFFFFF"/>
+        </w:rPr>
+        <w:t>- M86, flute and clarinet: replace rest in Beat 4 with D, which should now start from niente on beat 4 M86 and crescendo through 87 on both parts.</w:t>
+      </w:r>
+    </w:p>
+    <w:p>
+      <w:pPr>
+        <w:rPr>
+          <w:color w:val="500050"/>
+          <w:shd w:val="clear" w:color="auto" w:fill="FFFFFF"/>
+        </w:rPr>
+      </w:pPr>
+      <w:r>
+        <w:rPr>
+          <w:b/>
+          <w:bCs/>
+          <w:color w:val="500050"/>
+          <w:shd w:val="clear" w:color="auto" w:fill="FFFFFF"/>
+        </w:rPr>
+        <w:t>Could you clarify this - In m. 88 the clarinet still is tied to the B 1/4 flat from the previous bar. Should I change that to D also? Here's what I have so far - changed the flute but not the clarinet yet. </w:t>
+      </w:r>
+      <w:r>
+        <w:rPr>
+          <w:color w:val="500050"/>
+          <w:shd w:val="clear" w:color="auto" w:fill="FFFFFF"/>
+        </w:rPr>
+        <w:fldChar w:fldCharType="begin"/>
+      </w:r>
+      <w:r>
+        <w:rPr>
+          <w:color w:val="500050"/>
+          <w:shd w:val="clear" w:color="auto" w:fill="FFFFFF"/>
+        </w:rPr>
+        <w:instrText xml:space="preserve"> INCLUDEPICTURE "https://mail.google.com/mail/u/0?ui=2&amp;ik=2652d32d0a&amp;attid=0.1&amp;permmsgid=msg-f:1794858290058637249&amp;th=18e89e1af11c2fc1&amp;view=fimg&amp;fur=ip&amp;sz=s0-l75-ft&amp;attbid=ANGjdJ8knk8gYZZXlVe2nDhixL3AEQmV0xhBbhob4maHzqOUIU2sVHs7BVOhJsOimFH3uKdxC8VO2-DjBPmraT9tJkBqym-pscoEL_HDmroYkfNEpvsQ7yeL5_sZWUY&amp;disp=emb" \* MERGEFORMATINET </w:instrText>
+      </w:r>
+      <w:r>
+        <w:rPr>
+          <w:color w:val="500050"/>
+          <w:shd w:val="clear" w:color="auto" w:fill="FFFFFF"/>
+        </w:rPr>
+        <w:fldChar w:fldCharType="separate"/>
+      </w:r>
+      <w:r>
+        <w:rPr>
+          <w:color w:val="500050"/>
+          <w:shd w:val="clear" w:color="auto" w:fill="FFFFFF"/>
+        </w:rPr>
+        <w:fldChar w:fldCharType="end"/>
+      </w:r>
+    </w:p>
+    <w:p>
+      <w:pPr>
+        <w:shd w:val="clear" w:color="auto" w:fill="FFFFFF"/>
+        <w:rPr>
+          <w:color w:val="ED5C57"/>
+        </w:rPr>
+      </w:pPr>
+      <w:r>
+        <w:rPr>
+          <w:color w:val="ED5C57"/>
+        </w:rPr>
+        <w:t>My mistake, in the case of Clarinet, I make, make B ¼ flat start on bet 4....as the D on flute.</w:t>
+      </w:r>
+    </w:p>
+    <w:p>
+      <w:pPr>
+        <w:rPr>
+          <w:color w:val="500050"/>
+          <w:shd w:val="clear" w:color="auto" w:fill="FFFFFF"/>
+        </w:rPr>
+      </w:pPr>
+    </w:p>
+    <w:p>
+      <w:pPr>
+        <w:rPr>
+          <w:color w:val="500050"/>
+          <w:shd w:val="clear" w:color="auto" w:fill="FFFFFF"/>
+        </w:rPr>
+      </w:pPr>
+    </w:p>
+    <w:p>
+      <w:pPr>
+        <w:rPr>
+          <w:color w:val="500050"/>
+          <w:shd w:val="clear" w:color="auto" w:fill="FFFFFF"/>
+        </w:rPr>
+      </w:pPr>
+      <w:r>
+        <w:rPr>
+          <w:color w:val="500050"/>
+          <w:shd w:val="clear" w:color="auto" w:fill="FFFFFF"/>
+        </w:rPr>
+        <w:t xml:space="preserve">3. - M154, Oboe and Flute: delete tie from oboe bar before and swap notes between </w:t>
+      </w:r>
+      <w:proofErr w:type="spellStart"/>
+      <w:r>
+        <w:rPr>
+          <w:color w:val="500050"/>
+          <w:shd w:val="clear" w:color="auto" w:fill="FFFFFF"/>
+        </w:rPr>
+        <w:t>ob</w:t>
+      </w:r>
+      <w:proofErr w:type="spellEnd"/>
+      <w:r>
+        <w:rPr>
+          <w:color w:val="500050"/>
+          <w:shd w:val="clear" w:color="auto" w:fill="FFFFFF"/>
+        </w:rPr>
+        <w:t xml:space="preserve"> and flute…</w:t>
+      </w:r>
+    </w:p>
+    <w:p>
+      <w:pPr>
+        <w:rPr>
+          <w:color w:val="500050"/>
+          <w:shd w:val="clear" w:color="auto" w:fill="FFFFFF"/>
+        </w:rPr>
+      </w:pPr>
+      <w:r>
+        <w:rPr>
+          <w:b/>
+          <w:bCs/>
+          <w:color w:val="500050"/>
+          <w:shd w:val="clear" w:color="auto" w:fill="FFFFFF"/>
+        </w:rPr>
+        <w:t>Would you like the slur to end in m. 153 as well or keep it until 154?</w:t>
+      </w:r>
+    </w:p>
+    <w:p>
+      <w:pPr>
+        <w:shd w:val="clear" w:color="auto" w:fill="FFFFFF"/>
+        <w:rPr>
+          <w:color w:val="ED5C57"/>
+        </w:rPr>
+      </w:pPr>
+      <w:r>
+        <w:rPr>
+          <w:color w:val="ED5C57"/>
+        </w:rPr>
+        <w:t xml:space="preserve">Slur can end on </w:t>
+      </w:r>
+      <w:proofErr w:type="gramStart"/>
+      <w:r>
+        <w:rPr>
+          <w:color w:val="ED5C57"/>
+        </w:rPr>
+        <w:t>153</w:t>
+      </w:r>
+      <w:proofErr w:type="gramEnd"/>
+    </w:p>
+    <w:p>
+      <w:pPr>
+        <w:rPr>
+          <w:color w:val="500050"/>
+          <w:shd w:val="clear" w:color="auto" w:fill="FFFFFF"/>
+        </w:rPr>
+      </w:pPr>
+    </w:p>
+    <w:p>
+      <w:pPr>
+        <w:rPr>
+          <w:color w:val="500050"/>
+          <w:shd w:val="clear" w:color="auto" w:fill="FFFFFF"/>
+        </w:rPr>
+      </w:pPr>
+      <w:r>
+        <w:rPr>
+          <w:color w:val="500050"/>
+          <w:shd w:val="clear" w:color="auto" w:fill="FFFFFF"/>
+        </w:rPr>
+        <w:t>4. For the Skins in Perc. 2 - right now the noteheads fall on the same spaces as the Temple blocks. Should we approach it differently?</w:t>
+      </w:r>
+      <w:r>
+        <w:rPr>
+          <w:color w:val="500050"/>
+          <w:shd w:val="clear" w:color="auto" w:fill="FFFFFF"/>
+        </w:rPr>
+        <w:fldChar w:fldCharType="begin"/>
+      </w:r>
+      <w:r>
+        <w:rPr>
+          <w:color w:val="500050"/>
+          <w:shd w:val="clear" w:color="auto" w:fill="FFFFFF"/>
+        </w:rPr>
+        <w:instrText xml:space="preserve"> INCLUDEPICTURE "https://mail.google.com/mail/u/0?ui=2&amp;ik=2652d32d0a&amp;attid=0.3&amp;permmsgid=msg-f:1794858290058637249&amp;th=18e89e1af11c2fc1&amp;view=fimg&amp;fur=ip&amp;sz=s0-l75-ft&amp;attbid=ANGjdJ-PG4M9blaisRXXjlaZTgFrKe7KvG-FRxmSzD96ayxhPILFExXEoapA7Fkp3yOElFyS9hY2FauYhU9hr2OaCbCVskfLgxcVahPZIfOFMchyOEWr4LcHmnycb6o&amp;disp=emb" \* MERGEFORMATINET </w:instrText>
+      </w:r>
+      <w:r>
+        <w:rPr>
+          <w:color w:val="500050"/>
+          <w:shd w:val="clear" w:color="auto" w:fill="FFFFFF"/>
+        </w:rPr>
+        <w:fldChar w:fldCharType="separate"/>
+      </w:r>
+      <w:r>
+        <w:rPr>
+          <w:color w:val="500050"/>
+          <w:shd w:val="clear" w:color="auto" w:fill="FFFFFF"/>
+        </w:rPr>
+        <w:fldChar w:fldCharType="end"/>
+      </w:r>
+    </w:p>
+    <w:p>
+      <w:pPr>
+        <w:rPr>
+          <w:color w:val="500050"/>
+          <w:shd w:val="clear" w:color="auto" w:fill="FFFFFF"/>
+        </w:rPr>
+      </w:pPr>
+    </w:p>
+    <w:p>
+      <w:pPr>
+        <w:shd w:val="clear" w:color="auto" w:fill="FFFFFF"/>
+        <w:rPr>
+          <w:color w:val="ED5C57"/>
+        </w:rPr>
+      </w:pPr>
+      <w:proofErr w:type="spellStart"/>
+      <w:proofErr w:type="gramStart"/>
+      <w:r>
+        <w:rPr>
+          <w:color w:val="ED5C57"/>
+        </w:rPr>
+        <w:t>lets</w:t>
+      </w:r>
+      <w:proofErr w:type="spellEnd"/>
+      <w:proofErr w:type="gramEnd"/>
+      <w:r>
+        <w:rPr>
+          <w:color w:val="ED5C57"/>
+        </w:rPr>
+        <w:t xml:space="preserve"> definitely move skins to lines</w:t>
+      </w:r>
+    </w:p>
+    <w:p>
+      <w:pPr>
+        <w:rPr>
+          <w:rFonts w:ascii="Aptos Display" w:hAnsi="Aptos Display"/>
+          <w:b/>
+          <w:bCs/>
+          <w:sz w:val="28"/>
+          <w:szCs w:val="28"/>
+        </w:rPr>
+      </w:pPr>
+    </w:p>
+    <w:p>
+      <w:pPr>
+        <w:rPr>
+          <w:rFonts w:ascii="Aptos Display" w:hAnsi="Aptos Display"/>
+          <w:b/>
+          <w:bCs/>
+          <w:sz w:val="28"/>
+          <w:szCs w:val="28"/>
+        </w:rPr>
+      </w:pPr>
+    </w:p>
+    <w:p>
+      <w:pPr>
+        <w:rPr>
+          <w:rFonts w:ascii="Aptos Display" w:hAnsi="Aptos Display"/>
+          <w:b/>
+          <w:bCs/>
+          <w:sz w:val="28"/>
+          <w:szCs w:val="28"/>
+        </w:rPr>
+      </w:pPr>
+    </w:p>
+    <w:p>
+      <w:pPr>
+        <w:shd w:val="clear" w:color="auto" w:fill="FFFFFF"/>
+        <w:rPr>
+          <w:rFonts w:ascii="Calibri" w:hAnsi="Calibri" w:cs="Calibri"/>
+          <w:color w:val="000000"/>
+          <w:sz w:val="28"/>
+          <w:szCs w:val="28"/>
+        </w:rPr>
+      </w:pPr>
+      <w:r>
+        <w:rPr>
+          <w:rFonts w:ascii="Calibri" w:hAnsi="Calibri" w:cs="Calibri"/>
+          <w:color w:val="000000"/>
+          <w:sz w:val="28"/>
+          <w:szCs w:val="28"/>
+        </w:rPr>
+        <w:t>M1 - PERC 1 – sorry, let’s just call RH “5 Wood Planks” throughout the piece, remove “Low” (Same for percussion diagram in the beginning).</w:t>
+      </w:r>
+    </w:p>
+    <w:p>
+      <w:pPr>
+        <w:shd w:val="clear" w:color="auto" w:fill="FFFFFF"/>
+        <w:rPr>
+          <w:rFonts w:ascii="Calibri" w:hAnsi="Calibri" w:cs="Calibri"/>
+          <w:color w:val="000000"/>
+          <w:sz w:val="28"/>
+          <w:szCs w:val="28"/>
+        </w:rPr>
+      </w:pPr>
+    </w:p>
+    <w:p>
+      <w:pPr>
+        <w:shd w:val="clear" w:color="auto" w:fill="FFFFFF"/>
+        <w:rPr>
+          <w:rFonts w:ascii="Calibri" w:hAnsi="Calibri" w:cs="Calibri"/>
+          <w:b/>
+          <w:bCs/>
+          <w:color w:val="000000"/>
+          <w:sz w:val="28"/>
+          <w:szCs w:val="28"/>
+        </w:rPr>
+      </w:pPr>
+      <w:r>
+        <w:rPr>
+          <w:rFonts w:ascii="Calibri" w:hAnsi="Calibri" w:cs="Calibri"/>
+          <w:b/>
+          <w:bCs/>
+          <w:color w:val="000000"/>
+          <w:sz w:val="28"/>
+          <w:szCs w:val="28"/>
+        </w:rPr>
+        <w:t>M</w:t>
+      </w:r>
+      <w:r>
+        <w:rPr>
+          <w:rFonts w:ascii="Calibri" w:hAnsi="Calibri" w:cs="Calibri"/>
+          <w:b/>
+          <w:bCs/>
+          <w:color w:val="000000"/>
+          <w:sz w:val="28"/>
+          <w:szCs w:val="28"/>
+        </w:rPr>
+        <w:t>80, harp should be a half pedal buzz. </w:t>
+      </w:r>
+    </w:p>
+    <w:p>
+      <w:pPr>
+        <w:shd w:val="clear" w:color="auto" w:fill="FFFFFF"/>
+        <w:rPr>
+          <w:rFonts w:ascii="Calibri" w:hAnsi="Calibri" w:cs="Calibri"/>
+          <w:b/>
+          <w:bCs/>
+          <w:color w:val="000000"/>
+          <w:sz w:val="28"/>
+          <w:szCs w:val="28"/>
+        </w:rPr>
+      </w:pPr>
+    </w:p>
+    <w:p>
+      <w:pPr>
+        <w:shd w:val="clear" w:color="auto" w:fill="FFFFFF"/>
+        <w:rPr>
+          <w:rFonts w:ascii="Calibri" w:hAnsi="Calibri" w:cs="Calibri"/>
+          <w:color w:val="000000"/>
+          <w:sz w:val="28"/>
+          <w:szCs w:val="28"/>
+        </w:rPr>
+      </w:pPr>
+      <w:r>
+        <w:rPr>
+          <w:rFonts w:ascii="Calibri" w:hAnsi="Calibri" w:cs="Calibri"/>
+          <w:color w:val="000000"/>
+          <w:sz w:val="28"/>
+          <w:szCs w:val="28"/>
+        </w:rPr>
+        <w:t xml:space="preserve">Oboe solo parts – remove mf-f sempre as applicable. </w:t>
+      </w:r>
+    </w:p>
+    <w:p>
+      <w:pPr>
+        <w:shd w:val="clear" w:color="auto" w:fill="FFFFFF"/>
+        <w:rPr>
+          <w:color w:val="222222"/>
+        </w:rPr>
+      </w:pPr>
+    </w:p>
+    <w:p>
+      <w:pPr>
+        <w:shd w:val="clear" w:color="auto" w:fill="FFFFFF"/>
+        <w:rPr>
+          <w:rFonts w:ascii="Futura" w:hAnsi="Futura"/>
+          <w:b/>
+          <w:bCs/>
+          <w:color w:val="FF0000"/>
+          <w:sz w:val="28"/>
+          <w:szCs w:val="28"/>
+          <w:shd w:val="clear" w:color="auto" w:fill="FFFFFF"/>
+        </w:rPr>
+      </w:pPr>
+      <w:r>
+        <w:rPr>
+          <w:rFonts w:ascii="Futura" w:hAnsi="Futura"/>
+          <w:b/>
+          <w:bCs/>
+          <w:color w:val="FF0000"/>
+          <w:sz w:val="28"/>
+          <w:szCs w:val="28"/>
+          <w:shd w:val="clear" w:color="auto" w:fill="FFFFFF"/>
+        </w:rPr>
+        <w:t>For hard section</w:t>
+      </w:r>
+    </w:p>
+    <w:p>
+      <w:pPr>
+        <w:shd w:val="clear" w:color="auto" w:fill="FFFFFF"/>
+        <w:rPr>
+          <w:color w:val="222222"/>
+        </w:rPr>
+      </w:pPr>
+      <w:r>
+        <w:rPr>
+          <w:rFonts w:ascii="Futura" w:hAnsi="Futura"/>
+          <w:color w:val="FF0000"/>
+          <w:sz w:val="28"/>
+          <w:szCs w:val="28"/>
+          <w:shd w:val="clear" w:color="auto" w:fill="FFFFFF"/>
+        </w:rPr>
+        <w:t xml:space="preserve">Let’s actually leave it exactly as manuscript, EXCEPT for M177 </w:t>
+      </w:r>
+      <w:proofErr w:type="gramStart"/>
+      <w:r>
+        <w:rPr>
+          <w:rFonts w:ascii="Futura" w:hAnsi="Futura"/>
+          <w:color w:val="FF0000"/>
+          <w:sz w:val="28"/>
+          <w:szCs w:val="28"/>
+          <w:shd w:val="clear" w:color="auto" w:fill="FFFFFF"/>
+        </w:rPr>
+        <w:t>( manuscript</w:t>
+      </w:r>
+      <w:proofErr w:type="gramEnd"/>
+      <w:r>
+        <w:rPr>
+          <w:rFonts w:ascii="Futura" w:hAnsi="Futura"/>
+          <w:color w:val="FF0000"/>
+          <w:sz w:val="28"/>
+          <w:szCs w:val="28"/>
+          <w:shd w:val="clear" w:color="auto" w:fill="FFFFFF"/>
+        </w:rPr>
+        <w:t>), which we should change it to Skins and only have 1 staff for Perc 1</w:t>
+      </w:r>
+    </w:p>
+    <w:p>
+      <w:pPr>
+        <w:shd w:val="clear" w:color="auto" w:fill="FFFFFF"/>
+        <w:rPr>
+          <w:color w:val="222222"/>
+        </w:rPr>
+      </w:pPr>
+    </w:p>
+    <w:p>
+      <w:pPr>
+        <w:shd w:val="clear" w:color="auto" w:fill="FFFFFF"/>
+        <w:rPr>
+          <w:color w:val="222222"/>
+        </w:rPr>
+      </w:pPr>
+    </w:p>
+    <w:p>
+      <w:pPr>
+        <w:shd w:val="clear" w:color="auto" w:fill="FFFFFF"/>
+        <w:rPr>
+          <w:color w:val="222222"/>
+        </w:rPr>
+      </w:pPr>
+    </w:p>
+    <w:p>
+      <w:pPr>
+        <w:shd w:val="clear" w:color="auto" w:fill="FFFFFF"/>
+        <w:rPr>
+          <w:rFonts w:ascii="Aptos" w:hAnsi="Aptos"/>
+          <w:color w:val="000000"/>
+        </w:rPr>
+      </w:pPr>
+      <w:r>
+        <w:rPr>
+          <w:rFonts w:ascii="Calibri" w:hAnsi="Calibri" w:cs="Calibri"/>
+          <w:color w:val="000000"/>
+          <w:sz w:val="28"/>
+          <w:szCs w:val="28"/>
+        </w:rPr>
+        <w:t xml:space="preserve">M185 – should be Skins for both Perc; one </w:t>
+      </w:r>
+      <w:proofErr w:type="gramStart"/>
+      <w:r>
+        <w:rPr>
+          <w:rFonts w:ascii="Calibri" w:hAnsi="Calibri" w:cs="Calibri"/>
+          <w:color w:val="000000"/>
+          <w:sz w:val="28"/>
+          <w:szCs w:val="28"/>
+        </w:rPr>
+        <w:t>staff</w:t>
+      </w:r>
+      <w:proofErr w:type="gramEnd"/>
+    </w:p>
+    <w:p>
+      <w:pPr>
+        <w:pStyle w:val="NormalWeb"/>
+        <w:shd w:val="clear" w:color="auto" w:fill="FFFFFF"/>
+        <w:spacing w:before="0" w:beforeAutospacing="0" w:after="0" w:afterAutospacing="0"/>
+        <w:ind w:left="60"/>
+        <w:rPr>
+          <w:color w:val="222222"/>
+        </w:rPr>
+      </w:pPr>
+    </w:p>
+    <w:p>
+      <w:pPr>
+        <w:shd w:val="clear" w:color="auto" w:fill="FFFFFF"/>
+        <w:rPr>
+          <w:rFonts w:ascii="Aptos" w:hAnsi="Aptos"/>
+          <w:color w:val="000000"/>
+        </w:rPr>
+      </w:pPr>
+      <w:r>
+        <w:rPr>
+          <w:rFonts w:ascii="Calibri" w:hAnsi="Calibri" w:cs="Calibri"/>
+          <w:color w:val="000000"/>
+          <w:sz w:val="28"/>
+          <w:szCs w:val="28"/>
+        </w:rPr>
+        <w:t xml:space="preserve">M186, FL – Missing natural sign on second </w:t>
+      </w:r>
+      <w:proofErr w:type="gramStart"/>
+      <w:r>
+        <w:rPr>
+          <w:rFonts w:ascii="Calibri" w:hAnsi="Calibri" w:cs="Calibri"/>
+          <w:color w:val="000000"/>
+          <w:sz w:val="28"/>
+          <w:szCs w:val="28"/>
+        </w:rPr>
+        <w:t>note</w:t>
+      </w:r>
+      <w:proofErr w:type="gramEnd"/>
+    </w:p>
+    <w:p>
+      <w:pPr>
+        <w:pStyle w:val="NormalWeb"/>
+        <w:shd w:val="clear" w:color="auto" w:fill="FFFFFF"/>
+        <w:spacing w:before="0" w:beforeAutospacing="0" w:after="0" w:afterAutospacing="0"/>
+        <w:ind w:left="60"/>
+        <w:rPr>
+          <w:color w:val="222222"/>
+        </w:rPr>
+      </w:pPr>
+    </w:p>
+    <w:p>
+      <w:pPr>
+        <w:shd w:val="clear" w:color="auto" w:fill="FFFFFF"/>
+        <w:rPr>
+          <w:rFonts w:ascii="Aptos" w:hAnsi="Aptos"/>
+          <w:color w:val="000000"/>
+        </w:rPr>
+      </w:pPr>
+      <w:r>
+        <w:rPr>
+          <w:rFonts w:ascii="Calibri" w:hAnsi="Calibri" w:cs="Calibri"/>
+          <w:color w:val="000000"/>
+          <w:sz w:val="28"/>
+          <w:szCs w:val="28"/>
+        </w:rPr>
+        <w:t>M186, tutti – stretch bar, rhythm twice longer 2X (like M119-120 of new score)</w:t>
+      </w:r>
+    </w:p>
+    <w:p>
+      <w:pPr>
+        <w:pStyle w:val="NormalWeb"/>
+        <w:shd w:val="clear" w:color="auto" w:fill="FFFFFF"/>
+        <w:spacing w:before="0" w:beforeAutospacing="0" w:after="0" w:afterAutospacing="0"/>
+        <w:ind w:left="60"/>
+        <w:rPr>
+          <w:color w:val="222222"/>
+        </w:rPr>
+      </w:pPr>
+    </w:p>
+    <w:p>
+      <w:pPr>
+        <w:shd w:val="clear" w:color="auto" w:fill="FFFFFF"/>
+        <w:rPr>
+          <w:rFonts w:ascii="Aptos" w:hAnsi="Aptos"/>
+          <w:color w:val="000000"/>
+        </w:rPr>
+      </w:pPr>
+      <w:r>
+        <w:rPr>
+          <w:rFonts w:ascii="Calibri" w:hAnsi="Calibri" w:cs="Calibri"/>
+          <w:color w:val="000000"/>
+          <w:sz w:val="28"/>
+          <w:szCs w:val="28"/>
+        </w:rPr>
+        <w:t xml:space="preserve">M199, Perc 1 and 2: Make both perc </w:t>
+      </w:r>
+      <w:proofErr w:type="gramStart"/>
+      <w:r>
+        <w:rPr>
+          <w:rFonts w:ascii="Calibri" w:hAnsi="Calibri" w:cs="Calibri"/>
+          <w:color w:val="000000"/>
+          <w:sz w:val="28"/>
+          <w:szCs w:val="28"/>
+        </w:rPr>
+        <w:t>Skins</w:t>
+      </w:r>
+      <w:proofErr w:type="gramEnd"/>
+    </w:p>
+    <w:p>
+      <w:pPr>
+        <w:pStyle w:val="NormalWeb"/>
+        <w:shd w:val="clear" w:color="auto" w:fill="FFFFFF"/>
+        <w:spacing w:before="0" w:beforeAutospacing="0" w:after="0" w:afterAutospacing="0"/>
+        <w:ind w:left="60"/>
+        <w:rPr>
+          <w:color w:val="222222"/>
+        </w:rPr>
+      </w:pPr>
+    </w:p>
+    <w:p>
+      <w:pPr>
+        <w:shd w:val="clear" w:color="auto" w:fill="FFFFFF"/>
+        <w:rPr>
+          <w:rFonts w:ascii="Aptos" w:hAnsi="Aptos"/>
+          <w:color w:val="000000"/>
+        </w:rPr>
+      </w:pPr>
+      <w:r>
+        <w:rPr>
+          <w:rFonts w:ascii="Calibri" w:hAnsi="Calibri" w:cs="Calibri"/>
+          <w:color w:val="000000"/>
+          <w:sz w:val="28"/>
+          <w:szCs w:val="28"/>
+        </w:rPr>
+        <w:t xml:space="preserve">M199, fermata: clean up fermata so it </w:t>
+      </w:r>
+      <w:proofErr w:type="spellStart"/>
+      <w:r>
+        <w:rPr>
+          <w:rFonts w:ascii="Calibri" w:hAnsi="Calibri" w:cs="Calibri"/>
+          <w:color w:val="000000"/>
+          <w:sz w:val="28"/>
+          <w:szCs w:val="28"/>
+        </w:rPr>
+        <w:t>doen’t</w:t>
+      </w:r>
+      <w:proofErr w:type="spellEnd"/>
+      <w:r>
+        <w:rPr>
+          <w:rFonts w:ascii="Calibri" w:hAnsi="Calibri" w:cs="Calibri"/>
+          <w:color w:val="000000"/>
+          <w:sz w:val="28"/>
+          <w:szCs w:val="28"/>
+        </w:rPr>
+        <w:t xml:space="preserve"> touch </w:t>
+      </w:r>
+      <w:proofErr w:type="gramStart"/>
+      <w:r>
+        <w:rPr>
+          <w:rFonts w:ascii="Calibri" w:hAnsi="Calibri" w:cs="Calibri"/>
+          <w:color w:val="000000"/>
+          <w:sz w:val="28"/>
+          <w:szCs w:val="28"/>
+        </w:rPr>
+        <w:t>meter</w:t>
+      </w:r>
+      <w:proofErr w:type="gramEnd"/>
+    </w:p>
+    <w:p>
+      <w:pPr>
+        <w:pStyle w:val="NormalWeb"/>
+        <w:shd w:val="clear" w:color="auto" w:fill="FFFFFF"/>
+        <w:spacing w:before="0" w:beforeAutospacing="0" w:after="0" w:afterAutospacing="0"/>
+        <w:ind w:left="60"/>
+        <w:rPr>
+          <w:color w:val="222222"/>
+        </w:rPr>
+      </w:pPr>
+    </w:p>
+    <w:p>
+      <w:pPr>
+        <w:shd w:val="clear" w:color="auto" w:fill="FFFFFF"/>
+        <w:rPr>
+          <w:rFonts w:ascii="Aptos" w:hAnsi="Aptos"/>
+          <w:color w:val="000000"/>
+        </w:rPr>
+      </w:pPr>
+      <w:r>
+        <w:rPr>
+          <w:rFonts w:ascii="Calibri" w:hAnsi="Calibri" w:cs="Calibri"/>
+          <w:color w:val="000000"/>
+          <w:sz w:val="28"/>
+          <w:szCs w:val="28"/>
+        </w:rPr>
+        <w:t xml:space="preserve">M200 – REMOVE REPEATS and percussion back to woods after </w:t>
+      </w:r>
+      <w:proofErr w:type="gramStart"/>
+      <w:r>
+        <w:rPr>
+          <w:rFonts w:ascii="Calibri" w:hAnsi="Calibri" w:cs="Calibri"/>
+          <w:color w:val="000000"/>
+          <w:sz w:val="28"/>
+          <w:szCs w:val="28"/>
+        </w:rPr>
+        <w:t>Skins</w:t>
+      </w:r>
+      <w:proofErr w:type="gramEnd"/>
+    </w:p>
+    <w:p>
+      <w:pPr>
+        <w:pStyle w:val="NormalWeb"/>
+        <w:shd w:val="clear" w:color="auto" w:fill="FFFFFF"/>
+        <w:spacing w:before="0" w:beforeAutospacing="0" w:after="0" w:afterAutospacing="0"/>
+        <w:ind w:left="60"/>
+        <w:rPr>
+          <w:color w:val="222222"/>
+        </w:rPr>
+      </w:pPr>
+    </w:p>
+    <w:p>
+      <w:pPr>
+        <w:shd w:val="clear" w:color="auto" w:fill="FFFFFF"/>
+        <w:rPr>
+          <w:rFonts w:ascii="Aptos" w:hAnsi="Aptos"/>
+          <w:color w:val="000000"/>
+        </w:rPr>
+      </w:pPr>
+      <w:r>
+        <w:rPr>
+          <w:rFonts w:ascii="Calibri" w:hAnsi="Calibri" w:cs="Calibri"/>
+          <w:color w:val="000000"/>
+          <w:sz w:val="28"/>
+          <w:szCs w:val="28"/>
+        </w:rPr>
+        <w:t xml:space="preserve">M235, </w:t>
+      </w:r>
+      <w:proofErr w:type="gramStart"/>
+      <w:r>
+        <w:rPr>
+          <w:rFonts w:ascii="Calibri" w:hAnsi="Calibri" w:cs="Calibri"/>
+          <w:color w:val="000000"/>
+          <w:sz w:val="28"/>
+          <w:szCs w:val="28"/>
+        </w:rPr>
+        <w:t>PERC :</w:t>
+      </w:r>
+      <w:proofErr w:type="gramEnd"/>
+      <w:r>
+        <w:rPr>
+          <w:rFonts w:ascii="Calibri" w:hAnsi="Calibri" w:cs="Calibri"/>
+          <w:color w:val="000000"/>
+          <w:sz w:val="28"/>
+          <w:szCs w:val="28"/>
+        </w:rPr>
+        <w:t xml:space="preserve"> Make M235 both Perc parts Skins;</w:t>
+      </w:r>
+    </w:p>
+    <w:p>
+      <w:pPr>
+        <w:pStyle w:val="NormalWeb"/>
+        <w:shd w:val="clear" w:color="auto" w:fill="FFFFFF"/>
+        <w:spacing w:before="0" w:beforeAutospacing="0" w:after="0" w:afterAutospacing="0"/>
+        <w:ind w:left="60"/>
+        <w:rPr>
+          <w:color w:val="222222"/>
+        </w:rPr>
+      </w:pPr>
+    </w:p>
+    <w:p>
+      <w:pPr>
+        <w:shd w:val="clear" w:color="auto" w:fill="FFFFFF"/>
+        <w:rPr>
+          <w:rFonts w:ascii="Aptos" w:hAnsi="Aptos"/>
+          <w:color w:val="000000"/>
+        </w:rPr>
+      </w:pPr>
+      <w:r>
+        <w:rPr>
+          <w:rFonts w:ascii="Calibri" w:hAnsi="Calibri" w:cs="Calibri"/>
+          <w:color w:val="000000"/>
+          <w:sz w:val="28"/>
+          <w:szCs w:val="28"/>
+        </w:rPr>
+        <w:t>M236 – Perc: Delete Both percussion parts entirely, except for BEAT 4 of M236, which should now have a “</w:t>
+      </w:r>
+      <w:proofErr w:type="spellStart"/>
+      <w:proofErr w:type="gramStart"/>
+      <w:r>
+        <w:rPr>
+          <w:rFonts w:ascii="Calibri" w:hAnsi="Calibri" w:cs="Calibri"/>
+          <w:color w:val="000000"/>
+          <w:sz w:val="28"/>
+          <w:szCs w:val="28"/>
+        </w:rPr>
+        <w:t>fff</w:t>
+      </w:r>
+      <w:proofErr w:type="spellEnd"/>
+      <w:proofErr w:type="gramEnd"/>
+      <w:r>
+        <w:rPr>
+          <w:rFonts w:ascii="Calibri" w:hAnsi="Calibri" w:cs="Calibri"/>
+          <w:color w:val="000000"/>
+          <w:sz w:val="28"/>
+          <w:szCs w:val="28"/>
+        </w:rPr>
+        <w:t>”</w:t>
+      </w:r>
+    </w:p>
+    <w:p>
+      <w:pPr>
+        <w:shd w:val="clear" w:color="auto" w:fill="FFFFFF"/>
+        <w:rPr>
+          <w:color w:val="222222"/>
+        </w:rPr>
+      </w:pPr>
+    </w:p>
+    <w:p>
+      <w:pPr>
+        <w:shd w:val="clear" w:color="auto" w:fill="FFFFFF"/>
+        <w:rPr>
+          <w:color w:val="222222"/>
+        </w:rPr>
+      </w:pPr>
+    </w:p>
+    <w:p>
+      <w:pPr>
+        <w:shd w:val="clear" w:color="auto" w:fill="FFFFFF"/>
+        <w:rPr>
+          <w:color w:val="222222"/>
+        </w:rPr>
+      </w:pPr>
+    </w:p>
+    <w:p/>
+    <w:p>
+      <w:pPr>
+        <w:rPr>
+          <w:rFonts w:ascii="Aptos Display" w:hAnsi="Aptos Display"/>
+          <w:sz w:val="28"/>
+          <w:szCs w:val="28"/>
+        </w:rPr>
+      </w:pPr>
     </w:p>
     <w:sectPr>
       <w:pgSz w:w="12240" w:h="15840"/>
@@ -6707,6 +7605,155 @@
 <file path=word/numbering.xml><?xml version="1.0" encoding="utf-8"?>
 <w:numbering xmlns:wpc="http://schemas.microsoft.com/office/word/2010/wordprocessingCanvas" xmlns:cx="http://schemas.microsoft.com/office/drawing/2014/chartex" xmlns:cx1="http://schemas.microsoft.com/office/drawing/2015/9/8/chartex" xmlns:cx2="http://schemas.microsoft.com/office/drawing/2015/10/21/chartex" xmlns:cx3="http://schemas.microsoft.com/office/drawing/2016/5/9/chartex" xmlns:cx4="http://schemas.microsoft.com/office/drawing/2016/5/10/chartex" xmlns:cx5="http://schemas.microsoft.com/office/drawing/2016/5/11/chartex" xmlns:cx6="http://schemas.microsoft.com/office/drawing/2016/5/12/chartex" xmlns:cx7="http://schemas.microsoft.com/office/drawing/2016/5/13/chartex" xmlns:cx8="http://schemas.microsoft.com/office/drawing/2016/5/14/chartex" xmlns:mc="http://schemas.openxmlformats.org/markup-compatibility/2006" xmlns:aink="http://schemas.microsoft.com/office/drawing/2016/ink" xmlns:am3d="http://schemas.microsoft.com/office/drawing/2017/model3d" xmlns:o="urn:schemas-microsoft-com:office:office" xmlns:oel="http://schemas.microsoft.com/office/2019/extlst" xmlns:r="http://schemas.openxmlformats.org/officeDocument/2006/relationships" xmlns:m="http://schemas.openxmlformats.org/officeDocument/2006/math" xmlns:v="urn:schemas-microsoft-com:vml" xmlns:wp14="http://schemas.microsoft.com/office/word/2010/wordprocessingDrawing" xmlns:wp="http://schemas.openxmlformats.org/drawingml/2006/wordprocessingDrawing" xmlns:w10="urn:schemas-microsoft-com:office:word" xmlns:w="http://schemas.openxmlformats.org/wordprocessingml/2006/main" xmlns:w14="http://schemas.microsoft.com/office/word/2010/wordml" xmlns:w15="http://schemas.microsoft.com/office/word/2012/wordml" xmlns:w16cex="http://schemas.microsoft.com/office/word/2018/wordml/cex" xmlns:w16cid="http://schemas.microsoft.com/office/word/2016/wordml/cid" xmlns:w16="http://schemas.microsoft.com/office/word/2018/wordml" xmlns:w16sdtdh="http://schemas.microsoft.com/office/word/2020/wordml/sdtdatahash" xmlns:w16se="http://schemas.microsoft.com/office/word/2015/wordml/symex" xmlns:wpg="http://schemas.microsoft.com/office/word/2010/wordprocessingGroup" xmlns:wpi="http://schemas.microsoft.com/office/word/2010/wordprocessingInk" xmlns:wne="http://schemas.microsoft.com/office/word/2006/wordml" xmlns:wps="http://schemas.microsoft.com/office/word/2010/wordprocessingShape" mc:Ignorable="w14 w15 w16se w16cid w16 w16cex w16sdtdh wp14">
   <w:abstractNum w:abstractNumId="0" w15:restartNumberingAfterBreak="0">
+    <w:nsid w:val="07C661EE"/>
+    <w:multiLevelType w:val="multilevel"/>
+    <w:tmpl w:val="773E02F0"/>
+    <w:lvl w:ilvl="0">
+      <w:start w:val="1"/>
+      <w:numFmt w:val="bullet"/>
+      <w:lvlText w:val=""/>
+      <w:lvlJc w:val="left"/>
+      <w:pPr>
+        <w:tabs>
+          <w:tab w:val="num" w:pos="720"/>
+        </w:tabs>
+        <w:ind w:left="720" w:hanging="360"/>
+      </w:pPr>
+      <w:rPr>
+        <w:rFonts w:ascii="Symbol" w:hAnsi="Symbol" w:hint="default"/>
+        <w:sz w:val="20"/>
+      </w:rPr>
+    </w:lvl>
+    <w:lvl w:ilvl="1" w:tentative="1">
+      <w:start w:val="1"/>
+      <w:numFmt w:val="bullet"/>
+      <w:lvlText w:val="o"/>
+      <w:lvlJc w:val="left"/>
+      <w:pPr>
+        <w:tabs>
+          <w:tab w:val="num" w:pos="1440"/>
+        </w:tabs>
+        <w:ind w:left="1440" w:hanging="360"/>
+      </w:pPr>
+      <w:rPr>
+        <w:rFonts w:ascii="Courier New" w:hAnsi="Courier New" w:hint="default"/>
+        <w:sz w:val="20"/>
+      </w:rPr>
+    </w:lvl>
+    <w:lvl w:ilvl="2" w:tentative="1">
+      <w:start w:val="1"/>
+      <w:numFmt w:val="bullet"/>
+      <w:lvlText w:val=""/>
+      <w:lvlJc w:val="left"/>
+      <w:pPr>
+        <w:tabs>
+          <w:tab w:val="num" w:pos="2160"/>
+        </w:tabs>
+        <w:ind w:left="2160" w:hanging="360"/>
+      </w:pPr>
+      <w:rPr>
+        <w:rFonts w:ascii="Wingdings" w:hAnsi="Wingdings" w:hint="default"/>
+        <w:sz w:val="20"/>
+      </w:rPr>
+    </w:lvl>
+    <w:lvl w:ilvl="3" w:tentative="1">
+      <w:start w:val="1"/>
+      <w:numFmt w:val="bullet"/>
+      <w:lvlText w:val=""/>
+      <w:lvlJc w:val="left"/>
+      <w:pPr>
+        <w:tabs>
+          <w:tab w:val="num" w:pos="2880"/>
+        </w:tabs>
+        <w:ind w:left="2880" w:hanging="360"/>
+      </w:pPr>
+      <w:rPr>
+        <w:rFonts w:ascii="Wingdings" w:hAnsi="Wingdings" w:hint="default"/>
+        <w:sz w:val="20"/>
+      </w:rPr>
+    </w:lvl>
+    <w:lvl w:ilvl="4" w:tentative="1">
+      <w:start w:val="1"/>
+      <w:numFmt w:val="bullet"/>
+      <w:lvlText w:val=""/>
+      <w:lvlJc w:val="left"/>
+      <w:pPr>
+        <w:tabs>
+          <w:tab w:val="num" w:pos="3600"/>
+        </w:tabs>
+        <w:ind w:left="3600" w:hanging="360"/>
+      </w:pPr>
+      <w:rPr>
+        <w:rFonts w:ascii="Wingdings" w:hAnsi="Wingdings" w:hint="default"/>
+        <w:sz w:val="20"/>
+      </w:rPr>
+    </w:lvl>
+    <w:lvl w:ilvl="5" w:tentative="1">
+      <w:start w:val="1"/>
+      <w:numFmt w:val="bullet"/>
+      <w:lvlText w:val=""/>
+      <w:lvlJc w:val="left"/>
+      <w:pPr>
+        <w:tabs>
+          <w:tab w:val="num" w:pos="4320"/>
+        </w:tabs>
+        <w:ind w:left="4320" w:hanging="360"/>
+      </w:pPr>
+      <w:rPr>
+        <w:rFonts w:ascii="Wingdings" w:hAnsi="Wingdings" w:hint="default"/>
+        <w:sz w:val="20"/>
+      </w:rPr>
+    </w:lvl>
+    <w:lvl w:ilvl="6" w:tentative="1">
+      <w:start w:val="1"/>
+      <w:numFmt w:val="bullet"/>
+      <w:lvlText w:val=""/>
+      <w:lvlJc w:val="left"/>
+      <w:pPr>
+        <w:tabs>
+          <w:tab w:val="num" w:pos="5040"/>
+        </w:tabs>
+        <w:ind w:left="5040" w:hanging="360"/>
+      </w:pPr>
+      <w:rPr>
+        <w:rFonts w:ascii="Wingdings" w:hAnsi="Wingdings" w:hint="default"/>
+        <w:sz w:val="20"/>
+      </w:rPr>
+    </w:lvl>
+    <w:lvl w:ilvl="7" w:tentative="1">
+      <w:start w:val="1"/>
+      <w:numFmt w:val="bullet"/>
+      <w:lvlText w:val=""/>
+      <w:lvlJc w:val="left"/>
+      <w:pPr>
+        <w:tabs>
+          <w:tab w:val="num" w:pos="5760"/>
+        </w:tabs>
+        <w:ind w:left="5760" w:hanging="360"/>
+      </w:pPr>
+      <w:rPr>
+        <w:rFonts w:ascii="Wingdings" w:hAnsi="Wingdings" w:hint="default"/>
+        <w:sz w:val="20"/>
+      </w:rPr>
+    </w:lvl>
+    <w:lvl w:ilvl="8" w:tentative="1">
+      <w:start w:val="1"/>
+      <w:numFmt w:val="bullet"/>
+      <w:lvlText w:val=""/>
+      <w:lvlJc w:val="left"/>
+      <w:pPr>
+        <w:tabs>
+          <w:tab w:val="num" w:pos="6480"/>
+        </w:tabs>
+        <w:ind w:left="6480" w:hanging="360"/>
+      </w:pPr>
+      <w:rPr>
+        <w:rFonts w:ascii="Wingdings" w:hAnsi="Wingdings" w:hint="default"/>
+        <w:sz w:val="20"/>
+      </w:rPr>
+    </w:lvl>
+  </w:abstractNum>
+  <w:abstractNum w:abstractNumId="1" w15:restartNumberingAfterBreak="0">
     <w:nsid w:val="0B2B1685"/>
     <w:multiLevelType w:val="hybridMultilevel"/>
     <w:tmpl w:val="6A140B60"/>
@@ -6818,7 +7865,901 @@
       </w:rPr>
     </w:lvl>
   </w:abstractNum>
-  <w:abstractNum w:abstractNumId="1" w15:restartNumberingAfterBreak="0">
+  <w:abstractNum w:abstractNumId="2" w15:restartNumberingAfterBreak="0">
+    <w:nsid w:val="0F2C3727"/>
+    <w:multiLevelType w:val="multilevel"/>
+    <w:tmpl w:val="1ECAA91C"/>
+    <w:lvl w:ilvl="0">
+      <w:start w:val="1"/>
+      <w:numFmt w:val="bullet"/>
+      <w:lvlText w:val=""/>
+      <w:lvlJc w:val="left"/>
+      <w:pPr>
+        <w:tabs>
+          <w:tab w:val="num" w:pos="720"/>
+        </w:tabs>
+        <w:ind w:left="720" w:hanging="360"/>
+      </w:pPr>
+      <w:rPr>
+        <w:rFonts w:ascii="Symbol" w:hAnsi="Symbol" w:hint="default"/>
+        <w:sz w:val="20"/>
+      </w:rPr>
+    </w:lvl>
+    <w:lvl w:ilvl="1" w:tentative="1">
+      <w:start w:val="1"/>
+      <w:numFmt w:val="bullet"/>
+      <w:lvlText w:val="o"/>
+      <w:lvlJc w:val="left"/>
+      <w:pPr>
+        <w:tabs>
+          <w:tab w:val="num" w:pos="1440"/>
+        </w:tabs>
+        <w:ind w:left="1440" w:hanging="360"/>
+      </w:pPr>
+      <w:rPr>
+        <w:rFonts w:ascii="Courier New" w:hAnsi="Courier New" w:hint="default"/>
+        <w:sz w:val="20"/>
+      </w:rPr>
+    </w:lvl>
+    <w:lvl w:ilvl="2" w:tentative="1">
+      <w:start w:val="1"/>
+      <w:numFmt w:val="bullet"/>
+      <w:lvlText w:val=""/>
+      <w:lvlJc w:val="left"/>
+      <w:pPr>
+        <w:tabs>
+          <w:tab w:val="num" w:pos="2160"/>
+        </w:tabs>
+        <w:ind w:left="2160" w:hanging="360"/>
+      </w:pPr>
+      <w:rPr>
+        <w:rFonts w:ascii="Wingdings" w:hAnsi="Wingdings" w:hint="default"/>
+        <w:sz w:val="20"/>
+      </w:rPr>
+    </w:lvl>
+    <w:lvl w:ilvl="3" w:tentative="1">
+      <w:start w:val="1"/>
+      <w:numFmt w:val="bullet"/>
+      <w:lvlText w:val=""/>
+      <w:lvlJc w:val="left"/>
+      <w:pPr>
+        <w:tabs>
+          <w:tab w:val="num" w:pos="2880"/>
+        </w:tabs>
+        <w:ind w:left="2880" w:hanging="360"/>
+      </w:pPr>
+      <w:rPr>
+        <w:rFonts w:ascii="Wingdings" w:hAnsi="Wingdings" w:hint="default"/>
+        <w:sz w:val="20"/>
+      </w:rPr>
+    </w:lvl>
+    <w:lvl w:ilvl="4" w:tentative="1">
+      <w:start w:val="1"/>
+      <w:numFmt w:val="bullet"/>
+      <w:lvlText w:val=""/>
+      <w:lvlJc w:val="left"/>
+      <w:pPr>
+        <w:tabs>
+          <w:tab w:val="num" w:pos="3600"/>
+        </w:tabs>
+        <w:ind w:left="3600" w:hanging="360"/>
+      </w:pPr>
+      <w:rPr>
+        <w:rFonts w:ascii="Wingdings" w:hAnsi="Wingdings" w:hint="default"/>
+        <w:sz w:val="20"/>
+      </w:rPr>
+    </w:lvl>
+    <w:lvl w:ilvl="5" w:tentative="1">
+      <w:start w:val="1"/>
+      <w:numFmt w:val="bullet"/>
+      <w:lvlText w:val=""/>
+      <w:lvlJc w:val="left"/>
+      <w:pPr>
+        <w:tabs>
+          <w:tab w:val="num" w:pos="4320"/>
+        </w:tabs>
+        <w:ind w:left="4320" w:hanging="360"/>
+      </w:pPr>
+      <w:rPr>
+        <w:rFonts w:ascii="Wingdings" w:hAnsi="Wingdings" w:hint="default"/>
+        <w:sz w:val="20"/>
+      </w:rPr>
+    </w:lvl>
+    <w:lvl w:ilvl="6" w:tentative="1">
+      <w:start w:val="1"/>
+      <w:numFmt w:val="bullet"/>
+      <w:lvlText w:val=""/>
+      <w:lvlJc w:val="left"/>
+      <w:pPr>
+        <w:tabs>
+          <w:tab w:val="num" w:pos="5040"/>
+        </w:tabs>
+        <w:ind w:left="5040" w:hanging="360"/>
+      </w:pPr>
+      <w:rPr>
+        <w:rFonts w:ascii="Wingdings" w:hAnsi="Wingdings" w:hint="default"/>
+        <w:sz w:val="20"/>
+      </w:rPr>
+    </w:lvl>
+    <w:lvl w:ilvl="7" w:tentative="1">
+      <w:start w:val="1"/>
+      <w:numFmt w:val="bullet"/>
+      <w:lvlText w:val=""/>
+      <w:lvlJc w:val="left"/>
+      <w:pPr>
+        <w:tabs>
+          <w:tab w:val="num" w:pos="5760"/>
+        </w:tabs>
+        <w:ind w:left="5760" w:hanging="360"/>
+      </w:pPr>
+      <w:rPr>
+        <w:rFonts w:ascii="Wingdings" w:hAnsi="Wingdings" w:hint="default"/>
+        <w:sz w:val="20"/>
+      </w:rPr>
+    </w:lvl>
+    <w:lvl w:ilvl="8" w:tentative="1">
+      <w:start w:val="1"/>
+      <w:numFmt w:val="bullet"/>
+      <w:lvlText w:val=""/>
+      <w:lvlJc w:val="left"/>
+      <w:pPr>
+        <w:tabs>
+          <w:tab w:val="num" w:pos="6480"/>
+        </w:tabs>
+        <w:ind w:left="6480" w:hanging="360"/>
+      </w:pPr>
+      <w:rPr>
+        <w:rFonts w:ascii="Wingdings" w:hAnsi="Wingdings" w:hint="default"/>
+        <w:sz w:val="20"/>
+      </w:rPr>
+    </w:lvl>
+  </w:abstractNum>
+  <w:abstractNum w:abstractNumId="3" w15:restartNumberingAfterBreak="0">
+    <w:nsid w:val="12795A17"/>
+    <w:multiLevelType w:val="multilevel"/>
+    <w:tmpl w:val="EC422F5A"/>
+    <w:lvl w:ilvl="0">
+      <w:start w:val="1"/>
+      <w:numFmt w:val="bullet"/>
+      <w:lvlText w:val=""/>
+      <w:lvlJc w:val="left"/>
+      <w:pPr>
+        <w:tabs>
+          <w:tab w:val="num" w:pos="720"/>
+        </w:tabs>
+        <w:ind w:left="720" w:hanging="360"/>
+      </w:pPr>
+      <w:rPr>
+        <w:rFonts w:ascii="Symbol" w:hAnsi="Symbol" w:hint="default"/>
+        <w:sz w:val="20"/>
+      </w:rPr>
+    </w:lvl>
+    <w:lvl w:ilvl="1" w:tentative="1">
+      <w:start w:val="1"/>
+      <w:numFmt w:val="bullet"/>
+      <w:lvlText w:val="o"/>
+      <w:lvlJc w:val="left"/>
+      <w:pPr>
+        <w:tabs>
+          <w:tab w:val="num" w:pos="1440"/>
+        </w:tabs>
+        <w:ind w:left="1440" w:hanging="360"/>
+      </w:pPr>
+      <w:rPr>
+        <w:rFonts w:ascii="Courier New" w:hAnsi="Courier New" w:hint="default"/>
+        <w:sz w:val="20"/>
+      </w:rPr>
+    </w:lvl>
+    <w:lvl w:ilvl="2" w:tentative="1">
+      <w:start w:val="1"/>
+      <w:numFmt w:val="bullet"/>
+      <w:lvlText w:val=""/>
+      <w:lvlJc w:val="left"/>
+      <w:pPr>
+        <w:tabs>
+          <w:tab w:val="num" w:pos="2160"/>
+        </w:tabs>
+        <w:ind w:left="2160" w:hanging="360"/>
+      </w:pPr>
+      <w:rPr>
+        <w:rFonts w:ascii="Wingdings" w:hAnsi="Wingdings" w:hint="default"/>
+        <w:sz w:val="20"/>
+      </w:rPr>
+    </w:lvl>
+    <w:lvl w:ilvl="3" w:tentative="1">
+      <w:start w:val="1"/>
+      <w:numFmt w:val="bullet"/>
+      <w:lvlText w:val=""/>
+      <w:lvlJc w:val="left"/>
+      <w:pPr>
+        <w:tabs>
+          <w:tab w:val="num" w:pos="2880"/>
+        </w:tabs>
+        <w:ind w:left="2880" w:hanging="360"/>
+      </w:pPr>
+      <w:rPr>
+        <w:rFonts w:ascii="Wingdings" w:hAnsi="Wingdings" w:hint="default"/>
+        <w:sz w:val="20"/>
+      </w:rPr>
+    </w:lvl>
+    <w:lvl w:ilvl="4" w:tentative="1">
+      <w:start w:val="1"/>
+      <w:numFmt w:val="bullet"/>
+      <w:lvlText w:val=""/>
+      <w:lvlJc w:val="left"/>
+      <w:pPr>
+        <w:tabs>
+          <w:tab w:val="num" w:pos="3600"/>
+        </w:tabs>
+        <w:ind w:left="3600" w:hanging="360"/>
+      </w:pPr>
+      <w:rPr>
+        <w:rFonts w:ascii="Wingdings" w:hAnsi="Wingdings" w:hint="default"/>
+        <w:sz w:val="20"/>
+      </w:rPr>
+    </w:lvl>
+    <w:lvl w:ilvl="5" w:tentative="1">
+      <w:start w:val="1"/>
+      <w:numFmt w:val="bullet"/>
+      <w:lvlText w:val=""/>
+      <w:lvlJc w:val="left"/>
+      <w:pPr>
+        <w:tabs>
+          <w:tab w:val="num" w:pos="4320"/>
+        </w:tabs>
+        <w:ind w:left="4320" w:hanging="360"/>
+      </w:pPr>
+      <w:rPr>
+        <w:rFonts w:ascii="Wingdings" w:hAnsi="Wingdings" w:hint="default"/>
+        <w:sz w:val="20"/>
+      </w:rPr>
+    </w:lvl>
+    <w:lvl w:ilvl="6" w:tentative="1">
+      <w:start w:val="1"/>
+      <w:numFmt w:val="bullet"/>
+      <w:lvlText w:val=""/>
+      <w:lvlJc w:val="left"/>
+      <w:pPr>
+        <w:tabs>
+          <w:tab w:val="num" w:pos="5040"/>
+        </w:tabs>
+        <w:ind w:left="5040" w:hanging="360"/>
+      </w:pPr>
+      <w:rPr>
+        <w:rFonts w:ascii="Wingdings" w:hAnsi="Wingdings" w:hint="default"/>
+        <w:sz w:val="20"/>
+      </w:rPr>
+    </w:lvl>
+    <w:lvl w:ilvl="7" w:tentative="1">
+      <w:start w:val="1"/>
+      <w:numFmt w:val="bullet"/>
+      <w:lvlText w:val=""/>
+      <w:lvlJc w:val="left"/>
+      <w:pPr>
+        <w:tabs>
+          <w:tab w:val="num" w:pos="5760"/>
+        </w:tabs>
+        <w:ind w:left="5760" w:hanging="360"/>
+      </w:pPr>
+      <w:rPr>
+        <w:rFonts w:ascii="Wingdings" w:hAnsi="Wingdings" w:hint="default"/>
+        <w:sz w:val="20"/>
+      </w:rPr>
+    </w:lvl>
+    <w:lvl w:ilvl="8" w:tentative="1">
+      <w:start w:val="1"/>
+      <w:numFmt w:val="bullet"/>
+      <w:lvlText w:val=""/>
+      <w:lvlJc w:val="left"/>
+      <w:pPr>
+        <w:tabs>
+          <w:tab w:val="num" w:pos="6480"/>
+        </w:tabs>
+        <w:ind w:left="6480" w:hanging="360"/>
+      </w:pPr>
+      <w:rPr>
+        <w:rFonts w:ascii="Wingdings" w:hAnsi="Wingdings" w:hint="default"/>
+        <w:sz w:val="20"/>
+      </w:rPr>
+    </w:lvl>
+  </w:abstractNum>
+  <w:abstractNum w:abstractNumId="4" w15:restartNumberingAfterBreak="0">
+    <w:nsid w:val="29846B67"/>
+    <w:multiLevelType w:val="multilevel"/>
+    <w:tmpl w:val="1E702D46"/>
+    <w:lvl w:ilvl="0">
+      <w:start w:val="1"/>
+      <w:numFmt w:val="bullet"/>
+      <w:lvlText w:val=""/>
+      <w:lvlJc w:val="left"/>
+      <w:pPr>
+        <w:tabs>
+          <w:tab w:val="num" w:pos="720"/>
+        </w:tabs>
+        <w:ind w:left="720" w:hanging="360"/>
+      </w:pPr>
+      <w:rPr>
+        <w:rFonts w:ascii="Symbol" w:hAnsi="Symbol" w:hint="default"/>
+        <w:sz w:val="20"/>
+      </w:rPr>
+    </w:lvl>
+    <w:lvl w:ilvl="1" w:tentative="1">
+      <w:start w:val="1"/>
+      <w:numFmt w:val="bullet"/>
+      <w:lvlText w:val="o"/>
+      <w:lvlJc w:val="left"/>
+      <w:pPr>
+        <w:tabs>
+          <w:tab w:val="num" w:pos="1440"/>
+        </w:tabs>
+        <w:ind w:left="1440" w:hanging="360"/>
+      </w:pPr>
+      <w:rPr>
+        <w:rFonts w:ascii="Courier New" w:hAnsi="Courier New" w:hint="default"/>
+        <w:sz w:val="20"/>
+      </w:rPr>
+    </w:lvl>
+    <w:lvl w:ilvl="2" w:tentative="1">
+      <w:start w:val="1"/>
+      <w:numFmt w:val="bullet"/>
+      <w:lvlText w:val=""/>
+      <w:lvlJc w:val="left"/>
+      <w:pPr>
+        <w:tabs>
+          <w:tab w:val="num" w:pos="2160"/>
+        </w:tabs>
+        <w:ind w:left="2160" w:hanging="360"/>
+      </w:pPr>
+      <w:rPr>
+        <w:rFonts w:ascii="Wingdings" w:hAnsi="Wingdings" w:hint="default"/>
+        <w:sz w:val="20"/>
+      </w:rPr>
+    </w:lvl>
+    <w:lvl w:ilvl="3" w:tentative="1">
+      <w:start w:val="1"/>
+      <w:numFmt w:val="bullet"/>
+      <w:lvlText w:val=""/>
+      <w:lvlJc w:val="left"/>
+      <w:pPr>
+        <w:tabs>
+          <w:tab w:val="num" w:pos="2880"/>
+        </w:tabs>
+        <w:ind w:left="2880" w:hanging="360"/>
+      </w:pPr>
+      <w:rPr>
+        <w:rFonts w:ascii="Wingdings" w:hAnsi="Wingdings" w:hint="default"/>
+        <w:sz w:val="20"/>
+      </w:rPr>
+    </w:lvl>
+    <w:lvl w:ilvl="4" w:tentative="1">
+      <w:start w:val="1"/>
+      <w:numFmt w:val="bullet"/>
+      <w:lvlText w:val=""/>
+      <w:lvlJc w:val="left"/>
+      <w:pPr>
+        <w:tabs>
+          <w:tab w:val="num" w:pos="3600"/>
+        </w:tabs>
+        <w:ind w:left="3600" w:hanging="360"/>
+      </w:pPr>
+      <w:rPr>
+        <w:rFonts w:ascii="Wingdings" w:hAnsi="Wingdings" w:hint="default"/>
+        <w:sz w:val="20"/>
+      </w:rPr>
+    </w:lvl>
+    <w:lvl w:ilvl="5" w:tentative="1">
+      <w:start w:val="1"/>
+      <w:numFmt w:val="bullet"/>
+      <w:lvlText w:val=""/>
+      <w:lvlJc w:val="left"/>
+      <w:pPr>
+        <w:tabs>
+          <w:tab w:val="num" w:pos="4320"/>
+        </w:tabs>
+        <w:ind w:left="4320" w:hanging="360"/>
+      </w:pPr>
+      <w:rPr>
+        <w:rFonts w:ascii="Wingdings" w:hAnsi="Wingdings" w:hint="default"/>
+        <w:sz w:val="20"/>
+      </w:rPr>
+    </w:lvl>
+    <w:lvl w:ilvl="6" w:tentative="1">
+      <w:start w:val="1"/>
+      <w:numFmt w:val="bullet"/>
+      <w:lvlText w:val=""/>
+      <w:lvlJc w:val="left"/>
+      <w:pPr>
+        <w:tabs>
+          <w:tab w:val="num" w:pos="5040"/>
+        </w:tabs>
+        <w:ind w:left="5040" w:hanging="360"/>
+      </w:pPr>
+      <w:rPr>
+        <w:rFonts w:ascii="Wingdings" w:hAnsi="Wingdings" w:hint="default"/>
+        <w:sz w:val="20"/>
+      </w:rPr>
+    </w:lvl>
+    <w:lvl w:ilvl="7" w:tentative="1">
+      <w:start w:val="1"/>
+      <w:numFmt w:val="bullet"/>
+      <w:lvlText w:val=""/>
+      <w:lvlJc w:val="left"/>
+      <w:pPr>
+        <w:tabs>
+          <w:tab w:val="num" w:pos="5760"/>
+        </w:tabs>
+        <w:ind w:left="5760" w:hanging="360"/>
+      </w:pPr>
+      <w:rPr>
+        <w:rFonts w:ascii="Wingdings" w:hAnsi="Wingdings" w:hint="default"/>
+        <w:sz w:val="20"/>
+      </w:rPr>
+    </w:lvl>
+    <w:lvl w:ilvl="8" w:tentative="1">
+      <w:start w:val="1"/>
+      <w:numFmt w:val="bullet"/>
+      <w:lvlText w:val=""/>
+      <w:lvlJc w:val="left"/>
+      <w:pPr>
+        <w:tabs>
+          <w:tab w:val="num" w:pos="6480"/>
+        </w:tabs>
+        <w:ind w:left="6480" w:hanging="360"/>
+      </w:pPr>
+      <w:rPr>
+        <w:rFonts w:ascii="Wingdings" w:hAnsi="Wingdings" w:hint="default"/>
+        <w:sz w:val="20"/>
+      </w:rPr>
+    </w:lvl>
+  </w:abstractNum>
+  <w:abstractNum w:abstractNumId="5" w15:restartNumberingAfterBreak="0">
+    <w:nsid w:val="36CC775A"/>
+    <w:multiLevelType w:val="multilevel"/>
+    <w:tmpl w:val="F7004EA2"/>
+    <w:lvl w:ilvl="0">
+      <w:start w:val="1"/>
+      <w:numFmt w:val="bullet"/>
+      <w:lvlText w:val=""/>
+      <w:lvlJc w:val="left"/>
+      <w:pPr>
+        <w:tabs>
+          <w:tab w:val="num" w:pos="720"/>
+        </w:tabs>
+        <w:ind w:left="720" w:hanging="360"/>
+      </w:pPr>
+      <w:rPr>
+        <w:rFonts w:ascii="Symbol" w:hAnsi="Symbol" w:hint="default"/>
+        <w:sz w:val="20"/>
+      </w:rPr>
+    </w:lvl>
+    <w:lvl w:ilvl="1" w:tentative="1">
+      <w:start w:val="1"/>
+      <w:numFmt w:val="bullet"/>
+      <w:lvlText w:val="o"/>
+      <w:lvlJc w:val="left"/>
+      <w:pPr>
+        <w:tabs>
+          <w:tab w:val="num" w:pos="1440"/>
+        </w:tabs>
+        <w:ind w:left="1440" w:hanging="360"/>
+      </w:pPr>
+      <w:rPr>
+        <w:rFonts w:ascii="Courier New" w:hAnsi="Courier New" w:hint="default"/>
+        <w:sz w:val="20"/>
+      </w:rPr>
+    </w:lvl>
+    <w:lvl w:ilvl="2" w:tentative="1">
+      <w:start w:val="1"/>
+      <w:numFmt w:val="bullet"/>
+      <w:lvlText w:val=""/>
+      <w:lvlJc w:val="left"/>
+      <w:pPr>
+        <w:tabs>
+          <w:tab w:val="num" w:pos="2160"/>
+        </w:tabs>
+        <w:ind w:left="2160" w:hanging="360"/>
+      </w:pPr>
+      <w:rPr>
+        <w:rFonts w:ascii="Wingdings" w:hAnsi="Wingdings" w:hint="default"/>
+        <w:sz w:val="20"/>
+      </w:rPr>
+    </w:lvl>
+    <w:lvl w:ilvl="3" w:tentative="1">
+      <w:start w:val="1"/>
+      <w:numFmt w:val="bullet"/>
+      <w:lvlText w:val=""/>
+      <w:lvlJc w:val="left"/>
+      <w:pPr>
+        <w:tabs>
+          <w:tab w:val="num" w:pos="2880"/>
+        </w:tabs>
+        <w:ind w:left="2880" w:hanging="360"/>
+      </w:pPr>
+      <w:rPr>
+        <w:rFonts w:ascii="Wingdings" w:hAnsi="Wingdings" w:hint="default"/>
+        <w:sz w:val="20"/>
+      </w:rPr>
+    </w:lvl>
+    <w:lvl w:ilvl="4" w:tentative="1">
+      <w:start w:val="1"/>
+      <w:numFmt w:val="bullet"/>
+      <w:lvlText w:val=""/>
+      <w:lvlJc w:val="left"/>
+      <w:pPr>
+        <w:tabs>
+          <w:tab w:val="num" w:pos="3600"/>
+        </w:tabs>
+        <w:ind w:left="3600" w:hanging="360"/>
+      </w:pPr>
+      <w:rPr>
+        <w:rFonts w:ascii="Wingdings" w:hAnsi="Wingdings" w:hint="default"/>
+        <w:sz w:val="20"/>
+      </w:rPr>
+    </w:lvl>
+    <w:lvl w:ilvl="5" w:tentative="1">
+      <w:start w:val="1"/>
+      <w:numFmt w:val="bullet"/>
+      <w:lvlText w:val=""/>
+      <w:lvlJc w:val="left"/>
+      <w:pPr>
+        <w:tabs>
+          <w:tab w:val="num" w:pos="4320"/>
+        </w:tabs>
+        <w:ind w:left="4320" w:hanging="360"/>
+      </w:pPr>
+      <w:rPr>
+        <w:rFonts w:ascii="Wingdings" w:hAnsi="Wingdings" w:hint="default"/>
+        <w:sz w:val="20"/>
+      </w:rPr>
+    </w:lvl>
+    <w:lvl w:ilvl="6" w:tentative="1">
+      <w:start w:val="1"/>
+      <w:numFmt w:val="bullet"/>
+      <w:lvlText w:val=""/>
+      <w:lvlJc w:val="left"/>
+      <w:pPr>
+        <w:tabs>
+          <w:tab w:val="num" w:pos="5040"/>
+        </w:tabs>
+        <w:ind w:left="5040" w:hanging="360"/>
+      </w:pPr>
+      <w:rPr>
+        <w:rFonts w:ascii="Wingdings" w:hAnsi="Wingdings" w:hint="default"/>
+        <w:sz w:val="20"/>
+      </w:rPr>
+    </w:lvl>
+    <w:lvl w:ilvl="7" w:tentative="1">
+      <w:start w:val="1"/>
+      <w:numFmt w:val="bullet"/>
+      <w:lvlText w:val=""/>
+      <w:lvlJc w:val="left"/>
+      <w:pPr>
+        <w:tabs>
+          <w:tab w:val="num" w:pos="5760"/>
+        </w:tabs>
+        <w:ind w:left="5760" w:hanging="360"/>
+      </w:pPr>
+      <w:rPr>
+        <w:rFonts w:ascii="Wingdings" w:hAnsi="Wingdings" w:hint="default"/>
+        <w:sz w:val="20"/>
+      </w:rPr>
+    </w:lvl>
+    <w:lvl w:ilvl="8" w:tentative="1">
+      <w:start w:val="1"/>
+      <w:numFmt w:val="bullet"/>
+      <w:lvlText w:val=""/>
+      <w:lvlJc w:val="left"/>
+      <w:pPr>
+        <w:tabs>
+          <w:tab w:val="num" w:pos="6480"/>
+        </w:tabs>
+        <w:ind w:left="6480" w:hanging="360"/>
+      </w:pPr>
+      <w:rPr>
+        <w:rFonts w:ascii="Wingdings" w:hAnsi="Wingdings" w:hint="default"/>
+        <w:sz w:val="20"/>
+      </w:rPr>
+    </w:lvl>
+  </w:abstractNum>
+  <w:abstractNum w:abstractNumId="6" w15:restartNumberingAfterBreak="0">
+    <w:nsid w:val="44802968"/>
+    <w:multiLevelType w:val="multilevel"/>
+    <w:tmpl w:val="6374D116"/>
+    <w:lvl w:ilvl="0">
+      <w:start w:val="1"/>
+      <w:numFmt w:val="bullet"/>
+      <w:lvlText w:val=""/>
+      <w:lvlJc w:val="left"/>
+      <w:pPr>
+        <w:tabs>
+          <w:tab w:val="num" w:pos="720"/>
+        </w:tabs>
+        <w:ind w:left="720" w:hanging="360"/>
+      </w:pPr>
+      <w:rPr>
+        <w:rFonts w:ascii="Symbol" w:hAnsi="Symbol" w:hint="default"/>
+        <w:sz w:val="20"/>
+      </w:rPr>
+    </w:lvl>
+    <w:lvl w:ilvl="1" w:tentative="1">
+      <w:start w:val="1"/>
+      <w:numFmt w:val="bullet"/>
+      <w:lvlText w:val="o"/>
+      <w:lvlJc w:val="left"/>
+      <w:pPr>
+        <w:tabs>
+          <w:tab w:val="num" w:pos="1440"/>
+        </w:tabs>
+        <w:ind w:left="1440" w:hanging="360"/>
+      </w:pPr>
+      <w:rPr>
+        <w:rFonts w:ascii="Courier New" w:hAnsi="Courier New" w:hint="default"/>
+        <w:sz w:val="20"/>
+      </w:rPr>
+    </w:lvl>
+    <w:lvl w:ilvl="2" w:tentative="1">
+      <w:start w:val="1"/>
+      <w:numFmt w:val="bullet"/>
+      <w:lvlText w:val=""/>
+      <w:lvlJc w:val="left"/>
+      <w:pPr>
+        <w:tabs>
+          <w:tab w:val="num" w:pos="2160"/>
+        </w:tabs>
+        <w:ind w:left="2160" w:hanging="360"/>
+      </w:pPr>
+      <w:rPr>
+        <w:rFonts w:ascii="Wingdings" w:hAnsi="Wingdings" w:hint="default"/>
+        <w:sz w:val="20"/>
+      </w:rPr>
+    </w:lvl>
+    <w:lvl w:ilvl="3" w:tentative="1">
+      <w:start w:val="1"/>
+      <w:numFmt w:val="bullet"/>
+      <w:lvlText w:val=""/>
+      <w:lvlJc w:val="left"/>
+      <w:pPr>
+        <w:tabs>
+          <w:tab w:val="num" w:pos="2880"/>
+        </w:tabs>
+        <w:ind w:left="2880" w:hanging="360"/>
+      </w:pPr>
+      <w:rPr>
+        <w:rFonts w:ascii="Wingdings" w:hAnsi="Wingdings" w:hint="default"/>
+        <w:sz w:val="20"/>
+      </w:rPr>
+    </w:lvl>
+    <w:lvl w:ilvl="4" w:tentative="1">
+      <w:start w:val="1"/>
+      <w:numFmt w:val="bullet"/>
+      <w:lvlText w:val=""/>
+      <w:lvlJc w:val="left"/>
+      <w:pPr>
+        <w:tabs>
+          <w:tab w:val="num" w:pos="3600"/>
+        </w:tabs>
+        <w:ind w:left="3600" w:hanging="360"/>
+      </w:pPr>
+      <w:rPr>
+        <w:rFonts w:ascii="Wingdings" w:hAnsi="Wingdings" w:hint="default"/>
+        <w:sz w:val="20"/>
+      </w:rPr>
+    </w:lvl>
+    <w:lvl w:ilvl="5" w:tentative="1">
+      <w:start w:val="1"/>
+      <w:numFmt w:val="bullet"/>
+      <w:lvlText w:val=""/>
+      <w:lvlJc w:val="left"/>
+      <w:pPr>
+        <w:tabs>
+          <w:tab w:val="num" w:pos="4320"/>
+        </w:tabs>
+        <w:ind w:left="4320" w:hanging="360"/>
+      </w:pPr>
+      <w:rPr>
+        <w:rFonts w:ascii="Wingdings" w:hAnsi="Wingdings" w:hint="default"/>
+        <w:sz w:val="20"/>
+      </w:rPr>
+    </w:lvl>
+    <w:lvl w:ilvl="6" w:tentative="1">
+      <w:start w:val="1"/>
+      <w:numFmt w:val="bullet"/>
+      <w:lvlText w:val=""/>
+      <w:lvlJc w:val="left"/>
+      <w:pPr>
+        <w:tabs>
+          <w:tab w:val="num" w:pos="5040"/>
+        </w:tabs>
+        <w:ind w:left="5040" w:hanging="360"/>
+      </w:pPr>
+      <w:rPr>
+        <w:rFonts w:ascii="Wingdings" w:hAnsi="Wingdings" w:hint="default"/>
+        <w:sz w:val="20"/>
+      </w:rPr>
+    </w:lvl>
+    <w:lvl w:ilvl="7" w:tentative="1">
+      <w:start w:val="1"/>
+      <w:numFmt w:val="bullet"/>
+      <w:lvlText w:val=""/>
+      <w:lvlJc w:val="left"/>
+      <w:pPr>
+        <w:tabs>
+          <w:tab w:val="num" w:pos="5760"/>
+        </w:tabs>
+        <w:ind w:left="5760" w:hanging="360"/>
+      </w:pPr>
+      <w:rPr>
+        <w:rFonts w:ascii="Wingdings" w:hAnsi="Wingdings" w:hint="default"/>
+        <w:sz w:val="20"/>
+      </w:rPr>
+    </w:lvl>
+    <w:lvl w:ilvl="8" w:tentative="1">
+      <w:start w:val="1"/>
+      <w:numFmt w:val="bullet"/>
+      <w:lvlText w:val=""/>
+      <w:lvlJc w:val="left"/>
+      <w:pPr>
+        <w:tabs>
+          <w:tab w:val="num" w:pos="6480"/>
+        </w:tabs>
+        <w:ind w:left="6480" w:hanging="360"/>
+      </w:pPr>
+      <w:rPr>
+        <w:rFonts w:ascii="Wingdings" w:hAnsi="Wingdings" w:hint="default"/>
+        <w:sz w:val="20"/>
+      </w:rPr>
+    </w:lvl>
+  </w:abstractNum>
+  <w:abstractNum w:abstractNumId="7" w15:restartNumberingAfterBreak="0">
+    <w:nsid w:val="4A491D04"/>
+    <w:multiLevelType w:val="multilevel"/>
+    <w:tmpl w:val="A172FCFC"/>
+    <w:lvl w:ilvl="0">
+      <w:start w:val="1"/>
+      <w:numFmt w:val="bullet"/>
+      <w:lvlText w:val=""/>
+      <w:lvlJc w:val="left"/>
+      <w:pPr>
+        <w:tabs>
+          <w:tab w:val="num" w:pos="720"/>
+        </w:tabs>
+        <w:ind w:left="720" w:hanging="360"/>
+      </w:pPr>
+      <w:rPr>
+        <w:rFonts w:ascii="Symbol" w:hAnsi="Symbol" w:hint="default"/>
+        <w:sz w:val="20"/>
+      </w:rPr>
+    </w:lvl>
+    <w:lvl w:ilvl="1" w:tentative="1">
+      <w:start w:val="1"/>
+      <w:numFmt w:val="bullet"/>
+      <w:lvlText w:val="o"/>
+      <w:lvlJc w:val="left"/>
+      <w:pPr>
+        <w:tabs>
+          <w:tab w:val="num" w:pos="1440"/>
+        </w:tabs>
+        <w:ind w:left="1440" w:hanging="360"/>
+      </w:pPr>
+      <w:rPr>
+        <w:rFonts w:ascii="Courier New" w:hAnsi="Courier New" w:hint="default"/>
+        <w:sz w:val="20"/>
+      </w:rPr>
+    </w:lvl>
+    <w:lvl w:ilvl="2" w:tentative="1">
+      <w:start w:val="1"/>
+      <w:numFmt w:val="bullet"/>
+      <w:lvlText w:val=""/>
+      <w:lvlJc w:val="left"/>
+      <w:pPr>
+        <w:tabs>
+          <w:tab w:val="num" w:pos="2160"/>
+        </w:tabs>
+        <w:ind w:left="2160" w:hanging="360"/>
+      </w:pPr>
+      <w:rPr>
+        <w:rFonts w:ascii="Wingdings" w:hAnsi="Wingdings" w:hint="default"/>
+        <w:sz w:val="20"/>
+      </w:rPr>
+    </w:lvl>
+    <w:lvl w:ilvl="3" w:tentative="1">
+      <w:start w:val="1"/>
+      <w:numFmt w:val="bullet"/>
+      <w:lvlText w:val=""/>
+      <w:lvlJc w:val="left"/>
+      <w:pPr>
+        <w:tabs>
+          <w:tab w:val="num" w:pos="2880"/>
+        </w:tabs>
+        <w:ind w:left="2880" w:hanging="360"/>
+      </w:pPr>
+      <w:rPr>
+        <w:rFonts w:ascii="Wingdings" w:hAnsi="Wingdings" w:hint="default"/>
+        <w:sz w:val="20"/>
+      </w:rPr>
+    </w:lvl>
+    <w:lvl w:ilvl="4" w:tentative="1">
+      <w:start w:val="1"/>
+      <w:numFmt w:val="bullet"/>
+      <w:lvlText w:val=""/>
+      <w:lvlJc w:val="left"/>
+      <w:pPr>
+        <w:tabs>
+          <w:tab w:val="num" w:pos="3600"/>
+        </w:tabs>
+        <w:ind w:left="3600" w:hanging="360"/>
+      </w:pPr>
+      <w:rPr>
+        <w:rFonts w:ascii="Wingdings" w:hAnsi="Wingdings" w:hint="default"/>
+        <w:sz w:val="20"/>
+      </w:rPr>
+    </w:lvl>
+    <w:lvl w:ilvl="5" w:tentative="1">
+      <w:start w:val="1"/>
+      <w:numFmt w:val="bullet"/>
+      <w:lvlText w:val=""/>
+      <w:lvlJc w:val="left"/>
+      <w:pPr>
+        <w:tabs>
+          <w:tab w:val="num" w:pos="4320"/>
+        </w:tabs>
+        <w:ind w:left="4320" w:hanging="360"/>
+      </w:pPr>
+      <w:rPr>
+        <w:rFonts w:ascii="Wingdings" w:hAnsi="Wingdings" w:hint="default"/>
+        <w:sz w:val="20"/>
+      </w:rPr>
+    </w:lvl>
+    <w:lvl w:ilvl="6" w:tentative="1">
+      <w:start w:val="1"/>
+      <w:numFmt w:val="bullet"/>
+      <w:lvlText w:val=""/>
+      <w:lvlJc w:val="left"/>
+      <w:pPr>
+        <w:tabs>
+          <w:tab w:val="num" w:pos="5040"/>
+        </w:tabs>
+        <w:ind w:left="5040" w:hanging="360"/>
+      </w:pPr>
+      <w:rPr>
+        <w:rFonts w:ascii="Wingdings" w:hAnsi="Wingdings" w:hint="default"/>
+        <w:sz w:val="20"/>
+      </w:rPr>
+    </w:lvl>
+    <w:lvl w:ilvl="7" w:tentative="1">
+      <w:start w:val="1"/>
+      <w:numFmt w:val="bullet"/>
+      <w:lvlText w:val=""/>
+      <w:lvlJc w:val="left"/>
+      <w:pPr>
+        <w:tabs>
+          <w:tab w:val="num" w:pos="5760"/>
+        </w:tabs>
+        <w:ind w:left="5760" w:hanging="360"/>
+      </w:pPr>
+      <w:rPr>
+        <w:rFonts w:ascii="Wingdings" w:hAnsi="Wingdings" w:hint="default"/>
+        <w:sz w:val="20"/>
+      </w:rPr>
+    </w:lvl>
+    <w:lvl w:ilvl="8" w:tentative="1">
+      <w:start w:val="1"/>
+      <w:numFmt w:val="bullet"/>
+      <w:lvlText w:val=""/>
+      <w:lvlJc w:val="left"/>
+      <w:pPr>
+        <w:tabs>
+          <w:tab w:val="num" w:pos="6480"/>
+        </w:tabs>
+        <w:ind w:left="6480" w:hanging="360"/>
+      </w:pPr>
+      <w:rPr>
+        <w:rFonts w:ascii="Wingdings" w:hAnsi="Wingdings" w:hint="default"/>
+        <w:sz w:val="20"/>
+      </w:rPr>
+    </w:lvl>
+  </w:abstractNum>
+  <w:abstractNum w:abstractNumId="8" w15:restartNumberingAfterBreak="0">
     <w:nsid w:val="5B12113F"/>
     <w:multiLevelType w:val="hybridMultilevel"/>
     <w:tmpl w:val="B42A1B88"/>
@@ -6931,11 +8872,452 @@
       </w:rPr>
     </w:lvl>
   </w:abstractNum>
+  <w:abstractNum w:abstractNumId="9" w15:restartNumberingAfterBreak="0">
+    <w:nsid w:val="64E74B8C"/>
+    <w:multiLevelType w:val="hybridMultilevel"/>
+    <w:tmpl w:val="F5102144"/>
+    <w:lvl w:ilvl="0" w:tplc="04090001">
+      <w:start w:val="1"/>
+      <w:numFmt w:val="bullet"/>
+      <w:lvlText w:val=""/>
+      <w:lvlJc w:val="left"/>
+      <w:pPr>
+        <w:ind w:left="720" w:hanging="360"/>
+      </w:pPr>
+      <w:rPr>
+        <w:rFonts w:ascii="Symbol" w:hAnsi="Symbol" w:hint="default"/>
+      </w:rPr>
+    </w:lvl>
+    <w:lvl w:ilvl="1" w:tplc="04090003" w:tentative="1">
+      <w:start w:val="1"/>
+      <w:numFmt w:val="bullet"/>
+      <w:lvlText w:val="o"/>
+      <w:lvlJc w:val="left"/>
+      <w:pPr>
+        <w:ind w:left="1440" w:hanging="360"/>
+      </w:pPr>
+      <w:rPr>
+        <w:rFonts w:ascii="Courier New" w:hAnsi="Courier New" w:cs="Courier New" w:hint="default"/>
+      </w:rPr>
+    </w:lvl>
+    <w:lvl w:ilvl="2" w:tplc="04090005" w:tentative="1">
+      <w:start w:val="1"/>
+      <w:numFmt w:val="bullet"/>
+      <w:lvlText w:val=""/>
+      <w:lvlJc w:val="left"/>
+      <w:pPr>
+        <w:ind w:left="2160" w:hanging="360"/>
+      </w:pPr>
+      <w:rPr>
+        <w:rFonts w:ascii="Wingdings" w:hAnsi="Wingdings" w:hint="default"/>
+      </w:rPr>
+    </w:lvl>
+    <w:lvl w:ilvl="3" w:tplc="04090001" w:tentative="1">
+      <w:start w:val="1"/>
+      <w:numFmt w:val="bullet"/>
+      <w:lvlText w:val=""/>
+      <w:lvlJc w:val="left"/>
+      <w:pPr>
+        <w:ind w:left="2880" w:hanging="360"/>
+      </w:pPr>
+      <w:rPr>
+        <w:rFonts w:ascii="Symbol" w:hAnsi="Symbol" w:hint="default"/>
+      </w:rPr>
+    </w:lvl>
+    <w:lvl w:ilvl="4" w:tplc="04090003" w:tentative="1">
+      <w:start w:val="1"/>
+      <w:numFmt w:val="bullet"/>
+      <w:lvlText w:val="o"/>
+      <w:lvlJc w:val="left"/>
+      <w:pPr>
+        <w:ind w:left="3600" w:hanging="360"/>
+      </w:pPr>
+      <w:rPr>
+        <w:rFonts w:ascii="Courier New" w:hAnsi="Courier New" w:cs="Courier New" w:hint="default"/>
+      </w:rPr>
+    </w:lvl>
+    <w:lvl w:ilvl="5" w:tplc="04090005" w:tentative="1">
+      <w:start w:val="1"/>
+      <w:numFmt w:val="bullet"/>
+      <w:lvlText w:val=""/>
+      <w:lvlJc w:val="left"/>
+      <w:pPr>
+        <w:ind w:left="4320" w:hanging="360"/>
+      </w:pPr>
+      <w:rPr>
+        <w:rFonts w:ascii="Wingdings" w:hAnsi="Wingdings" w:hint="default"/>
+      </w:rPr>
+    </w:lvl>
+    <w:lvl w:ilvl="6" w:tplc="04090001" w:tentative="1">
+      <w:start w:val="1"/>
+      <w:numFmt w:val="bullet"/>
+      <w:lvlText w:val=""/>
+      <w:lvlJc w:val="left"/>
+      <w:pPr>
+        <w:ind w:left="5040" w:hanging="360"/>
+      </w:pPr>
+      <w:rPr>
+        <w:rFonts w:ascii="Symbol" w:hAnsi="Symbol" w:hint="default"/>
+      </w:rPr>
+    </w:lvl>
+    <w:lvl w:ilvl="7" w:tplc="04090003" w:tentative="1">
+      <w:start w:val="1"/>
+      <w:numFmt w:val="bullet"/>
+      <w:lvlText w:val="o"/>
+      <w:lvlJc w:val="left"/>
+      <w:pPr>
+        <w:ind w:left="5760" w:hanging="360"/>
+      </w:pPr>
+      <w:rPr>
+        <w:rFonts w:ascii="Courier New" w:hAnsi="Courier New" w:cs="Courier New" w:hint="default"/>
+      </w:rPr>
+    </w:lvl>
+    <w:lvl w:ilvl="8" w:tplc="04090005" w:tentative="1">
+      <w:start w:val="1"/>
+      <w:numFmt w:val="bullet"/>
+      <w:lvlText w:val=""/>
+      <w:lvlJc w:val="left"/>
+      <w:pPr>
+        <w:ind w:left="6480" w:hanging="360"/>
+      </w:pPr>
+      <w:rPr>
+        <w:rFonts w:ascii="Wingdings" w:hAnsi="Wingdings" w:hint="default"/>
+      </w:rPr>
+    </w:lvl>
+  </w:abstractNum>
+  <w:abstractNum w:abstractNumId="10" w15:restartNumberingAfterBreak="0">
+    <w:nsid w:val="6B352173"/>
+    <w:multiLevelType w:val="multilevel"/>
+    <w:tmpl w:val="EEC0DAC0"/>
+    <w:lvl w:ilvl="0">
+      <w:start w:val="1"/>
+      <w:numFmt w:val="bullet"/>
+      <w:lvlText w:val=""/>
+      <w:lvlJc w:val="left"/>
+      <w:pPr>
+        <w:tabs>
+          <w:tab w:val="num" w:pos="720"/>
+        </w:tabs>
+        <w:ind w:left="720" w:hanging="360"/>
+      </w:pPr>
+      <w:rPr>
+        <w:rFonts w:ascii="Symbol" w:hAnsi="Symbol" w:hint="default"/>
+        <w:sz w:val="20"/>
+      </w:rPr>
+    </w:lvl>
+    <w:lvl w:ilvl="1" w:tentative="1">
+      <w:start w:val="1"/>
+      <w:numFmt w:val="bullet"/>
+      <w:lvlText w:val="o"/>
+      <w:lvlJc w:val="left"/>
+      <w:pPr>
+        <w:tabs>
+          <w:tab w:val="num" w:pos="1440"/>
+        </w:tabs>
+        <w:ind w:left="1440" w:hanging="360"/>
+      </w:pPr>
+      <w:rPr>
+        <w:rFonts w:ascii="Courier New" w:hAnsi="Courier New" w:hint="default"/>
+        <w:sz w:val="20"/>
+      </w:rPr>
+    </w:lvl>
+    <w:lvl w:ilvl="2" w:tentative="1">
+      <w:start w:val="1"/>
+      <w:numFmt w:val="bullet"/>
+      <w:lvlText w:val=""/>
+      <w:lvlJc w:val="left"/>
+      <w:pPr>
+        <w:tabs>
+          <w:tab w:val="num" w:pos="2160"/>
+        </w:tabs>
+        <w:ind w:left="2160" w:hanging="360"/>
+      </w:pPr>
+      <w:rPr>
+        <w:rFonts w:ascii="Wingdings" w:hAnsi="Wingdings" w:hint="default"/>
+        <w:sz w:val="20"/>
+      </w:rPr>
+    </w:lvl>
+    <w:lvl w:ilvl="3" w:tentative="1">
+      <w:start w:val="1"/>
+      <w:numFmt w:val="bullet"/>
+      <w:lvlText w:val=""/>
+      <w:lvlJc w:val="left"/>
+      <w:pPr>
+        <w:tabs>
+          <w:tab w:val="num" w:pos="2880"/>
+        </w:tabs>
+        <w:ind w:left="2880" w:hanging="360"/>
+      </w:pPr>
+      <w:rPr>
+        <w:rFonts w:ascii="Wingdings" w:hAnsi="Wingdings" w:hint="default"/>
+        <w:sz w:val="20"/>
+      </w:rPr>
+    </w:lvl>
+    <w:lvl w:ilvl="4" w:tentative="1">
+      <w:start w:val="1"/>
+      <w:numFmt w:val="bullet"/>
+      <w:lvlText w:val=""/>
+      <w:lvlJc w:val="left"/>
+      <w:pPr>
+        <w:tabs>
+          <w:tab w:val="num" w:pos="3600"/>
+        </w:tabs>
+        <w:ind w:left="3600" w:hanging="360"/>
+      </w:pPr>
+      <w:rPr>
+        <w:rFonts w:ascii="Wingdings" w:hAnsi="Wingdings" w:hint="default"/>
+        <w:sz w:val="20"/>
+      </w:rPr>
+    </w:lvl>
+    <w:lvl w:ilvl="5" w:tentative="1">
+      <w:start w:val="1"/>
+      <w:numFmt w:val="bullet"/>
+      <w:lvlText w:val=""/>
+      <w:lvlJc w:val="left"/>
+      <w:pPr>
+        <w:tabs>
+          <w:tab w:val="num" w:pos="4320"/>
+        </w:tabs>
+        <w:ind w:left="4320" w:hanging="360"/>
+      </w:pPr>
+      <w:rPr>
+        <w:rFonts w:ascii="Wingdings" w:hAnsi="Wingdings" w:hint="default"/>
+        <w:sz w:val="20"/>
+      </w:rPr>
+    </w:lvl>
+    <w:lvl w:ilvl="6" w:tentative="1">
+      <w:start w:val="1"/>
+      <w:numFmt w:val="bullet"/>
+      <w:lvlText w:val=""/>
+      <w:lvlJc w:val="left"/>
+      <w:pPr>
+        <w:tabs>
+          <w:tab w:val="num" w:pos="5040"/>
+        </w:tabs>
+        <w:ind w:left="5040" w:hanging="360"/>
+      </w:pPr>
+      <w:rPr>
+        <w:rFonts w:ascii="Wingdings" w:hAnsi="Wingdings" w:hint="default"/>
+        <w:sz w:val="20"/>
+      </w:rPr>
+    </w:lvl>
+    <w:lvl w:ilvl="7" w:tentative="1">
+      <w:start w:val="1"/>
+      <w:numFmt w:val="bullet"/>
+      <w:lvlText w:val=""/>
+      <w:lvlJc w:val="left"/>
+      <w:pPr>
+        <w:tabs>
+          <w:tab w:val="num" w:pos="5760"/>
+        </w:tabs>
+        <w:ind w:left="5760" w:hanging="360"/>
+      </w:pPr>
+      <w:rPr>
+        <w:rFonts w:ascii="Wingdings" w:hAnsi="Wingdings" w:hint="default"/>
+        <w:sz w:val="20"/>
+      </w:rPr>
+    </w:lvl>
+    <w:lvl w:ilvl="8" w:tentative="1">
+      <w:start w:val="1"/>
+      <w:numFmt w:val="bullet"/>
+      <w:lvlText w:val=""/>
+      <w:lvlJc w:val="left"/>
+      <w:pPr>
+        <w:tabs>
+          <w:tab w:val="num" w:pos="6480"/>
+        </w:tabs>
+        <w:ind w:left="6480" w:hanging="360"/>
+      </w:pPr>
+      <w:rPr>
+        <w:rFonts w:ascii="Wingdings" w:hAnsi="Wingdings" w:hint="default"/>
+        <w:sz w:val="20"/>
+      </w:rPr>
+    </w:lvl>
+  </w:abstractNum>
+  <w:abstractNum w:abstractNumId="11" w15:restartNumberingAfterBreak="0">
+    <w:nsid w:val="70084191"/>
+    <w:multiLevelType w:val="multilevel"/>
+    <w:tmpl w:val="3BB4C66E"/>
+    <w:lvl w:ilvl="0">
+      <w:start w:val="1"/>
+      <w:numFmt w:val="bullet"/>
+      <w:lvlText w:val=""/>
+      <w:lvlJc w:val="left"/>
+      <w:pPr>
+        <w:tabs>
+          <w:tab w:val="num" w:pos="720"/>
+        </w:tabs>
+        <w:ind w:left="720" w:hanging="360"/>
+      </w:pPr>
+      <w:rPr>
+        <w:rFonts w:ascii="Symbol" w:hAnsi="Symbol" w:hint="default"/>
+        <w:sz w:val="20"/>
+      </w:rPr>
+    </w:lvl>
+    <w:lvl w:ilvl="1" w:tentative="1">
+      <w:start w:val="1"/>
+      <w:numFmt w:val="bullet"/>
+      <w:lvlText w:val="o"/>
+      <w:lvlJc w:val="left"/>
+      <w:pPr>
+        <w:tabs>
+          <w:tab w:val="num" w:pos="1440"/>
+        </w:tabs>
+        <w:ind w:left="1440" w:hanging="360"/>
+      </w:pPr>
+      <w:rPr>
+        <w:rFonts w:ascii="Courier New" w:hAnsi="Courier New" w:hint="default"/>
+        <w:sz w:val="20"/>
+      </w:rPr>
+    </w:lvl>
+    <w:lvl w:ilvl="2" w:tentative="1">
+      <w:start w:val="1"/>
+      <w:numFmt w:val="bullet"/>
+      <w:lvlText w:val=""/>
+      <w:lvlJc w:val="left"/>
+      <w:pPr>
+        <w:tabs>
+          <w:tab w:val="num" w:pos="2160"/>
+        </w:tabs>
+        <w:ind w:left="2160" w:hanging="360"/>
+      </w:pPr>
+      <w:rPr>
+        <w:rFonts w:ascii="Wingdings" w:hAnsi="Wingdings" w:hint="default"/>
+        <w:sz w:val="20"/>
+      </w:rPr>
+    </w:lvl>
+    <w:lvl w:ilvl="3" w:tentative="1">
+      <w:start w:val="1"/>
+      <w:numFmt w:val="bullet"/>
+      <w:lvlText w:val=""/>
+      <w:lvlJc w:val="left"/>
+      <w:pPr>
+        <w:tabs>
+          <w:tab w:val="num" w:pos="2880"/>
+        </w:tabs>
+        <w:ind w:left="2880" w:hanging="360"/>
+      </w:pPr>
+      <w:rPr>
+        <w:rFonts w:ascii="Wingdings" w:hAnsi="Wingdings" w:hint="default"/>
+        <w:sz w:val="20"/>
+      </w:rPr>
+    </w:lvl>
+    <w:lvl w:ilvl="4" w:tentative="1">
+      <w:start w:val="1"/>
+      <w:numFmt w:val="bullet"/>
+      <w:lvlText w:val=""/>
+      <w:lvlJc w:val="left"/>
+      <w:pPr>
+        <w:tabs>
+          <w:tab w:val="num" w:pos="3600"/>
+        </w:tabs>
+        <w:ind w:left="3600" w:hanging="360"/>
+      </w:pPr>
+      <w:rPr>
+        <w:rFonts w:ascii="Wingdings" w:hAnsi="Wingdings" w:hint="default"/>
+        <w:sz w:val="20"/>
+      </w:rPr>
+    </w:lvl>
+    <w:lvl w:ilvl="5" w:tentative="1">
+      <w:start w:val="1"/>
+      <w:numFmt w:val="bullet"/>
+      <w:lvlText w:val=""/>
+      <w:lvlJc w:val="left"/>
+      <w:pPr>
+        <w:tabs>
+          <w:tab w:val="num" w:pos="4320"/>
+        </w:tabs>
+        <w:ind w:left="4320" w:hanging="360"/>
+      </w:pPr>
+      <w:rPr>
+        <w:rFonts w:ascii="Wingdings" w:hAnsi="Wingdings" w:hint="default"/>
+        <w:sz w:val="20"/>
+      </w:rPr>
+    </w:lvl>
+    <w:lvl w:ilvl="6" w:tentative="1">
+      <w:start w:val="1"/>
+      <w:numFmt w:val="bullet"/>
+      <w:lvlText w:val=""/>
+      <w:lvlJc w:val="left"/>
+      <w:pPr>
+        <w:tabs>
+          <w:tab w:val="num" w:pos="5040"/>
+        </w:tabs>
+        <w:ind w:left="5040" w:hanging="360"/>
+      </w:pPr>
+      <w:rPr>
+        <w:rFonts w:ascii="Wingdings" w:hAnsi="Wingdings" w:hint="default"/>
+        <w:sz w:val="20"/>
+      </w:rPr>
+    </w:lvl>
+    <w:lvl w:ilvl="7" w:tentative="1">
+      <w:start w:val="1"/>
+      <w:numFmt w:val="bullet"/>
+      <w:lvlText w:val=""/>
+      <w:lvlJc w:val="left"/>
+      <w:pPr>
+        <w:tabs>
+          <w:tab w:val="num" w:pos="5760"/>
+        </w:tabs>
+        <w:ind w:left="5760" w:hanging="360"/>
+      </w:pPr>
+      <w:rPr>
+        <w:rFonts w:ascii="Wingdings" w:hAnsi="Wingdings" w:hint="default"/>
+        <w:sz w:val="20"/>
+      </w:rPr>
+    </w:lvl>
+    <w:lvl w:ilvl="8" w:tentative="1">
+      <w:start w:val="1"/>
+      <w:numFmt w:val="bullet"/>
+      <w:lvlText w:val=""/>
+      <w:lvlJc w:val="left"/>
+      <w:pPr>
+        <w:tabs>
+          <w:tab w:val="num" w:pos="6480"/>
+        </w:tabs>
+        <w:ind w:left="6480" w:hanging="360"/>
+      </w:pPr>
+      <w:rPr>
+        <w:rFonts w:ascii="Wingdings" w:hAnsi="Wingdings" w:hint="default"/>
+        <w:sz w:val="20"/>
+      </w:rPr>
+    </w:lvl>
+  </w:abstractNum>
   <w:num w:numId="1" w16cid:durableId="2101485227">
+    <w:abstractNumId w:val="1"/>
+  </w:num>
+  <w:num w:numId="2" w16cid:durableId="1387801386">
+    <w:abstractNumId w:val="8"/>
+  </w:num>
+  <w:num w:numId="3" w16cid:durableId="1154101411">
+    <w:abstractNumId w:val="10"/>
+  </w:num>
+  <w:num w:numId="4" w16cid:durableId="1827282999">
+    <w:abstractNumId w:val="3"/>
+  </w:num>
+  <w:num w:numId="5" w16cid:durableId="2073457742">
     <w:abstractNumId w:val="0"/>
   </w:num>
-  <w:num w:numId="2" w16cid:durableId="1387801386">
-    <w:abstractNumId w:val="1"/>
+  <w:num w:numId="6" w16cid:durableId="483857597">
+    <w:abstractNumId w:val="4"/>
+  </w:num>
+  <w:num w:numId="7" w16cid:durableId="2009206846">
+    <w:abstractNumId w:val="6"/>
+  </w:num>
+  <w:num w:numId="8" w16cid:durableId="2109234194">
+    <w:abstractNumId w:val="7"/>
+  </w:num>
+  <w:num w:numId="9" w16cid:durableId="2131701930">
+    <w:abstractNumId w:val="11"/>
+  </w:num>
+  <w:num w:numId="10" w16cid:durableId="233471071">
+    <w:abstractNumId w:val="5"/>
+  </w:num>
+  <w:num w:numId="11" w16cid:durableId="458233054">
+    <w:abstractNumId w:val="2"/>
+  </w:num>
+  <w:num w:numId="12" w16cid:durableId="364788882">
+    <w:abstractNumId w:val="9"/>
   </w:num>
 </w:numbering>
 </file>
@@ -7561,7 +9943,6 @@
   <w:style w:type="character" w:default="1" w:styleId="DefaultParagraphFont">
     <w:name w:val="Default Paragraph Font"/>
     <w:uiPriority w:val="1"/>
-    <w:semiHidden/>
     <w:unhideWhenUsed/>
   </w:style>
   <w:style w:type="table" w:default="1" w:styleId="TableNormal">
@@ -7890,6 +10271,17 @@
       <w:spacing w:val="5"/>
     </w:rPr>
   </w:style>
+  <w:style w:type="paragraph" w:styleId="NormalWeb">
+    <w:name w:val="Normal (Web)"/>
+    <w:basedOn w:val="Normal"/>
+    <w:uiPriority w:val="99"/>
+    <w:semiHidden/>
+    <w:unhideWhenUsed/>
+    <w:rsid w:val="001724A6"/>
+    <w:pPr>
+      <w:spacing w:before="100" w:beforeAutospacing="1" w:after="100" w:afterAutospacing="1"/>
+    </w:pPr>
+  </w:style>
 </w:styles>
 </file>
 

--- a/2 Proofreading and Review/LARA Mosaic Maze - Errata_v2 (Page 1-60) - Major Changes.docx
+++ b/2 Proofreading and Review/LARA Mosaic Maze - Errata_v2 (Page 1-60) - Major Changes.docx
@@ -6627,20 +6627,8 @@
     </w:p>
     <w:p>
       <w:pPr>
-        <w:pStyle w:val="ListParagraph"/>
-        <w:rPr>
-          <w:rFonts w:ascii="Aptos Display" w:hAnsi="Aptos Display"/>
-          <w:sz w:val="28"/>
-          <w:szCs w:val="28"/>
-        </w:rPr>
-      </w:pPr>
-    </w:p>
-    <w:p>
-      <w:pPr>
-        <w:rPr>
-          <w:rFonts w:ascii="Aptos Display" w:hAnsi="Aptos Display"/>
-          <w:b/>
-          <w:bCs/>
+        <w:rPr>
+          <w:rFonts w:ascii="Aptos Display" w:hAnsi="Aptos Display"/>
           <w:sz w:val="28"/>
           <w:szCs w:val="28"/>
         </w:rPr>
@@ -6653,7 +6641,6 @@
           <w:szCs w:val="28"/>
           <w14:ligatures w14:val="standardContextual"/>
         </w:rPr>
-        <w:lastRenderedPageBreak/>
         <w:drawing>
           <wp:inline distT="0" distB="0" distL="0" distR="0" wp14:anchorId="6586C28C" wp14:editId="0287AE72">
             <wp:extent cx="5943600" cy="412115"/>
@@ -6704,28 +6691,24 @@
         </w:rPr>
         <w:br/>
       </w:r>
-      <w:r>
-        <w:rPr>
-          <w:rFonts w:ascii="Aptos Display" w:hAnsi="Aptos Display"/>
-          <w:sz w:val="28"/>
-          <w:szCs w:val="28"/>
-        </w:rPr>
-        <w:br/>
-      </w:r>
-      <w:r>
-        <w:rPr>
-          <w:rFonts w:ascii="Aptos Display" w:hAnsi="Aptos Display"/>
-          <w:sz w:val="28"/>
-          <w:szCs w:val="28"/>
-        </w:rPr>
-        <w:br/>
-      </w:r>
-      <w:r>
-        <w:rPr>
-          <w:rFonts w:ascii="Aptos Display" w:hAnsi="Aptos Display"/>
-          <w:sz w:val="28"/>
-          <w:szCs w:val="28"/>
-        </w:rPr>
+    </w:p>
+    <w:p>
+      <w:pPr>
+        <w:rPr>
+          <w:rFonts w:ascii="Aptos Display" w:hAnsi="Aptos Display"/>
+          <w:b/>
+          <w:bCs/>
+          <w:sz w:val="28"/>
+          <w:szCs w:val="28"/>
+        </w:rPr>
+      </w:pPr>
+      <w:r>
+        <w:rPr>
+          <w:rFonts w:ascii="Aptos Display" w:hAnsi="Aptos Display"/>
+          <w:sz w:val="28"/>
+          <w:szCs w:val="28"/>
+        </w:rPr>
+        <w:lastRenderedPageBreak/>
         <w:br/>
       </w:r>
       <w:r>
@@ -7059,8 +7042,6 @@
         <w:shd w:val="clear" w:color="auto" w:fill="FFFFFF"/>
         <w:rPr>
           <w:rFonts w:ascii="Calibri" w:hAnsi="Calibri" w:cs="Calibri"/>
-          <w:b/>
-          <w:bCs/>
           <w:color w:val="000000"/>
           <w:sz w:val="28"/>
           <w:szCs w:val="28"/>
@@ -7069,15 +7050,16 @@
       <w:r>
         <w:rPr>
           <w:rFonts w:ascii="Calibri" w:hAnsi="Calibri" w:cs="Calibri"/>
-          <w:b/>
-          <w:bCs/>
-          <w:color w:val="000000"/>
-          <w:sz w:val="28"/>
-          <w:szCs w:val="28"/>
-        </w:rPr>
-        <w:t>M</w:t>
-      </w:r>
-      <w:r>
+          <w:color w:val="000000"/>
+          <w:sz w:val="28"/>
+          <w:szCs w:val="28"/>
+        </w:rPr>
+        <w:t>M80, harp should be a half pedal buzz. </w:t>
+      </w:r>
+    </w:p>
+    <w:p>
+      <w:pPr>
+        <w:shd w:val="clear" w:color="auto" w:fill="FFFFFF"/>
         <w:rPr>
           <w:rFonts w:ascii="Calibri" w:hAnsi="Calibri" w:cs="Calibri"/>
           <w:b/>
@@ -7086,58 +7068,43 @@
           <w:sz w:val="28"/>
           <w:szCs w:val="28"/>
         </w:rPr>
-        <w:t>80, harp should be a half pedal buzz. </w:t>
-      </w:r>
+      </w:pPr>
     </w:p>
     <w:p>
       <w:pPr>
         <w:shd w:val="clear" w:color="auto" w:fill="FFFFFF"/>
         <w:rPr>
           <w:rFonts w:ascii="Calibri" w:hAnsi="Calibri" w:cs="Calibri"/>
-          <w:b/>
-          <w:bCs/>
-          <w:color w:val="000000"/>
-          <w:sz w:val="28"/>
-          <w:szCs w:val="28"/>
-        </w:rPr>
-      </w:pPr>
-    </w:p>
-    <w:p>
-      <w:pPr>
-        <w:shd w:val="clear" w:color="auto" w:fill="FFFFFF"/>
+          <w:color w:val="000000"/>
+          <w:sz w:val="28"/>
+          <w:szCs w:val="28"/>
+        </w:rPr>
+      </w:pPr>
+      <w:r>
         <w:rPr>
           <w:rFonts w:ascii="Calibri" w:hAnsi="Calibri" w:cs="Calibri"/>
           <w:color w:val="000000"/>
           <w:sz w:val="28"/>
           <w:szCs w:val="28"/>
         </w:rPr>
-      </w:pPr>
-      <w:r>
+        <w:t xml:space="preserve">Oboe solo parts – remove mf-f sempre as applicable. </w:t>
+      </w:r>
+    </w:p>
+    <w:p>
+      <w:pPr>
+        <w:shd w:val="clear" w:color="auto" w:fill="FFFFFF"/>
+        <w:rPr>
+          <w:color w:val="222222"/>
+        </w:rPr>
+      </w:pPr>
+    </w:p>
+    <w:p>
+      <w:pPr>
+        <w:shd w:val="clear" w:color="auto" w:fill="FFFFFF"/>
         <w:rPr>
           <w:rFonts w:ascii="Calibri" w:hAnsi="Calibri" w:cs="Calibri"/>
-          <w:color w:val="000000"/>
-          <w:sz w:val="28"/>
-          <w:szCs w:val="28"/>
-        </w:rPr>
-        <w:t xml:space="preserve">Oboe solo parts – remove mf-f sempre as applicable. </w:t>
-      </w:r>
-    </w:p>
-    <w:p>
-      <w:pPr>
-        <w:shd w:val="clear" w:color="auto" w:fill="FFFFFF"/>
-        <w:rPr>
-          <w:color w:val="222222"/>
-        </w:rPr>
-      </w:pPr>
-    </w:p>
-    <w:p>
-      <w:pPr>
-        <w:shd w:val="clear" w:color="auto" w:fill="FFFFFF"/>
-        <w:rPr>
-          <w:rFonts w:ascii="Futura" w:hAnsi="Futura"/>
-          <w:b/>
-          <w:bCs/>
-          <w:color w:val="FF0000"/>
+          <w:b/>
+          <w:bCs/>
           <w:sz w:val="28"/>
           <w:szCs w:val="28"/>
           <w:shd w:val="clear" w:color="auto" w:fill="FFFFFF"/>
@@ -7145,78 +7112,99 @@
       </w:pPr>
       <w:r>
         <w:rPr>
-          <w:rFonts w:ascii="Futura" w:hAnsi="Futura"/>
-          <w:b/>
-          <w:bCs/>
-          <w:color w:val="FF0000"/>
+          <w:rFonts w:ascii="Calibri" w:hAnsi="Calibri" w:cs="Calibri"/>
           <w:sz w:val="28"/>
           <w:szCs w:val="28"/>
           <w:shd w:val="clear" w:color="auto" w:fill="FFFFFF"/>
         </w:rPr>
         <w:t>For hard section</w:t>
       </w:r>
-    </w:p>
-    <w:p>
-      <w:pPr>
-        <w:shd w:val="clear" w:color="auto" w:fill="FFFFFF"/>
-        <w:rPr>
-          <w:color w:val="222222"/>
-        </w:rPr>
-      </w:pPr>
-      <w:r>
-        <w:rPr>
-          <w:rFonts w:ascii="Futura" w:hAnsi="Futura"/>
-          <w:color w:val="FF0000"/>
+      <w:r>
+        <w:rPr>
+          <w:rFonts w:ascii="Calibri" w:hAnsi="Calibri" w:cs="Calibri"/>
           <w:sz w:val="28"/>
           <w:szCs w:val="28"/>
           <w:shd w:val="clear" w:color="auto" w:fill="FFFFFF"/>
         </w:rPr>
-        <w:t xml:space="preserve">Let’s actually leave it exactly as manuscript, EXCEPT for M177 </w:t>
+        <w:t xml:space="preserve"> -</w:t>
+      </w:r>
+      <w:r>
+        <w:rPr>
+          <w:rFonts w:ascii="Calibri" w:hAnsi="Calibri" w:cs="Calibri"/>
+          <w:b/>
+          <w:bCs/>
+          <w:sz w:val="28"/>
+          <w:szCs w:val="28"/>
+          <w:shd w:val="clear" w:color="auto" w:fill="FFFFFF"/>
+        </w:rPr>
+        <w:t xml:space="preserve"> </w:t>
+      </w:r>
+      <w:r>
+        <w:rPr>
+          <w:rFonts w:ascii="Calibri" w:hAnsi="Calibri" w:cs="Calibri"/>
+          <w:sz w:val="28"/>
+          <w:szCs w:val="28"/>
+          <w:shd w:val="clear" w:color="auto" w:fill="FFFFFF"/>
+        </w:rPr>
+        <w:t xml:space="preserve">Let’s </w:t>
       </w:r>
       <w:proofErr w:type="gramStart"/>
       <w:r>
         <w:rPr>
-          <w:rFonts w:ascii="Futura" w:hAnsi="Futura"/>
-          <w:color w:val="FF0000"/>
+          <w:rFonts w:ascii="Calibri" w:hAnsi="Calibri" w:cs="Calibri"/>
           <w:sz w:val="28"/>
           <w:szCs w:val="28"/>
           <w:shd w:val="clear" w:color="auto" w:fill="FFFFFF"/>
         </w:rPr>
-        <w:t>( manuscript</w:t>
+        <w:t>actually leave</w:t>
       </w:r>
       <w:proofErr w:type="gramEnd"/>
       <w:r>
         <w:rPr>
-          <w:rFonts w:ascii="Futura" w:hAnsi="Futura"/>
-          <w:color w:val="FF0000"/>
+          <w:rFonts w:ascii="Calibri" w:hAnsi="Calibri" w:cs="Calibri"/>
           <w:sz w:val="28"/>
           <w:szCs w:val="28"/>
           <w:shd w:val="clear" w:color="auto" w:fill="FFFFFF"/>
         </w:rPr>
-        <w:t>), which we should change it to Skins and only have 1 staff for Perc 1</w:t>
-      </w:r>
-    </w:p>
-    <w:p>
-      <w:pPr>
-        <w:shd w:val="clear" w:color="auto" w:fill="FFFFFF"/>
-        <w:rPr>
-          <w:color w:val="222222"/>
-        </w:rPr>
-      </w:pPr>
-    </w:p>
-    <w:p>
-      <w:pPr>
-        <w:shd w:val="clear" w:color="auto" w:fill="FFFFFF"/>
-        <w:rPr>
-          <w:color w:val="222222"/>
-        </w:rPr>
-      </w:pPr>
-    </w:p>
-    <w:p>
-      <w:pPr>
-        <w:shd w:val="clear" w:color="auto" w:fill="FFFFFF"/>
-        <w:rPr>
-          <w:color w:val="222222"/>
+        <w:t xml:space="preserve"> it exactly as manuscript</w:t>
+      </w:r>
+    </w:p>
+    <w:p>
+      <w:pPr>
+        <w:shd w:val="clear" w:color="auto" w:fill="FFFFFF"/>
+        <w:rPr>
+          <w:rFonts w:ascii="Calibri" w:hAnsi="Calibri" w:cs="Calibri"/>
+          <w:sz w:val="28"/>
+          <w:szCs w:val="28"/>
+          <w:shd w:val="clear" w:color="auto" w:fill="FFFFFF"/>
+        </w:rPr>
+      </w:pPr>
+    </w:p>
+    <w:p>
+      <w:pPr>
+        <w:shd w:val="clear" w:color="auto" w:fill="FFFFFF"/>
+        <w:rPr>
+          <w:rFonts w:ascii="Calibri" w:hAnsi="Calibri" w:cs="Calibri"/>
+        </w:rPr>
+      </w:pPr>
+      <w:r>
+        <w:rPr>
+          <w:rFonts w:ascii="Calibri" w:hAnsi="Calibri" w:cs="Calibri"/>
+          <w:sz w:val="28"/>
+          <w:szCs w:val="28"/>
+          <w:shd w:val="clear" w:color="auto" w:fill="FFFFFF"/>
+        </w:rPr>
+        <w:t>M177 (manuscript), which we should change it to Skins and only have 1 staff for Perc 1</w:t>
+      </w:r>
+    </w:p>
+    <w:p>
+      <w:pPr>
+        <w:shd w:val="clear" w:color="auto" w:fill="FFFFFF"/>
+        <w:rPr>
+          <w:rFonts w:ascii="Calibri" w:hAnsi="Calibri" w:cs="Calibri"/>
+          <w:color w:val="000000"/>
+          <w:sz w:val="28"/>
+          <w:szCs w:val="28"/>
         </w:rPr>
       </w:pPr>
     </w:p>
@@ -7384,6 +7372,7 @@
           <w:sz w:val="28"/>
           <w:szCs w:val="28"/>
         </w:rPr>
+        <w:lastRenderedPageBreak/>
         <w:t xml:space="preserve">M199, fermata: clean up fermata so it </w:t>
       </w:r>
       <w:proofErr w:type="spellStart"/>
@@ -7568,6 +7557,55 @@
     </w:p>
     <w:p>
       <w:pPr>
+        <w:rPr>
+          <w:rFonts w:ascii="Aptos Display" w:hAnsi="Aptos Display"/>
+          <w:b/>
+          <w:bCs/>
+          <w:sz w:val="28"/>
+          <w:szCs w:val="28"/>
+        </w:rPr>
+      </w:pPr>
+      <w:r>
+        <w:rPr>
+          <w:rFonts w:ascii="Aptos Display" w:hAnsi="Aptos Display"/>
+          <w:sz w:val="28"/>
+          <w:szCs w:val="28"/>
+        </w:rPr>
+        <w:br/>
+      </w:r>
+      <w:r>
+        <w:rPr>
+          <w:rFonts w:ascii="Aptos Display" w:hAnsi="Aptos Display"/>
+          <w:b/>
+          <w:bCs/>
+          <w:sz w:val="28"/>
+          <w:szCs w:val="28"/>
+        </w:rPr>
+        <w:t>Further changes (3</w:t>
+      </w:r>
+      <w:r>
+        <w:rPr>
+          <w:rFonts w:ascii="Aptos Display" w:hAnsi="Aptos Display"/>
+          <w:b/>
+          <w:bCs/>
+          <w:sz w:val="28"/>
+          <w:szCs w:val="28"/>
+        </w:rPr>
+        <w:t>1</w:t>
+      </w:r>
+      <w:r>
+        <w:rPr>
+          <w:rFonts w:ascii="Aptos Display" w:hAnsi="Aptos Display"/>
+          <w:b/>
+          <w:bCs/>
+          <w:sz w:val="28"/>
+          <w:szCs w:val="28"/>
+        </w:rPr>
+        <w:t xml:space="preserve"> Mar)</w:t>
+      </w:r>
+    </w:p>
+    <w:p>
+      <w:pPr>
         <w:shd w:val="clear" w:color="auto" w:fill="FFFFFF"/>
         <w:rPr>
           <w:color w:val="222222"/>
@@ -7575,14 +7613,43 @@
       </w:pPr>
     </w:p>
     <w:p>
-      <w:pPr>
-        <w:shd w:val="clear" w:color="auto" w:fill="FFFFFF"/>
-        <w:rPr>
-          <w:color w:val="222222"/>
-        </w:rPr>
-      </w:pPr>
-    </w:p>
-    <w:p/>
+      <w:r>
+        <w:t xml:space="preserve">Last note of the perc (bass and kick) (end of </w:t>
+      </w:r>
+      <w:proofErr w:type="gramStart"/>
+      <w:r>
+        <w:t>piece)Please</w:t>
+      </w:r>
+      <w:proofErr w:type="gramEnd"/>
+      <w:r>
+        <w:t xml:space="preserve"> remove staccato.</w:t>
+      </w:r>
+      <w:r>
+        <w:br/>
+        <w:t>Just accent will do and (</w:t>
+      </w:r>
+      <w:proofErr w:type="spellStart"/>
+      <w:r>
+        <w:t>l.v.</w:t>
+      </w:r>
+      <w:proofErr w:type="spellEnd"/>
+      <w:r>
+        <w:t xml:space="preserve">) - you can just use an lv </w:t>
+      </w:r>
+      <w:proofErr w:type="spellStart"/>
+      <w:r>
+        <w:t>tie.I</w:t>
+      </w:r>
+      <w:proofErr w:type="spellEnd"/>
+      <w:r>
+        <w:t xml:space="preserve"> think I removed the fermata from that note, but I haven't, remove that too. So the fermata should just be the big 7" one at the </w:t>
+      </w:r>
+      <w:proofErr w:type="spellStart"/>
+      <w:r>
+        <w:t>barline</w:t>
+      </w:r>
+      <w:proofErr w:type="spellEnd"/>
+    </w:p>
     <w:p>
       <w:pPr>
         <w:rPr>

--- a/2 Proofreading and Review/LARA Mosaic Maze - Errata_v2 (Page 1-60) - Major Changes.docx
+++ b/2 Proofreading and Review/LARA Mosaic Maze - Errata_v2 (Page 1-60) - Major Changes.docx
@@ -296,19 +296,8 @@
           <w:sz w:val="28"/>
           <w:szCs w:val="28"/>
         </w:rPr>
-        <w:t xml:space="preserve">: Second note should be B on upper staff and A on </w:t>
-      </w:r>
-      <w:proofErr w:type="gramStart"/>
-      <w:r>
-        <w:rPr>
-          <w:rFonts w:ascii="Aptos Display" w:hAnsi="Aptos Display" w:cs="Segoe UI"/>
-          <w:color w:val="000000"/>
-          <w:sz w:val="28"/>
-          <w:szCs w:val="28"/>
-        </w:rPr>
-        <w:t>lower</w:t>
-      </w:r>
-      <w:proofErr w:type="gramEnd"/>
+        <w:t>: Second note should be B on upper staff and A on lower</w:t>
+      </w:r>
     </w:p>
     <w:p>
       <w:pPr>
@@ -438,27 +427,7 @@
           <w:sz w:val="28"/>
           <w:szCs w:val="28"/>
         </w:rPr>
-        <w:t xml:space="preserve">I made some changes to Percussion Notation, </w:t>
-      </w:r>
-      <w:proofErr w:type="gramStart"/>
-      <w:r>
-        <w:rPr>
-          <w:rFonts w:ascii="Aptos Display" w:hAnsi="Aptos Display" w:cs="Segoe UI"/>
-          <w:color w:val="000000"/>
-          <w:sz w:val="28"/>
-          <w:szCs w:val="28"/>
-        </w:rPr>
-        <w:t>Please</w:t>
-      </w:r>
-      <w:proofErr w:type="gramEnd"/>
-      <w:r>
-        <w:rPr>
-          <w:rFonts w:ascii="Aptos Display" w:hAnsi="Aptos Display" w:cs="Segoe UI"/>
-          <w:color w:val="000000"/>
-          <w:sz w:val="28"/>
-          <w:szCs w:val="28"/>
-        </w:rPr>
-        <w:t xml:space="preserve"> adjust carefully!</w:t>
+        <w:t>I made some changes to Percussion Notation, Please adjust carefully!</w:t>
       </w:r>
     </w:p>
     <w:p>
@@ -543,76 +512,16 @@
           <w:sz w:val="28"/>
           <w:szCs w:val="28"/>
         </w:rPr>
-        <w:t xml:space="preserve"> for both Wood Plank and Wood blocks, because they are always coupled and not independent. </w:t>
-      </w:r>
-      <w:proofErr w:type="gramStart"/>
-      <w:r>
-        <w:rPr>
-          <w:rFonts w:ascii="Aptos Display" w:hAnsi="Aptos Display" w:cs="Segoe UI"/>
-          <w:color w:val="000000"/>
-          <w:sz w:val="28"/>
-          <w:szCs w:val="28"/>
-        </w:rPr>
-        <w:t>Also</w:t>
-      </w:r>
-      <w:proofErr w:type="gramEnd"/>
-      <w:r>
-        <w:rPr>
-          <w:rFonts w:ascii="Aptos Display" w:hAnsi="Aptos Display" w:cs="Segoe UI"/>
-          <w:color w:val="000000"/>
-          <w:sz w:val="28"/>
-          <w:szCs w:val="28"/>
-        </w:rPr>
-        <w:t xml:space="preserve"> I added 2 new toms, now totaling 5 toms</w:t>
-      </w:r>
-      <w:r>
-        <w:rPr>
-          <w:rFonts w:ascii="Aptos Display" w:hAnsi="Aptos Display" w:cs="Segoe UI"/>
-          <w:color w:val="000000"/>
-          <w:sz w:val="28"/>
-          <w:szCs w:val="28"/>
-        </w:rPr>
-        <w:t xml:space="preserve">. Also, please change instrument name from “Wood </w:t>
-      </w:r>
-      <w:proofErr w:type="spellStart"/>
-      <w:r>
-        <w:rPr>
-          <w:rFonts w:ascii="Aptos Display" w:hAnsi="Aptos Display" w:cs="Segoe UI"/>
-          <w:color w:val="000000"/>
-          <w:sz w:val="28"/>
-          <w:szCs w:val="28"/>
-        </w:rPr>
-        <w:t>Plancks</w:t>
-      </w:r>
-      <w:proofErr w:type="spellEnd"/>
-      <w:r>
-        <w:rPr>
-          <w:rFonts w:ascii="Aptos Display" w:hAnsi="Aptos Display" w:cs="Segoe UI"/>
-          <w:color w:val="000000"/>
-          <w:sz w:val="28"/>
-          <w:szCs w:val="28"/>
-        </w:rPr>
-        <w:t xml:space="preserve">” to “Low Wood </w:t>
-      </w:r>
-      <w:proofErr w:type="gramStart"/>
-      <w:r>
-        <w:rPr>
-          <w:rFonts w:ascii="Aptos Display" w:hAnsi="Aptos Display" w:cs="Segoe UI"/>
-          <w:color w:val="000000"/>
-          <w:sz w:val="28"/>
-          <w:szCs w:val="28"/>
-        </w:rPr>
-        <w:t>Planks</w:t>
-      </w:r>
-      <w:proofErr w:type="gramEnd"/>
-      <w:r>
-        <w:rPr>
-          <w:rFonts w:ascii="Aptos Display" w:hAnsi="Aptos Display" w:cs="Segoe UI"/>
-          <w:color w:val="000000"/>
-          <w:sz w:val="28"/>
-          <w:szCs w:val="28"/>
-        </w:rPr>
-        <w:t>”</w:t>
+        <w:t xml:space="preserve"> for both Wood Plank and Wood blocks, because they are always coupled and not independent. Also I added 2 new toms, now totaling 5 toms</w:t>
+      </w:r>
+      <w:r>
+        <w:rPr>
+          <w:rFonts w:ascii="Aptos Display" w:hAnsi="Aptos Display" w:cs="Segoe UI"/>
+          <w:color w:val="000000"/>
+          <w:sz w:val="28"/>
+          <w:szCs w:val="28"/>
+        </w:rPr>
+        <w:t>. Also, please change instrument name from “Wood Plancks” to “Low Wood Planks”</w:t>
       </w:r>
     </w:p>
     <w:p>
@@ -1069,7 +978,6 @@
         </w:rPr>
         <w:t xml:space="preserve">: please change dynamics from mf to </w:t>
       </w:r>
-      <w:proofErr w:type="gramStart"/>
       <w:r>
         <w:rPr>
           <w:rFonts w:ascii="Aptos Display" w:hAnsi="Aptos Display"/>
@@ -1080,7 +988,6 @@
         </w:rPr>
         <w:t>p</w:t>
       </w:r>
-      <w:proofErr w:type="gramEnd"/>
     </w:p>
     <w:p>
       <w:pPr>
@@ -1117,27 +1024,7 @@
           <w:sz w:val="28"/>
           <w:szCs w:val="28"/>
         </w:rPr>
-        <w:t xml:space="preserve">M11 – 13, </w:t>
-      </w:r>
-      <w:proofErr w:type="gramStart"/>
-      <w:r>
-        <w:rPr>
-          <w:rFonts w:ascii="Aptos Display" w:hAnsi="Aptos Display" w:cs="Segoe UI"/>
-          <w:color w:val="000000"/>
-          <w:sz w:val="28"/>
-          <w:szCs w:val="28"/>
-        </w:rPr>
-        <w:t>Perc ,</w:t>
-      </w:r>
-      <w:proofErr w:type="gramEnd"/>
-      <w:r>
-        <w:rPr>
-          <w:rFonts w:ascii="Aptos Display" w:hAnsi="Aptos Display" w:cs="Segoe UI"/>
-          <w:color w:val="000000"/>
-          <w:sz w:val="28"/>
-          <w:szCs w:val="28"/>
-        </w:rPr>
-        <w:t xml:space="preserve"> both hands: delete all material (Perc materials should return on M14)</w:t>
+        <w:t>M11 – 13, Perc , both hands: delete all material (Perc materials should return on M14)</w:t>
       </w:r>
     </w:p>
     <w:p>
@@ -1174,19 +1061,8 @@
           <w:sz w:val="28"/>
           <w:szCs w:val="28"/>
         </w:rPr>
-        <w:t xml:space="preserve">M18- 25, Perc 1, both hands: delete all </w:t>
-      </w:r>
-      <w:proofErr w:type="gramStart"/>
-      <w:r>
-        <w:rPr>
-          <w:rFonts w:ascii="Aptos Display" w:hAnsi="Aptos Display" w:cs="Segoe UI"/>
-          <w:color w:val="000000"/>
-          <w:sz w:val="28"/>
-          <w:szCs w:val="28"/>
-        </w:rPr>
-        <w:t>material</w:t>
-      </w:r>
-      <w:proofErr w:type="gramEnd"/>
+        <w:t>M18- 25, Perc 1, both hands: delete all material</w:t>
+      </w:r>
     </w:p>
     <w:p>
       <w:pPr>
@@ -1281,27 +1157,7 @@
           <w:szCs w:val="28"/>
         </w:rPr>
         <w:br/>
-        <w:t xml:space="preserve">(include </w:t>
-      </w:r>
-      <w:proofErr w:type="spellStart"/>
-      <w:r>
-        <w:rPr>
-          <w:rFonts w:ascii="Aptos Display" w:hAnsi="Aptos Display" w:cs="Segoe UI"/>
-          <w:color w:val="000000"/>
-          <w:sz w:val="28"/>
-          <w:szCs w:val="28"/>
-        </w:rPr>
-        <w:t>cresc</w:t>
-      </w:r>
-      <w:proofErr w:type="spellEnd"/>
-      <w:r>
-        <w:rPr>
-          <w:rFonts w:ascii="Aptos Display" w:hAnsi="Aptos Display" w:cs="Segoe UI"/>
-          <w:color w:val="000000"/>
-          <w:sz w:val="28"/>
-          <w:szCs w:val="28"/>
-        </w:rPr>
-        <w:t xml:space="preserve"> from mf to ff); then make M30-31 also </w:t>
+        <w:t xml:space="preserve">(include cresc from mf to ff); then make M30-31 also </w:t>
       </w:r>
       <w:r>
         <w:rPr>
@@ -1433,27 +1289,7 @@
           <w:szCs w:val="28"/>
         </w:rPr>
         <w:lastRenderedPageBreak/>
-        <w:t xml:space="preserve">M26, then crescendo </w:t>
-      </w:r>
-      <w:proofErr w:type="gramStart"/>
-      <w:r>
-        <w:rPr>
-          <w:rFonts w:ascii="Aptos Display" w:hAnsi="Aptos Display" w:cs="Segoe UI"/>
-          <w:color w:val="000000"/>
-          <w:sz w:val="28"/>
-          <w:szCs w:val="28"/>
-        </w:rPr>
-        <w:t>from  pp</w:t>
-      </w:r>
-      <w:proofErr w:type="gramEnd"/>
-      <w:r>
-        <w:rPr>
-          <w:rFonts w:ascii="Aptos Display" w:hAnsi="Aptos Display" w:cs="Segoe UI"/>
-          <w:color w:val="000000"/>
-          <w:sz w:val="28"/>
-          <w:szCs w:val="28"/>
-        </w:rPr>
-        <w:t xml:space="preserve"> in M27 to ff in M30</w:t>
+        <w:t>M26, then crescendo from  pp in M27 to ff in M30</w:t>
       </w:r>
       <w:r>
         <w:rPr>
@@ -1542,7 +1378,6 @@
         </w:rPr>
         <w:t xml:space="preserve">M48 – 54, Perc 2: make entire part </w:t>
       </w:r>
-      <w:proofErr w:type="gramStart"/>
       <w:r>
         <w:rPr>
           <w:rFonts w:ascii="Aptos Display" w:hAnsi="Aptos Display"/>
@@ -1551,7 +1386,6 @@
         </w:rPr>
         <w:t>Skins</w:t>
       </w:r>
-      <w:proofErr w:type="gramEnd"/>
     </w:p>
     <w:p>
       <w:pPr>
@@ -1595,33 +1429,15 @@
           <w:sz w:val="28"/>
           <w:szCs w:val="28"/>
         </w:rPr>
-        <w:t xml:space="preserve">make entire </w:t>
-      </w:r>
-      <w:proofErr w:type="gramStart"/>
-      <w:r>
-        <w:rPr>
-          <w:rFonts w:ascii="Aptos Display" w:hAnsi="Aptos Display"/>
-          <w:sz w:val="28"/>
-          <w:szCs w:val="28"/>
-        </w:rPr>
-        <w:t xml:space="preserve">part </w:t>
-      </w:r>
-      <w:r>
-        <w:rPr>
-          <w:rFonts w:ascii="Aptos Display" w:hAnsi="Aptos Display"/>
-          <w:sz w:val="28"/>
-          <w:szCs w:val="28"/>
-        </w:rPr>
-        <w:t xml:space="preserve"> only</w:t>
-      </w:r>
-      <w:proofErr w:type="gramEnd"/>
-      <w:r>
-        <w:rPr>
-          <w:rFonts w:ascii="Aptos Display" w:hAnsi="Aptos Display"/>
-          <w:sz w:val="28"/>
-          <w:szCs w:val="28"/>
-        </w:rPr>
-        <w:t xml:space="preserve"> one staff of </w:t>
+        <w:t xml:space="preserve">make entire part </w:t>
+      </w:r>
+      <w:r>
+        <w:rPr>
+          <w:rFonts w:ascii="Aptos Display" w:hAnsi="Aptos Display"/>
+          <w:sz w:val="28"/>
+          <w:szCs w:val="28"/>
+        </w:rPr>
+        <w:t xml:space="preserve"> only one staff of </w:t>
       </w:r>
       <w:r>
         <w:rPr>
@@ -1664,25 +1480,7 @@
           <w:sz w:val="28"/>
           <w:szCs w:val="28"/>
         </w:rPr>
-        <w:t>M55, Perc 1: make dynamics for last note “</w:t>
-      </w:r>
-      <w:proofErr w:type="gramStart"/>
-      <w:r>
-        <w:rPr>
-          <w:rFonts w:ascii="Aptos Display" w:hAnsi="Aptos Display"/>
-          <w:sz w:val="28"/>
-          <w:szCs w:val="28"/>
-        </w:rPr>
-        <w:t>p</w:t>
-      </w:r>
-      <w:proofErr w:type="gramEnd"/>
-      <w:r>
-        <w:rPr>
-          <w:rFonts w:ascii="Aptos Display" w:hAnsi="Aptos Display"/>
-          <w:sz w:val="28"/>
-          <w:szCs w:val="28"/>
-        </w:rPr>
-        <w:t>”</w:t>
+        <w:t>M55, Perc 1: make dynamics for last note “p”</w:t>
       </w:r>
     </w:p>
     <w:p>
@@ -1716,27 +1514,7 @@
           <w:sz w:val="28"/>
           <w:szCs w:val="28"/>
         </w:rPr>
-        <w:t>M56, Perc 2: make dynamic “</w:t>
-      </w:r>
-      <w:proofErr w:type="spellStart"/>
-      <w:proofErr w:type="gramStart"/>
-      <w:r>
-        <w:rPr>
-          <w:rFonts w:ascii="Aptos Display" w:hAnsi="Aptos Display"/>
-          <w:sz w:val="28"/>
-          <w:szCs w:val="28"/>
-        </w:rPr>
-        <w:t>mp</w:t>
-      </w:r>
-      <w:proofErr w:type="spellEnd"/>
-      <w:proofErr w:type="gramEnd"/>
-      <w:r>
-        <w:rPr>
-          <w:rFonts w:ascii="Aptos Display" w:hAnsi="Aptos Display"/>
-          <w:sz w:val="28"/>
-          <w:szCs w:val="28"/>
-        </w:rPr>
-        <w:t>”</w:t>
+        <w:t>M56, Perc 2: make dynamic “mp”</w:t>
       </w:r>
     </w:p>
     <w:p>
@@ -1804,25 +1582,7 @@
           <w:sz w:val="28"/>
           <w:szCs w:val="28"/>
         </w:rPr>
-        <w:t>M58, Perc 1: make “</w:t>
-      </w:r>
-      <w:proofErr w:type="gramStart"/>
-      <w:r>
-        <w:rPr>
-          <w:rFonts w:ascii="Aptos Display" w:hAnsi="Aptos Display"/>
-          <w:sz w:val="28"/>
-          <w:szCs w:val="28"/>
-        </w:rPr>
-        <w:t>ff</w:t>
-      </w:r>
-      <w:proofErr w:type="gramEnd"/>
-      <w:r>
-        <w:rPr>
-          <w:rFonts w:ascii="Aptos Display" w:hAnsi="Aptos Display"/>
-          <w:sz w:val="28"/>
-          <w:szCs w:val="28"/>
-        </w:rPr>
-        <w:t>”</w:t>
+        <w:t>M58, Perc 1: make “ff”</w:t>
       </w:r>
     </w:p>
     <w:p>
@@ -1867,25 +1627,7 @@
           <w:sz w:val="28"/>
           <w:szCs w:val="28"/>
         </w:rPr>
-        <w:t xml:space="preserve">make entire </w:t>
-      </w:r>
-      <w:proofErr w:type="gramStart"/>
-      <w:r>
-        <w:rPr>
-          <w:rFonts w:ascii="Aptos Display" w:hAnsi="Aptos Display"/>
-          <w:sz w:val="28"/>
-          <w:szCs w:val="28"/>
-        </w:rPr>
-        <w:t>part  only</w:t>
-      </w:r>
-      <w:proofErr w:type="gramEnd"/>
-      <w:r>
-        <w:rPr>
-          <w:rFonts w:ascii="Aptos Display" w:hAnsi="Aptos Display"/>
-          <w:sz w:val="28"/>
-          <w:szCs w:val="28"/>
-        </w:rPr>
-        <w:t xml:space="preserve"> one staff of Skins each, then back to original wood percussion on M62</w:t>
+        <w:t>make entire part  only one staff of Skins each, then back to original wood percussion on M62</w:t>
       </w:r>
     </w:p>
     <w:p>
@@ -1959,27 +1701,7 @@
           <w:sz w:val="28"/>
           <w:szCs w:val="28"/>
         </w:rPr>
-        <w:t xml:space="preserve">Perc 1 right hand (delete beats 2 of M62, 63, 64, and </w:t>
-      </w:r>
-      <w:proofErr w:type="gramStart"/>
-      <w:r>
-        <w:rPr>
-          <w:rFonts w:ascii="Aptos Display" w:hAnsi="Aptos Display" w:cs="Segoe UI"/>
-          <w:color w:val="000000"/>
-          <w:sz w:val="28"/>
-          <w:szCs w:val="28"/>
-        </w:rPr>
-        <w:t>all of</w:t>
-      </w:r>
-      <w:proofErr w:type="gramEnd"/>
-      <w:r>
-        <w:rPr>
-          <w:rFonts w:ascii="Aptos Display" w:hAnsi="Aptos Display" w:cs="Segoe UI"/>
-          <w:color w:val="000000"/>
-          <w:sz w:val="28"/>
-          <w:szCs w:val="28"/>
-        </w:rPr>
-        <w:t xml:space="preserve"> M67</w:t>
+        <w:t>Perc 1 right hand (delete beats 2 of M62, 63, 64, and all of M67</w:t>
       </w:r>
     </w:p>
     <w:p>
@@ -2016,27 +1738,7 @@
           <w:sz w:val="28"/>
           <w:szCs w:val="28"/>
         </w:rPr>
-        <w:t xml:space="preserve">Perc 1 left hand (delete </w:t>
-      </w:r>
-      <w:proofErr w:type="gramStart"/>
-      <w:r>
-        <w:rPr>
-          <w:rFonts w:ascii="Aptos Display" w:hAnsi="Aptos Display" w:cs="Segoe UI"/>
-          <w:color w:val="000000"/>
-          <w:sz w:val="28"/>
-          <w:szCs w:val="28"/>
-        </w:rPr>
-        <w:t>all of</w:t>
-      </w:r>
-      <w:proofErr w:type="gramEnd"/>
-      <w:r>
-        <w:rPr>
-          <w:rFonts w:ascii="Aptos Display" w:hAnsi="Aptos Display" w:cs="Segoe UI"/>
-          <w:color w:val="000000"/>
-          <w:sz w:val="28"/>
-          <w:szCs w:val="28"/>
-        </w:rPr>
-        <w:t xml:space="preserve"> M63, M66, Beat 3 of M67, and all of M68)</w:t>
+        <w:t>Perc 1 left hand (delete all of M63, M66, Beat 3 of M67, and all of M68)</w:t>
       </w:r>
       <w:r>
         <w:rPr>
@@ -2069,27 +1771,7 @@
           <w:sz w:val="28"/>
           <w:szCs w:val="28"/>
         </w:rPr>
-        <w:t xml:space="preserve">Perc 2 (delete beat 2 of M62, beat 3 of 63, </w:t>
-      </w:r>
-      <w:proofErr w:type="gramStart"/>
-      <w:r>
-        <w:rPr>
-          <w:rFonts w:ascii="Aptos Display" w:hAnsi="Aptos Display" w:cs="Segoe UI"/>
-          <w:color w:val="000000"/>
-          <w:sz w:val="28"/>
-          <w:szCs w:val="28"/>
-        </w:rPr>
-        <w:t>all of</w:t>
-      </w:r>
-      <w:proofErr w:type="gramEnd"/>
-      <w:r>
-        <w:rPr>
-          <w:rFonts w:ascii="Aptos Display" w:hAnsi="Aptos Display" w:cs="Segoe UI"/>
-          <w:color w:val="000000"/>
-          <w:sz w:val="28"/>
-          <w:szCs w:val="28"/>
-        </w:rPr>
-        <w:t xml:space="preserve"> M64, </w:t>
+        <w:t xml:space="preserve">Perc 2 (delete beat 2 of M62, beat 3 of 63, all of M64, </w:t>
       </w:r>
       <w:r>
         <w:rPr>
@@ -2242,19 +1924,8 @@
           <w:sz w:val="28"/>
           <w:szCs w:val="28"/>
         </w:rPr>
-        <w:t xml:space="preserve">M73 – 77, Perc 1: make part into Skins, keep only one </w:t>
-      </w:r>
-      <w:proofErr w:type="gramStart"/>
-      <w:r>
-        <w:rPr>
-          <w:rFonts w:ascii="Aptos Display" w:hAnsi="Aptos Display" w:cs="Segoe UI"/>
-          <w:color w:val="000000"/>
-          <w:sz w:val="28"/>
-          <w:szCs w:val="28"/>
-        </w:rPr>
-        <w:t>staff</w:t>
-      </w:r>
-      <w:proofErr w:type="gramEnd"/>
+        <w:t>M73 – 77, Perc 1: make part into Skins, keep only one staff</w:t>
+      </w:r>
     </w:p>
     <w:p>
       <w:pPr>
@@ -2290,19 +1961,8 @@
           <w:sz w:val="28"/>
           <w:szCs w:val="28"/>
         </w:rPr>
-        <w:t xml:space="preserve">M76-77, Perc 2: make part into </w:t>
-      </w:r>
-      <w:proofErr w:type="gramStart"/>
-      <w:r>
-        <w:rPr>
-          <w:rFonts w:ascii="Aptos Display" w:hAnsi="Aptos Display" w:cs="Segoe UI"/>
-          <w:color w:val="000000"/>
-          <w:sz w:val="28"/>
-          <w:szCs w:val="28"/>
-        </w:rPr>
-        <w:t>Skins</w:t>
-      </w:r>
-      <w:proofErr w:type="gramEnd"/>
+        <w:t>M76-77, Perc 2: make part into Skins</w:t>
+      </w:r>
     </w:p>
     <w:p>
       <w:pPr>
@@ -2349,27 +2009,7 @@
           <w:sz w:val="28"/>
           <w:szCs w:val="28"/>
         </w:rPr>
-        <w:t xml:space="preserve">ALSO make ALL bouncy gestures (except ff ones) start at </w:t>
-      </w:r>
-      <w:proofErr w:type="spellStart"/>
-      <w:r>
-        <w:rPr>
-          <w:rFonts w:ascii="Aptos Display" w:hAnsi="Aptos Display" w:cs="Segoe UI"/>
-          <w:color w:val="000000"/>
-          <w:sz w:val="28"/>
-          <w:szCs w:val="28"/>
-        </w:rPr>
-        <w:t>mp</w:t>
-      </w:r>
-      <w:proofErr w:type="spellEnd"/>
-      <w:r>
-        <w:rPr>
-          <w:rFonts w:ascii="Aptos Display" w:hAnsi="Aptos Display" w:cs="Segoe UI"/>
-          <w:color w:val="000000"/>
-          <w:sz w:val="28"/>
-          <w:szCs w:val="28"/>
-        </w:rPr>
-        <w:t xml:space="preserve">. </w:t>
+        <w:t xml:space="preserve">ALSO make ALL bouncy gestures (except ff ones) start at mp. </w:t>
       </w:r>
     </w:p>
     <w:p>
@@ -2645,47 +2285,7 @@
           <w:sz w:val="28"/>
           <w:szCs w:val="28"/>
         </w:rPr>
-        <w:t xml:space="preserve">tremolo roll and crescendo from </w:t>
-      </w:r>
-      <w:proofErr w:type="spellStart"/>
-      <w:r>
-        <w:rPr>
-          <w:rFonts w:ascii="Aptos Display" w:hAnsi="Aptos Display" w:cs="Segoe UI"/>
-          <w:color w:val="000000"/>
-          <w:sz w:val="28"/>
-          <w:szCs w:val="28"/>
-        </w:rPr>
-        <w:t>ppp</w:t>
-      </w:r>
-      <w:proofErr w:type="spellEnd"/>
-      <w:r>
-        <w:rPr>
-          <w:rFonts w:ascii="Aptos Display" w:hAnsi="Aptos Display" w:cs="Segoe UI"/>
-          <w:color w:val="000000"/>
-          <w:sz w:val="28"/>
-          <w:szCs w:val="28"/>
-        </w:rPr>
-        <w:t>&lt;</w:t>
-      </w:r>
-      <w:proofErr w:type="gramStart"/>
-      <w:r>
-        <w:rPr>
-          <w:rFonts w:ascii="Aptos Display" w:hAnsi="Aptos Display" w:cs="Segoe UI"/>
-          <w:color w:val="000000"/>
-          <w:sz w:val="28"/>
-          <w:szCs w:val="28"/>
-        </w:rPr>
-        <w:t>ff ,</w:t>
-      </w:r>
-      <w:proofErr w:type="gramEnd"/>
-      <w:r>
-        <w:rPr>
-          <w:rFonts w:ascii="Aptos Display" w:hAnsi="Aptos Display" w:cs="Segoe UI"/>
-          <w:color w:val="000000"/>
-          <w:sz w:val="28"/>
-          <w:szCs w:val="28"/>
-        </w:rPr>
-        <w:t xml:space="preserve"> on note from first attack on M102 (second highest skin instrument). In other words, introduce first attack on M102 starting on beat 4 of M100 through a tremolo roll.</w:t>
+        <w:t>tremolo roll and crescendo from ppp&lt;ff , on note from first attack on M102 (second highest skin instrument). In other words, introduce first attack on M102 starting on beat 4 of M100 through a tremolo roll.</w:t>
       </w:r>
       <w:r>
         <w:rPr>
@@ -2783,27 +2383,7 @@
           <w:sz w:val="28"/>
           <w:szCs w:val="28"/>
         </w:rPr>
-        <w:t xml:space="preserve">; also delete bottom </w:t>
-      </w:r>
-      <w:proofErr w:type="gramStart"/>
-      <w:r>
-        <w:rPr>
-          <w:rFonts w:ascii="Aptos Display" w:hAnsi="Aptos Display" w:cs="Segoe UI"/>
-          <w:color w:val="000000"/>
-          <w:sz w:val="28"/>
-          <w:szCs w:val="28"/>
-        </w:rPr>
-        <w:t>staff</w:t>
-      </w:r>
-      <w:proofErr w:type="gramEnd"/>
-      <w:r>
-        <w:rPr>
-          <w:rFonts w:ascii="Aptos Display" w:hAnsi="Aptos Display" w:cs="Segoe UI"/>
-          <w:color w:val="000000"/>
-          <w:sz w:val="28"/>
-          <w:szCs w:val="28"/>
-        </w:rPr>
-        <w:t xml:space="preserve"> </w:t>
+        <w:t xml:space="preserve">; also delete bottom staff </w:t>
       </w:r>
     </w:p>
     <w:p>
@@ -2843,27 +2423,7 @@
           <w:sz w:val="28"/>
           <w:szCs w:val="28"/>
         </w:rPr>
-        <w:t xml:space="preserve">M105 – 115, Perc 1: Should be now all Skin. Make all wood attacks into respective </w:t>
-      </w:r>
-      <w:proofErr w:type="gramStart"/>
-      <w:r>
-        <w:rPr>
-          <w:rFonts w:ascii="Aptos Display" w:hAnsi="Aptos Display" w:cs="Segoe UI"/>
-          <w:color w:val="000000"/>
-          <w:sz w:val="28"/>
-          <w:szCs w:val="28"/>
-        </w:rPr>
-        <w:t>Skins, and</w:t>
-      </w:r>
-      <w:proofErr w:type="gramEnd"/>
-      <w:r>
-        <w:rPr>
-          <w:rFonts w:ascii="Aptos Display" w:hAnsi="Aptos Display" w:cs="Segoe UI"/>
-          <w:color w:val="000000"/>
-          <w:sz w:val="28"/>
-          <w:szCs w:val="28"/>
-        </w:rPr>
-        <w:t xml:space="preserve"> keep current tom toms where they are</w:t>
+        <w:t>M105 – 115, Perc 1: Should be now all Skin. Make all wood attacks into respective Skins, and keep current tom toms where they are</w:t>
       </w:r>
       <w:r>
         <w:rPr>
@@ -2907,27 +2467,7 @@
           <w:sz w:val="28"/>
           <w:szCs w:val="28"/>
         </w:rPr>
-        <w:t xml:space="preserve">Delete M105 right hand beat 1, M106 right hand, M109 right hand, M110 right </w:t>
-      </w:r>
-      <w:proofErr w:type="gramStart"/>
-      <w:r>
-        <w:rPr>
-          <w:rFonts w:ascii="Aptos Display" w:hAnsi="Aptos Display" w:cs="Segoe UI"/>
-          <w:color w:val="000000"/>
-          <w:sz w:val="28"/>
-          <w:szCs w:val="28"/>
-        </w:rPr>
-        <w:t>hand;</w:t>
-      </w:r>
-      <w:proofErr w:type="gramEnd"/>
-      <w:r>
-        <w:rPr>
-          <w:rFonts w:ascii="Aptos Display" w:hAnsi="Aptos Display" w:cs="Segoe UI"/>
-          <w:color w:val="000000"/>
-          <w:sz w:val="28"/>
-          <w:szCs w:val="28"/>
-        </w:rPr>
-        <w:t xml:space="preserve"> </w:t>
+        <w:t xml:space="preserve">Delete M105 right hand beat 1, M106 right hand, M109 right hand, M110 right hand; </w:t>
       </w:r>
     </w:p>
     <w:p>
@@ -2962,27 +2502,7 @@
           <w:sz w:val="28"/>
           <w:szCs w:val="28"/>
         </w:rPr>
-        <w:t xml:space="preserve">Delete M112 – 115, all </w:t>
-      </w:r>
-      <w:proofErr w:type="gramStart"/>
-      <w:r>
-        <w:rPr>
-          <w:rFonts w:ascii="Aptos Display" w:hAnsi="Aptos Display" w:cs="Segoe UI"/>
-          <w:color w:val="000000"/>
-          <w:sz w:val="28"/>
-          <w:szCs w:val="28"/>
-        </w:rPr>
-        <w:t>right hand</w:t>
-      </w:r>
-      <w:proofErr w:type="gramEnd"/>
-      <w:r>
-        <w:rPr>
-          <w:rFonts w:ascii="Aptos Display" w:hAnsi="Aptos Display" w:cs="Segoe UI"/>
-          <w:color w:val="000000"/>
-          <w:sz w:val="28"/>
-          <w:szCs w:val="28"/>
-        </w:rPr>
-        <w:t xml:space="preserve"> part (keep one staff and should now be Skins)</w:t>
+        <w:t>Delete M112 – 115, all right hand part (keep one staff and should now be Skins)</w:t>
       </w:r>
     </w:p>
     <w:p>
@@ -3009,19 +2529,8 @@
           <w:szCs w:val="28"/>
         </w:rPr>
         <w:lastRenderedPageBreak/>
-        <w:t xml:space="preserve">M122, Perc 1 and 2: Make both parts into respective Skins and make Perc 1 just one </w:t>
-      </w:r>
-      <w:proofErr w:type="gramStart"/>
-      <w:r>
-        <w:rPr>
-          <w:rFonts w:ascii="Aptos Display" w:hAnsi="Aptos Display" w:cs="Segoe UI"/>
-          <w:color w:val="000000"/>
-          <w:sz w:val="28"/>
-          <w:szCs w:val="28"/>
-        </w:rPr>
-        <w:t>staff</w:t>
-      </w:r>
-      <w:proofErr w:type="gramEnd"/>
+        <w:t>M122, Perc 1 and 2: Make both parts into respective Skins and make Perc 1 just one staff</w:t>
+      </w:r>
     </w:p>
     <w:p>
       <w:pPr>
@@ -3060,25 +2569,7 @@
           <w:sz w:val="28"/>
           <w:szCs w:val="28"/>
         </w:rPr>
-        <w:t>M123, Perc 1: BACK TO WOODS AS ORIGINAL, both hands (2 staffs), make dynamics “</w:t>
-      </w:r>
-      <w:proofErr w:type="gramStart"/>
-      <w:r>
-        <w:rPr>
-          <w:rFonts w:ascii="Aptos Display" w:hAnsi="Aptos Display"/>
-          <w:sz w:val="28"/>
-          <w:szCs w:val="28"/>
-        </w:rPr>
-        <w:t>p</w:t>
-      </w:r>
-      <w:proofErr w:type="gramEnd"/>
-      <w:r>
-        <w:rPr>
-          <w:rFonts w:ascii="Aptos Display" w:hAnsi="Aptos Display"/>
-          <w:sz w:val="28"/>
-          <w:szCs w:val="28"/>
-        </w:rPr>
-        <w:t>”</w:t>
+        <w:t>M123, Perc 1: BACK TO WOODS AS ORIGINAL, both hands (2 staffs), make dynamics “p”</w:t>
       </w:r>
     </w:p>
     <w:p>
@@ -3204,19 +2695,8 @@
           <w:sz w:val="28"/>
           <w:szCs w:val="28"/>
         </w:rPr>
-        <w:t xml:space="preserve">M141, Perc 2: make part into respective </w:t>
-      </w:r>
-      <w:proofErr w:type="gramStart"/>
-      <w:r>
-        <w:rPr>
-          <w:rFonts w:ascii="Aptos Display" w:hAnsi="Aptos Display" w:cs="Segoe UI"/>
-          <w:color w:val="000000"/>
-          <w:sz w:val="28"/>
-          <w:szCs w:val="28"/>
-        </w:rPr>
-        <w:t>Skin</w:t>
-      </w:r>
-      <w:proofErr w:type="gramEnd"/>
+        <w:t>M141, Perc 2: make part into respective Skin</w:t>
+      </w:r>
     </w:p>
     <w:p>
       <w:pPr>
@@ -3263,36 +2743,16 @@
           <w:sz w:val="28"/>
           <w:szCs w:val="28"/>
         </w:rPr>
-        <w:t xml:space="preserve"> with Perc 1 in 2 staffs</w:t>
-      </w:r>
-      <w:proofErr w:type="gramStart"/>
-      <w:r>
-        <w:rPr>
-          <w:rFonts w:ascii="Aptos Display" w:hAnsi="Aptos Display" w:cs="Segoe UI"/>
-          <w:color w:val="000000"/>
-          <w:sz w:val="28"/>
-          <w:szCs w:val="28"/>
-        </w:rPr>
-        <w:t xml:space="preserve">) </w:t>
-      </w:r>
-      <w:r>
-        <w:rPr>
-          <w:rFonts w:ascii="Aptos Display" w:hAnsi="Aptos Display" w:cs="Segoe UI"/>
-          <w:color w:val="000000"/>
-          <w:sz w:val="28"/>
-          <w:szCs w:val="28"/>
-        </w:rPr>
-        <w:t>,</w:t>
-      </w:r>
-      <w:proofErr w:type="gramEnd"/>
-      <w:r>
-        <w:rPr>
-          <w:rFonts w:ascii="Aptos Display" w:hAnsi="Aptos Display" w:cs="Segoe UI"/>
-          <w:color w:val="000000"/>
-          <w:sz w:val="28"/>
-          <w:szCs w:val="28"/>
-        </w:rPr>
-        <w:t xml:space="preserve"> but now dynamics should be “pp” for Perc 1 and “p” for Perc 2.</w:t>
+        <w:t xml:space="preserve"> with Perc 1 in 2 staffs) </w:t>
+      </w:r>
+      <w:r>
+        <w:rPr>
+          <w:rFonts w:ascii="Aptos Display" w:hAnsi="Aptos Display" w:cs="Segoe UI"/>
+          <w:color w:val="000000"/>
+          <w:sz w:val="28"/>
+          <w:szCs w:val="28"/>
+        </w:rPr>
+        <w:t>, but now dynamics should be “pp” for Perc 1 and “p” for Perc 2.</w:t>
       </w:r>
       <w:r>
         <w:rPr>
@@ -3477,25 +2937,7 @@
           <w:sz w:val="28"/>
           <w:szCs w:val="28"/>
         </w:rPr>
-        <w:t xml:space="preserve">M4 – 9, All Strings: please delete all up </w:t>
-      </w:r>
-      <w:proofErr w:type="gramStart"/>
-      <w:r>
-        <w:rPr>
-          <w:rFonts w:ascii="Aptos Display" w:hAnsi="Aptos Display"/>
-          <w:sz w:val="28"/>
-          <w:szCs w:val="28"/>
-        </w:rPr>
-        <w:t>bows;</w:t>
-      </w:r>
-      <w:proofErr w:type="gramEnd"/>
-      <w:r>
-        <w:rPr>
-          <w:rFonts w:ascii="Aptos Display" w:hAnsi="Aptos Display"/>
-          <w:sz w:val="28"/>
-          <w:szCs w:val="28"/>
-        </w:rPr>
-        <w:t xml:space="preserve"> </w:t>
+        <w:t xml:space="preserve">M4 – 9, All Strings: please delete all up bows; </w:t>
       </w:r>
     </w:p>
     <w:p>
@@ -3526,43 +2968,7 @@
           <w:sz w:val="28"/>
           <w:szCs w:val="28"/>
         </w:rPr>
-        <w:t xml:space="preserve">M12, All winds, vl1, vl2, </w:t>
-      </w:r>
-      <w:proofErr w:type="spellStart"/>
-      <w:r>
-        <w:rPr>
-          <w:rFonts w:ascii="Aptos Display" w:hAnsi="Aptos Display"/>
-          <w:sz w:val="28"/>
-          <w:szCs w:val="28"/>
-        </w:rPr>
-        <w:t>vcl</w:t>
-      </w:r>
-      <w:proofErr w:type="spellEnd"/>
-      <w:r>
-        <w:rPr>
-          <w:rFonts w:ascii="Aptos Display" w:hAnsi="Aptos Display"/>
-          <w:sz w:val="28"/>
-          <w:szCs w:val="28"/>
-        </w:rPr>
-        <w:t>: write “non-</w:t>
-      </w:r>
-      <w:proofErr w:type="gramStart"/>
-      <w:r>
-        <w:rPr>
-          <w:rFonts w:ascii="Aptos Display" w:hAnsi="Aptos Display"/>
-          <w:sz w:val="28"/>
-          <w:szCs w:val="28"/>
-        </w:rPr>
-        <w:t>legato”  before</w:t>
-      </w:r>
-      <w:proofErr w:type="gramEnd"/>
-      <w:r>
-        <w:rPr>
-          <w:rFonts w:ascii="Aptos Display" w:hAnsi="Aptos Display"/>
-          <w:sz w:val="28"/>
-          <w:szCs w:val="28"/>
-        </w:rPr>
-        <w:t xml:space="preserve"> phrase starts</w:t>
+        <w:t>M12, All winds, vl1, vl2, vcl: write “non-legato”  before phrase starts</w:t>
       </w:r>
       <w:r>
         <w:rPr>
@@ -3602,18 +3008,8 @@
           <w:sz w:val="28"/>
           <w:szCs w:val="28"/>
         </w:rPr>
-        <w:t xml:space="preserve">M13, Clarinet: second attack should be F ¼ flat, not </w:t>
-      </w:r>
-      <w:proofErr w:type="gramStart"/>
-      <w:r>
-        <w:rPr>
-          <w:rFonts w:ascii="Aptos Display" w:hAnsi="Aptos Display"/>
-          <w:sz w:val="28"/>
-          <w:szCs w:val="28"/>
-        </w:rPr>
-        <w:t>Fb</w:t>
-      </w:r>
-      <w:proofErr w:type="gramEnd"/>
+        <w:t>M13, Clarinet: second attack should be F ¼ flat, not Fb</w:t>
+      </w:r>
     </w:p>
     <w:p>
       <w:pPr>
@@ -3644,71 +3040,7 @@
           <w:sz w:val="28"/>
           <w:szCs w:val="28"/>
         </w:rPr>
-        <w:t>M14-16, viola: delete dynamic change for entire passage, leave viola “</w:t>
-      </w:r>
-      <w:proofErr w:type="spellStart"/>
-      <w:r>
-        <w:rPr>
-          <w:rFonts w:ascii="Aptos Display" w:hAnsi="Aptos Display"/>
-          <w:sz w:val="28"/>
-          <w:szCs w:val="28"/>
-        </w:rPr>
-        <w:t>mp</w:t>
-      </w:r>
-      <w:proofErr w:type="spellEnd"/>
-      <w:r>
-        <w:rPr>
-          <w:rFonts w:ascii="Aptos Display" w:hAnsi="Aptos Display"/>
-          <w:sz w:val="28"/>
-          <w:szCs w:val="28"/>
-        </w:rPr>
-        <w:t xml:space="preserve">” until M16 beat 4, where should now </w:t>
-      </w:r>
-      <w:proofErr w:type="gramStart"/>
-      <w:r>
-        <w:rPr>
-          <w:rFonts w:ascii="Aptos Display" w:hAnsi="Aptos Display"/>
-          <w:sz w:val="28"/>
-          <w:szCs w:val="28"/>
-        </w:rPr>
-        <w:t>be”(</w:t>
-      </w:r>
-      <w:proofErr w:type="spellStart"/>
-      <w:proofErr w:type="gramEnd"/>
-      <w:r>
-        <w:rPr>
-          <w:rFonts w:ascii="Aptos Display" w:hAnsi="Aptos Display"/>
-          <w:sz w:val="28"/>
-          <w:szCs w:val="28"/>
-        </w:rPr>
-        <w:t>mp</w:t>
-      </w:r>
-      <w:proofErr w:type="spellEnd"/>
-      <w:r>
-        <w:rPr>
-          <w:rFonts w:ascii="Aptos Display" w:hAnsi="Aptos Display"/>
-          <w:sz w:val="28"/>
-          <w:szCs w:val="28"/>
-        </w:rPr>
-        <w:t xml:space="preserve">)” followed by diminuendo. ALSO, add </w:t>
-      </w:r>
-      <w:proofErr w:type="spellStart"/>
-      <w:r>
-        <w:rPr>
-          <w:rFonts w:ascii="Aptos Display" w:hAnsi="Aptos Display"/>
-          <w:sz w:val="28"/>
-          <w:szCs w:val="28"/>
-        </w:rPr>
-        <w:t>gliss</w:t>
-      </w:r>
-      <w:proofErr w:type="spellEnd"/>
-      <w:r>
-        <w:rPr>
-          <w:rFonts w:ascii="Aptos Display" w:hAnsi="Aptos Display"/>
-          <w:sz w:val="28"/>
-          <w:szCs w:val="28"/>
-        </w:rPr>
-        <w:t xml:space="preserve"> arrow from bottom note of M15 to Bb on M16</w:t>
+        <w:t>M14-16, viola: delete dynamic change for entire passage, leave viola “mp” until M16 beat 4, where should now be”(mp)” followed by diminuendo. ALSO, add gliss arrow from bottom note of M15 to Bb on M16</w:t>
       </w:r>
     </w:p>
     <w:p>
@@ -3740,25 +3072,7 @@
           <w:sz w:val="28"/>
           <w:szCs w:val="28"/>
         </w:rPr>
-        <w:t xml:space="preserve">M17, violin 1: start </w:t>
-      </w:r>
-      <w:proofErr w:type="spellStart"/>
-      <w:r>
-        <w:rPr>
-          <w:rFonts w:ascii="Aptos Display" w:hAnsi="Aptos Display"/>
-          <w:sz w:val="28"/>
-          <w:szCs w:val="28"/>
-        </w:rPr>
-        <w:t>cresc</w:t>
-      </w:r>
-      <w:proofErr w:type="spellEnd"/>
-      <w:r>
-        <w:rPr>
-          <w:rFonts w:ascii="Aptos Display" w:hAnsi="Aptos Display"/>
-          <w:sz w:val="28"/>
-          <w:szCs w:val="28"/>
-        </w:rPr>
-        <w:t xml:space="preserve"> on M18 on Beat 2 of M17</w:t>
+        <w:t>M17, violin 1: start cresc on M18 on Beat 2 of M17</w:t>
       </w:r>
       <w:r>
         <w:rPr>
@@ -3814,18 +3128,8 @@
           <w:sz w:val="28"/>
           <w:szCs w:val="28"/>
         </w:rPr>
-        <w:t xml:space="preserve"> – 28, Strings: delete all up </w:t>
-      </w:r>
-      <w:proofErr w:type="gramStart"/>
-      <w:r>
-        <w:rPr>
-          <w:rFonts w:ascii="Aptos Display" w:hAnsi="Aptos Display"/>
-          <w:sz w:val="28"/>
-          <w:szCs w:val="28"/>
-        </w:rPr>
-        <w:t>bows;</w:t>
-      </w:r>
-      <w:proofErr w:type="gramEnd"/>
+        <w:t xml:space="preserve"> – 28, Strings: delete all up bows;</w:t>
+      </w:r>
     </w:p>
     <w:p>
       <w:pPr>
@@ -3872,25 +3176,7 @@
           <w:sz w:val="28"/>
           <w:szCs w:val="28"/>
         </w:rPr>
-        <w:t>boe: Change dynamics to “mf (shape dynamics freely)</w:t>
-      </w:r>
-      <w:proofErr w:type="gramStart"/>
-      <w:r>
-        <w:rPr>
-          <w:rFonts w:ascii="Aptos Display" w:hAnsi="Aptos Display"/>
-          <w:sz w:val="28"/>
-          <w:szCs w:val="28"/>
-        </w:rPr>
-        <w:t>” ;</w:t>
-      </w:r>
-      <w:proofErr w:type="gramEnd"/>
-      <w:r>
-        <w:rPr>
-          <w:rFonts w:ascii="Aptos Display" w:hAnsi="Aptos Display"/>
-          <w:sz w:val="28"/>
-          <w:szCs w:val="28"/>
-        </w:rPr>
-        <w:t xml:space="preserve"> also change “solo” to “solo, espressivo”</w:t>
+        <w:t>boe: Change dynamics to “mf (shape dynamics freely)” ; also change “solo” to “solo, espressivo”</w:t>
       </w:r>
     </w:p>
     <w:p>
@@ -3980,7 +3266,6 @@
         </w:rPr>
         <w:t>“</w:t>
       </w:r>
-      <w:proofErr w:type="spellStart"/>
       <w:r>
         <w:rPr>
           <w:rFonts w:ascii="Aptos Display" w:hAnsi="Aptos Display"/>
@@ -3989,7 +3274,6 @@
         </w:rPr>
         <w:t>bisb</w:t>
       </w:r>
-      <w:proofErr w:type="spellEnd"/>
       <w:r>
         <w:rPr>
           <w:rFonts w:ascii="Aptos Display" w:hAnsi="Aptos Display"/>
@@ -4006,7 +3290,6 @@
         </w:rPr>
         <w:t xml:space="preserve"> to last note of M22 (D) into beat 1 on M23…show </w:t>
       </w:r>
-      <w:proofErr w:type="spellStart"/>
       <w:r>
         <w:rPr>
           <w:rFonts w:ascii="Aptos Display" w:hAnsi="Aptos Display"/>
@@ -4015,7 +3298,6 @@
         </w:rPr>
         <w:t>bisbigliando</w:t>
       </w:r>
-      <w:proofErr w:type="spellEnd"/>
       <w:r>
         <w:rPr>
           <w:rFonts w:ascii="Aptos Display" w:hAnsi="Aptos Display"/>
@@ -4054,25 +3336,7 @@
           <w:sz w:val="28"/>
           <w:szCs w:val="28"/>
         </w:rPr>
-        <w:t xml:space="preserve">M31, TUTTI: add 2” fermata above </w:t>
-      </w:r>
-      <w:proofErr w:type="spellStart"/>
-      <w:r>
-        <w:rPr>
-          <w:rFonts w:ascii="Aptos Display" w:hAnsi="Aptos Display"/>
-          <w:sz w:val="28"/>
-          <w:szCs w:val="28"/>
-        </w:rPr>
-        <w:t>barline</w:t>
-      </w:r>
-      <w:proofErr w:type="spellEnd"/>
-      <w:r>
-        <w:rPr>
-          <w:rFonts w:ascii="Aptos Display" w:hAnsi="Aptos Display"/>
-          <w:sz w:val="28"/>
-          <w:szCs w:val="28"/>
-        </w:rPr>
-        <w:t xml:space="preserve"> between M31-32</w:t>
+        <w:t>M31, TUTTI: add 2” fermata above barline between M31-32</w:t>
       </w:r>
     </w:p>
     <w:p>
@@ -4184,18 +3448,8 @@
           <w:sz w:val="28"/>
           <w:szCs w:val="28"/>
         </w:rPr>
-        <w:t xml:space="preserve">M37 – 51, Strings, delete all up </w:t>
-      </w:r>
-      <w:proofErr w:type="gramStart"/>
-      <w:r>
-        <w:rPr>
-          <w:rFonts w:ascii="Aptos Display" w:hAnsi="Aptos Display"/>
-          <w:sz w:val="28"/>
-          <w:szCs w:val="28"/>
-        </w:rPr>
-        <w:t>bows;</w:t>
-      </w:r>
-      <w:proofErr w:type="gramEnd"/>
+        <w:t>M37 – 51, Strings, delete all up bows;</w:t>
+      </w:r>
     </w:p>
     <w:p>
       <w:pPr>
@@ -4225,45 +3479,7 @@
           <w:sz w:val="28"/>
           <w:szCs w:val="28"/>
         </w:rPr>
-        <w:t>M52 and 54, Winds and Strings: make “</w:t>
-      </w:r>
-      <w:proofErr w:type="spellStart"/>
-      <w:r>
-        <w:rPr>
-          <w:rFonts w:ascii="Aptos Display" w:hAnsi="Aptos Display"/>
-          <w:sz w:val="28"/>
-          <w:szCs w:val="28"/>
-        </w:rPr>
-        <w:t>sfz</w:t>
-      </w:r>
-      <w:proofErr w:type="spellEnd"/>
-      <w:r>
-        <w:rPr>
-          <w:rFonts w:ascii="Aptos Display" w:hAnsi="Aptos Display"/>
-          <w:sz w:val="28"/>
-          <w:szCs w:val="28"/>
-        </w:rPr>
-        <w:t>&gt;p” into “</w:t>
-      </w:r>
-      <w:proofErr w:type="spellStart"/>
-      <w:proofErr w:type="gramStart"/>
-      <w:r>
-        <w:rPr>
-          <w:rFonts w:ascii="Aptos Display" w:hAnsi="Aptos Display"/>
-          <w:sz w:val="28"/>
-          <w:szCs w:val="28"/>
-        </w:rPr>
-        <w:t>sfzp</w:t>
-      </w:r>
-      <w:proofErr w:type="spellEnd"/>
-      <w:proofErr w:type="gramEnd"/>
-      <w:r>
-        <w:rPr>
-          <w:rFonts w:ascii="Aptos Display" w:hAnsi="Aptos Display"/>
-          <w:sz w:val="28"/>
-          <w:szCs w:val="28"/>
-        </w:rPr>
-        <w:t>”</w:t>
+        <w:t>M52 and 54, Winds and Strings: make “sfz&gt;p” into “sfzp”</w:t>
       </w:r>
     </w:p>
     <w:p>
@@ -4357,45 +3573,7 @@
           <w:sz w:val="28"/>
           <w:szCs w:val="28"/>
         </w:rPr>
-        <w:t>60, Winds and Strings: make “</w:t>
-      </w:r>
-      <w:proofErr w:type="spellStart"/>
-      <w:r>
-        <w:rPr>
-          <w:rFonts w:ascii="Aptos Display" w:hAnsi="Aptos Display"/>
-          <w:sz w:val="28"/>
-          <w:szCs w:val="28"/>
-        </w:rPr>
-        <w:t>sfz</w:t>
-      </w:r>
-      <w:proofErr w:type="spellEnd"/>
-      <w:r>
-        <w:rPr>
-          <w:rFonts w:ascii="Aptos Display" w:hAnsi="Aptos Display"/>
-          <w:sz w:val="28"/>
-          <w:szCs w:val="28"/>
-        </w:rPr>
-        <w:t>&gt;p” into “</w:t>
-      </w:r>
-      <w:proofErr w:type="spellStart"/>
-      <w:proofErr w:type="gramStart"/>
-      <w:r>
-        <w:rPr>
-          <w:rFonts w:ascii="Aptos Display" w:hAnsi="Aptos Display"/>
-          <w:sz w:val="28"/>
-          <w:szCs w:val="28"/>
-        </w:rPr>
-        <w:t>sfzp</w:t>
-      </w:r>
-      <w:proofErr w:type="spellEnd"/>
-      <w:proofErr w:type="gramEnd"/>
-      <w:r>
-        <w:rPr>
-          <w:rFonts w:ascii="Aptos Display" w:hAnsi="Aptos Display"/>
-          <w:sz w:val="28"/>
-          <w:szCs w:val="28"/>
-        </w:rPr>
-        <w:t>”</w:t>
+        <w:t>60, Winds and Strings: make “sfz&gt;p” into “sfzp”</w:t>
       </w:r>
     </w:p>
     <w:p>
@@ -4522,27 +3700,7 @@
           <w:sz w:val="28"/>
           <w:szCs w:val="28"/>
         </w:rPr>
-        <w:t>, piano: make note heads “x” and write “</w:t>
-      </w:r>
-      <w:proofErr w:type="spellStart"/>
-      <w:proofErr w:type="gramStart"/>
-      <w:r>
-        <w:rPr>
-          <w:rFonts w:ascii="Aptos Display" w:hAnsi="Aptos Display"/>
-          <w:sz w:val="28"/>
-          <w:szCs w:val="28"/>
-        </w:rPr>
-        <w:t>gestopft</w:t>
-      </w:r>
-      <w:proofErr w:type="spellEnd"/>
-      <w:proofErr w:type="gramEnd"/>
-      <w:r>
-        <w:rPr>
-          <w:rFonts w:ascii="Aptos Display" w:hAnsi="Aptos Display"/>
-          <w:sz w:val="28"/>
-          <w:szCs w:val="28"/>
-        </w:rPr>
-        <w:t xml:space="preserve">” </w:t>
+        <w:t xml:space="preserve">, piano: make note heads “x” and write “gestopft” </w:t>
       </w:r>
     </w:p>
     <w:p>
@@ -4576,18 +3734,8 @@
           <w:sz w:val="28"/>
           <w:szCs w:val="28"/>
         </w:rPr>
-        <w:t xml:space="preserve">M62 – 70: Strings, delete all up </w:t>
-      </w:r>
-      <w:proofErr w:type="gramStart"/>
-      <w:r>
-        <w:rPr>
-          <w:rFonts w:ascii="Aptos Display" w:hAnsi="Aptos Display"/>
-          <w:sz w:val="28"/>
-          <w:szCs w:val="28"/>
-        </w:rPr>
-        <w:t>bows;</w:t>
-      </w:r>
-      <w:proofErr w:type="gramEnd"/>
+        <w:t>M62 – 70: Strings, delete all up bows;</w:t>
+      </w:r>
     </w:p>
     <w:p>
       <w:pPr>
@@ -4620,18 +3768,8 @@
           <w:sz w:val="28"/>
           <w:szCs w:val="28"/>
         </w:rPr>
-        <w:t xml:space="preserve">M64-70, piano: ALL attacks should now be “f” not </w:t>
-      </w:r>
-      <w:proofErr w:type="spellStart"/>
-      <w:r>
-        <w:rPr>
-          <w:rFonts w:ascii="Aptos Display" w:hAnsi="Aptos Display"/>
-          <w:sz w:val="28"/>
-          <w:szCs w:val="28"/>
-        </w:rPr>
-        <w:t>mp</w:t>
-      </w:r>
-      <w:proofErr w:type="spellEnd"/>
+        <w:t>M64-70, piano: ALL attacks should now be “f” not mp</w:t>
+      </w:r>
       <w:r>
         <w:rPr>
           <w:rFonts w:ascii="Aptos Display" w:hAnsi="Aptos Display"/>
@@ -4672,45 +3810,7 @@
           <w:sz w:val="28"/>
           <w:szCs w:val="28"/>
         </w:rPr>
-        <w:t>M71, Winds and Strings: make “</w:t>
-      </w:r>
-      <w:proofErr w:type="spellStart"/>
-      <w:r>
-        <w:rPr>
-          <w:rFonts w:ascii="Aptos Display" w:hAnsi="Aptos Display"/>
-          <w:sz w:val="28"/>
-          <w:szCs w:val="28"/>
-        </w:rPr>
-        <w:t>sfz</w:t>
-      </w:r>
-      <w:proofErr w:type="spellEnd"/>
-      <w:r>
-        <w:rPr>
-          <w:rFonts w:ascii="Aptos Display" w:hAnsi="Aptos Display"/>
-          <w:sz w:val="28"/>
-          <w:szCs w:val="28"/>
-        </w:rPr>
-        <w:t>&gt;p” into “</w:t>
-      </w:r>
-      <w:proofErr w:type="spellStart"/>
-      <w:proofErr w:type="gramStart"/>
-      <w:r>
-        <w:rPr>
-          <w:rFonts w:ascii="Aptos Display" w:hAnsi="Aptos Display"/>
-          <w:sz w:val="28"/>
-          <w:szCs w:val="28"/>
-        </w:rPr>
-        <w:t>sfzp</w:t>
-      </w:r>
-      <w:proofErr w:type="spellEnd"/>
-      <w:proofErr w:type="gramEnd"/>
-      <w:r>
-        <w:rPr>
-          <w:rFonts w:ascii="Aptos Display" w:hAnsi="Aptos Display"/>
-          <w:sz w:val="28"/>
-          <w:szCs w:val="28"/>
-        </w:rPr>
-        <w:t>”</w:t>
+        <w:t>M71, Winds and Strings: make “sfz&gt;p” into “sfzp”</w:t>
       </w:r>
     </w:p>
     <w:p>
@@ -4750,18 +3850,8 @@
           <w:sz w:val="28"/>
           <w:szCs w:val="28"/>
         </w:rPr>
-        <w:t xml:space="preserve">71, Horn, delete strange natural sign after notehead, should be just Bb 1/6 </w:t>
-      </w:r>
-      <w:proofErr w:type="gramStart"/>
-      <w:r>
-        <w:rPr>
-          <w:rFonts w:ascii="Aptos Display" w:hAnsi="Aptos Display"/>
-          <w:sz w:val="28"/>
-          <w:szCs w:val="28"/>
-        </w:rPr>
-        <w:t>flat</w:t>
-      </w:r>
-      <w:proofErr w:type="gramEnd"/>
+        <w:t>71, Horn, delete strange natural sign after notehead, should be just Bb 1/6 flat</w:t>
+      </w:r>
     </w:p>
     <w:p>
       <w:pPr>
@@ -4810,18 +3900,8 @@
           <w:sz w:val="28"/>
           <w:szCs w:val="28"/>
         </w:rPr>
-        <w:t xml:space="preserve">, Horn: add </w:t>
-      </w:r>
-      <w:proofErr w:type="gramStart"/>
-      <w:r>
-        <w:rPr>
-          <w:rFonts w:ascii="Aptos Display" w:hAnsi="Aptos Display"/>
-          <w:sz w:val="28"/>
-          <w:szCs w:val="28"/>
-        </w:rPr>
-        <w:t>slur</w:t>
-      </w:r>
-      <w:proofErr w:type="gramEnd"/>
+        <w:t>, Horn: add slur</w:t>
+      </w:r>
     </w:p>
     <w:p>
       <w:pPr>
@@ -4854,45 +3934,7 @@
           <w:sz w:val="28"/>
           <w:szCs w:val="28"/>
         </w:rPr>
-        <w:t>M76, Winds and Strings: make “</w:t>
-      </w:r>
-      <w:proofErr w:type="spellStart"/>
-      <w:r>
-        <w:rPr>
-          <w:rFonts w:ascii="Aptos Display" w:hAnsi="Aptos Display"/>
-          <w:sz w:val="28"/>
-          <w:szCs w:val="28"/>
-        </w:rPr>
-        <w:t>sfz</w:t>
-      </w:r>
-      <w:proofErr w:type="spellEnd"/>
-      <w:r>
-        <w:rPr>
-          <w:rFonts w:ascii="Aptos Display" w:hAnsi="Aptos Display"/>
-          <w:sz w:val="28"/>
-          <w:szCs w:val="28"/>
-        </w:rPr>
-        <w:t>&gt;p” into “</w:t>
-      </w:r>
-      <w:proofErr w:type="spellStart"/>
-      <w:proofErr w:type="gramStart"/>
-      <w:r>
-        <w:rPr>
-          <w:rFonts w:ascii="Aptos Display" w:hAnsi="Aptos Display"/>
-          <w:sz w:val="28"/>
-          <w:szCs w:val="28"/>
-        </w:rPr>
-        <w:t>sfzp</w:t>
-      </w:r>
-      <w:proofErr w:type="spellEnd"/>
-      <w:proofErr w:type="gramEnd"/>
-      <w:r>
-        <w:rPr>
-          <w:rFonts w:ascii="Aptos Display" w:hAnsi="Aptos Display"/>
-          <w:sz w:val="28"/>
-          <w:szCs w:val="28"/>
-        </w:rPr>
-        <w:t>”</w:t>
+        <w:t>M76, Winds and Strings: make “sfz&gt;p” into “sfzp”</w:t>
       </w:r>
     </w:p>
     <w:p>
@@ -4926,61 +3968,7 @@
           <w:sz w:val="28"/>
           <w:szCs w:val="28"/>
         </w:rPr>
-        <w:t>M77, Harp: Beat 4, Add Low “</w:t>
-      </w:r>
-      <w:proofErr w:type="spellStart"/>
-      <w:r>
-        <w:rPr>
-          <w:rFonts w:ascii="Aptos Display" w:hAnsi="Aptos Display"/>
-          <w:sz w:val="28"/>
-          <w:szCs w:val="28"/>
-        </w:rPr>
-        <w:t>fff</w:t>
-      </w:r>
-      <w:proofErr w:type="spellEnd"/>
-      <w:r>
-        <w:rPr>
-          <w:rFonts w:ascii="Aptos Display" w:hAnsi="Aptos Display"/>
-          <w:sz w:val="28"/>
-          <w:szCs w:val="28"/>
-        </w:rPr>
-        <w:t>” D 3/4 flat with HALF PEDAL sign and (</w:t>
-      </w:r>
-      <w:proofErr w:type="spellStart"/>
-      <w:r>
-        <w:rPr>
-          <w:rFonts w:ascii="Aptos Display" w:hAnsi="Aptos Display"/>
-          <w:sz w:val="28"/>
-          <w:szCs w:val="28"/>
-        </w:rPr>
-        <w:t>l.v.</w:t>
-      </w:r>
-      <w:proofErr w:type="spellEnd"/>
-      <w:r>
-        <w:rPr>
-          <w:rFonts w:ascii="Aptos Display" w:hAnsi="Aptos Display"/>
-          <w:sz w:val="28"/>
-          <w:szCs w:val="28"/>
-        </w:rPr>
-        <w:t>) slur in rhythmic unison with Piano</w:t>
-      </w:r>
-      <w:proofErr w:type="gramStart"/>
-      <w:r>
-        <w:rPr>
-          <w:rFonts w:ascii="Aptos Display" w:hAnsi="Aptos Display"/>
-          <w:sz w:val="28"/>
-          <w:szCs w:val="28"/>
-        </w:rPr>
-        <w:t>….also</w:t>
-      </w:r>
-      <w:proofErr w:type="gramEnd"/>
-      <w:r>
-        <w:rPr>
-          <w:rFonts w:ascii="Aptos Display" w:hAnsi="Aptos Display"/>
-          <w:sz w:val="28"/>
-          <w:szCs w:val="28"/>
-        </w:rPr>
-        <w:t xml:space="preserve"> add dampen Sign (*) together with piano’s on M79.</w:t>
+        <w:t>M77, Harp: Beat 4, Add Low “fff” D 3/4 flat with HALF PEDAL sign and (l.v.) slur in rhythmic unison with Piano….also add dampen Sign (*) together with piano’s on M79.</w:t>
       </w:r>
     </w:p>
     <w:p>
@@ -5013,25 +4001,7 @@
           <w:sz w:val="28"/>
           <w:szCs w:val="28"/>
         </w:rPr>
-        <w:t>M79, Oboe: Change dynamics to “mf (shape dynamics freely)</w:t>
-      </w:r>
-      <w:proofErr w:type="gramStart"/>
-      <w:r>
-        <w:rPr>
-          <w:rFonts w:ascii="Aptos Display" w:hAnsi="Aptos Display"/>
-          <w:sz w:val="28"/>
-          <w:szCs w:val="28"/>
-        </w:rPr>
-        <w:t>” ;</w:t>
-      </w:r>
-      <w:proofErr w:type="gramEnd"/>
-      <w:r>
-        <w:rPr>
-          <w:rFonts w:ascii="Aptos Display" w:hAnsi="Aptos Display"/>
-          <w:sz w:val="28"/>
-          <w:szCs w:val="28"/>
-        </w:rPr>
-        <w:t xml:space="preserve"> also change “solo” to “solo, espressivo”</w:t>
+        <w:t>M79, Oboe: Change dynamics to “mf (shape dynamics freely)” ; also change “solo” to “solo, espressivo”</w:t>
       </w:r>
       <w:r>
         <w:rPr>
@@ -5061,18 +4031,8 @@
           <w:sz w:val="28"/>
           <w:szCs w:val="28"/>
         </w:rPr>
-        <w:t xml:space="preserve">M82, Vl2: missing half note </w:t>
-      </w:r>
-      <w:proofErr w:type="gramStart"/>
-      <w:r>
-        <w:rPr>
-          <w:rFonts w:ascii="Aptos Display" w:hAnsi="Aptos Display"/>
-          <w:sz w:val="28"/>
-          <w:szCs w:val="28"/>
-        </w:rPr>
-        <w:t>rest</w:t>
-      </w:r>
-      <w:proofErr w:type="gramEnd"/>
+        <w:t>M82, Vl2: missing half note rest</w:t>
+      </w:r>
     </w:p>
     <w:p>
       <w:pPr>
@@ -5124,55 +4084,17 @@
         </w:numPr>
         <w:rPr>
           <w:rFonts w:ascii="Aptos Display" w:hAnsi="Aptos Display"/>
-          <w:b/>
-          <w:bCs/>
-          <w:sz w:val="28"/>
-          <w:szCs w:val="28"/>
-        </w:rPr>
-      </w:pPr>
-      <w:r>
-        <w:rPr>
-          <w:rFonts w:ascii="Aptos Display" w:hAnsi="Aptos Display"/>
-          <w:b/>
-          <w:bCs/>
-          <w:sz w:val="28"/>
-          <w:szCs w:val="28"/>
-        </w:rPr>
-        <w:t xml:space="preserve">M79 – 100: strings: add number of </w:t>
-      </w:r>
-      <w:proofErr w:type="spellStart"/>
-      <w:proofErr w:type="gramStart"/>
-      <w:r>
-        <w:rPr>
-          <w:rFonts w:ascii="Aptos Display" w:hAnsi="Aptos Display"/>
-          <w:b/>
-          <w:bCs/>
-          <w:sz w:val="28"/>
-          <w:szCs w:val="28"/>
-        </w:rPr>
-        <w:t>gracenotes</w:t>
-      </w:r>
-      <w:proofErr w:type="spellEnd"/>
-      <w:r>
-        <w:rPr>
-          <w:rFonts w:ascii="Aptos Display" w:hAnsi="Aptos Display"/>
-          <w:b/>
-          <w:bCs/>
-          <w:sz w:val="28"/>
-          <w:szCs w:val="28"/>
-        </w:rPr>
-        <w:t xml:space="preserve">  to</w:t>
-      </w:r>
-      <w:proofErr w:type="gramEnd"/>
-      <w:r>
-        <w:rPr>
-          <w:rFonts w:ascii="Aptos Display" w:hAnsi="Aptos Display"/>
-          <w:b/>
-          <w:bCs/>
-          <w:sz w:val="28"/>
-          <w:szCs w:val="28"/>
-        </w:rPr>
-        <w:t xml:space="preserve"> anything larger than 3 attacks, such as “(5 attacks)” , “(8 attacks)” , “(13 attacks)”</w:t>
+          <w:sz w:val="28"/>
+          <w:szCs w:val="28"/>
+        </w:rPr>
+      </w:pPr>
+      <w:r>
+        <w:rPr>
+          <w:rFonts w:ascii="Aptos Display" w:hAnsi="Aptos Display"/>
+          <w:sz w:val="28"/>
+          <w:szCs w:val="28"/>
+        </w:rPr>
+        <w:t>M79 – 100: strings: add number of gracenotes  to anything larger than 3 attacks, such as “(5 attacks)” , “(8 attacks)” , “(13 attacks)”</w:t>
       </w:r>
     </w:p>
     <w:p>
@@ -5243,43 +4165,7 @@
           <w:sz w:val="28"/>
           <w:szCs w:val="28"/>
         </w:rPr>
-        <w:t xml:space="preserve">M100, oboe: tie oboe </w:t>
-      </w:r>
-      <w:proofErr w:type="gramStart"/>
-      <w:r>
-        <w:rPr>
-          <w:rFonts w:ascii="Aptos Display" w:hAnsi="Aptos Display"/>
-          <w:sz w:val="28"/>
-          <w:szCs w:val="28"/>
-        </w:rPr>
-        <w:t>note</w:t>
-      </w:r>
-      <w:proofErr w:type="gramEnd"/>
-      <w:r>
-        <w:rPr>
-          <w:rFonts w:ascii="Aptos Display" w:hAnsi="Aptos Display"/>
-          <w:sz w:val="28"/>
-          <w:szCs w:val="28"/>
-        </w:rPr>
-        <w:t xml:space="preserve"> across bar into 101, and diminuendo throughout 100-101 to “</w:t>
-      </w:r>
-      <w:proofErr w:type="spellStart"/>
-      <w:r>
-        <w:rPr>
-          <w:rFonts w:ascii="Aptos Display" w:hAnsi="Aptos Display"/>
-          <w:sz w:val="28"/>
-          <w:szCs w:val="28"/>
-        </w:rPr>
-        <w:t>ppp</w:t>
-      </w:r>
-      <w:proofErr w:type="spellEnd"/>
-      <w:r>
-        <w:rPr>
-          <w:rFonts w:ascii="Aptos Display" w:hAnsi="Aptos Display"/>
-          <w:sz w:val="28"/>
-          <w:szCs w:val="28"/>
-        </w:rPr>
-        <w:t>”</w:t>
+        <w:t>M100, oboe: tie oboe note across bar into 101, and diminuendo throughout 100-101 to “ppp”</w:t>
       </w:r>
     </w:p>
     <w:p>
@@ -5310,45 +4196,7 @@
           <w:sz w:val="28"/>
           <w:szCs w:val="28"/>
         </w:rPr>
-        <w:t>M102, Winds and Strings: make “</w:t>
-      </w:r>
-      <w:proofErr w:type="spellStart"/>
-      <w:r>
-        <w:rPr>
-          <w:rFonts w:ascii="Aptos Display" w:hAnsi="Aptos Display"/>
-          <w:sz w:val="28"/>
-          <w:szCs w:val="28"/>
-        </w:rPr>
-        <w:t>sfz</w:t>
-      </w:r>
-      <w:proofErr w:type="spellEnd"/>
-      <w:r>
-        <w:rPr>
-          <w:rFonts w:ascii="Aptos Display" w:hAnsi="Aptos Display"/>
-          <w:sz w:val="28"/>
-          <w:szCs w:val="28"/>
-        </w:rPr>
-        <w:t>&gt;p” into “</w:t>
-      </w:r>
-      <w:proofErr w:type="spellStart"/>
-      <w:proofErr w:type="gramStart"/>
-      <w:r>
-        <w:rPr>
-          <w:rFonts w:ascii="Aptos Display" w:hAnsi="Aptos Display"/>
-          <w:sz w:val="28"/>
-          <w:szCs w:val="28"/>
-        </w:rPr>
-        <w:t>sfzp</w:t>
-      </w:r>
-      <w:proofErr w:type="spellEnd"/>
-      <w:proofErr w:type="gramEnd"/>
-      <w:r>
-        <w:rPr>
-          <w:rFonts w:ascii="Aptos Display" w:hAnsi="Aptos Display"/>
-          <w:sz w:val="28"/>
-          <w:szCs w:val="28"/>
-        </w:rPr>
-        <w:t>”</w:t>
+        <w:t>M102, Winds and Strings: make “sfz&gt;p” into “sfzp”</w:t>
       </w:r>
     </w:p>
     <w:p>
@@ -5495,61 +4343,7 @@
           <w:sz w:val="28"/>
           <w:szCs w:val="28"/>
         </w:rPr>
-        <w:t xml:space="preserve">M121, </w:t>
-      </w:r>
-      <w:proofErr w:type="spellStart"/>
-      <w:r>
-        <w:rPr>
-          <w:rFonts w:ascii="Aptos Display" w:hAnsi="Aptos Display"/>
-          <w:sz w:val="28"/>
-          <w:szCs w:val="28"/>
-        </w:rPr>
-        <w:t>fl</w:t>
-      </w:r>
-      <w:proofErr w:type="spellEnd"/>
-      <w:r>
-        <w:rPr>
-          <w:rFonts w:ascii="Aptos Display" w:hAnsi="Aptos Display"/>
-          <w:sz w:val="28"/>
-          <w:szCs w:val="28"/>
-        </w:rPr>
-        <w:t xml:space="preserve">, </w:t>
-      </w:r>
-      <w:proofErr w:type="spellStart"/>
-      <w:r>
-        <w:rPr>
-          <w:rFonts w:ascii="Aptos Display" w:hAnsi="Aptos Display"/>
-          <w:sz w:val="28"/>
-          <w:szCs w:val="28"/>
-        </w:rPr>
-        <w:t>ob</w:t>
-      </w:r>
-      <w:proofErr w:type="spellEnd"/>
-      <w:r>
-        <w:rPr>
-          <w:rFonts w:ascii="Aptos Display" w:hAnsi="Aptos Display"/>
-          <w:sz w:val="28"/>
-          <w:szCs w:val="28"/>
-        </w:rPr>
-        <w:t xml:space="preserve">, cl: Beat 1, remove </w:t>
-      </w:r>
-      <w:proofErr w:type="gramStart"/>
-      <w:r>
-        <w:rPr>
-          <w:rFonts w:ascii="Aptos Display" w:hAnsi="Aptos Display"/>
-          <w:sz w:val="28"/>
-          <w:szCs w:val="28"/>
-        </w:rPr>
-        <w:t>dot</w:t>
-      </w:r>
-      <w:proofErr w:type="gramEnd"/>
-      <w:r>
-        <w:rPr>
-          <w:rFonts w:ascii="Aptos Display" w:hAnsi="Aptos Display"/>
-          <w:sz w:val="28"/>
-          <w:szCs w:val="28"/>
-        </w:rPr>
-        <w:t xml:space="preserve"> and add 32</w:t>
+        <w:t>M121, fl, ob, cl: Beat 1, remove dot and add 32</w:t>
       </w:r>
       <w:r>
         <w:rPr>
@@ -5608,45 +4402,7 @@
           <w:sz w:val="28"/>
           <w:szCs w:val="28"/>
         </w:rPr>
-        <w:t>Winds and Strings: make “</w:t>
-      </w:r>
-      <w:proofErr w:type="spellStart"/>
-      <w:r>
-        <w:rPr>
-          <w:rFonts w:ascii="Aptos Display" w:hAnsi="Aptos Display"/>
-          <w:sz w:val="28"/>
-          <w:szCs w:val="28"/>
-        </w:rPr>
-        <w:t>sfz</w:t>
-      </w:r>
-      <w:proofErr w:type="spellEnd"/>
-      <w:r>
-        <w:rPr>
-          <w:rFonts w:ascii="Aptos Display" w:hAnsi="Aptos Display"/>
-          <w:sz w:val="28"/>
-          <w:szCs w:val="28"/>
-        </w:rPr>
-        <w:t>&gt;p” into “</w:t>
-      </w:r>
-      <w:proofErr w:type="spellStart"/>
-      <w:proofErr w:type="gramStart"/>
-      <w:r>
-        <w:rPr>
-          <w:rFonts w:ascii="Aptos Display" w:hAnsi="Aptos Display"/>
-          <w:sz w:val="28"/>
-          <w:szCs w:val="28"/>
-        </w:rPr>
-        <w:t>sfzp</w:t>
-      </w:r>
-      <w:proofErr w:type="spellEnd"/>
-      <w:proofErr w:type="gramEnd"/>
-      <w:r>
-        <w:rPr>
-          <w:rFonts w:ascii="Aptos Display" w:hAnsi="Aptos Display"/>
-          <w:sz w:val="28"/>
-          <w:szCs w:val="28"/>
-        </w:rPr>
-        <w:t>”</w:t>
+        <w:t>Winds and Strings: make “sfz&gt;p” into “sfzp”</w:t>
       </w:r>
     </w:p>
     <w:p>
@@ -5680,18 +4436,8 @@
           <w:sz w:val="28"/>
           <w:szCs w:val="28"/>
         </w:rPr>
-        <w:t xml:space="preserve">M127, Sax: Beat 2 has wrong notes, should just continue descending by ¼ tone…should be Eb, E3/4 flat, </w:t>
-      </w:r>
-      <w:proofErr w:type="gramStart"/>
-      <w:r>
-        <w:rPr>
-          <w:rFonts w:ascii="Aptos Display" w:hAnsi="Aptos Display"/>
-          <w:sz w:val="28"/>
-          <w:szCs w:val="28"/>
-        </w:rPr>
-        <w:t>D</w:t>
-      </w:r>
-      <w:proofErr w:type="gramEnd"/>
+        <w:t>M127, Sax: Beat 2 has wrong notes, should just continue descending by ¼ tone…should be Eb, E3/4 flat, D</w:t>
+      </w:r>
     </w:p>
     <w:p>
       <w:pPr>
@@ -5732,25 +4478,7 @@
           <w:sz w:val="28"/>
           <w:szCs w:val="28"/>
         </w:rPr>
-        <w:t>9, Winds and Strings (except viola): Beat 1, make crescendo from “P” on first note to “</w:t>
-      </w:r>
-      <w:proofErr w:type="spellStart"/>
-      <w:r>
-        <w:rPr>
-          <w:rFonts w:ascii="Aptos Display" w:hAnsi="Aptos Display"/>
-          <w:sz w:val="28"/>
-          <w:szCs w:val="28"/>
-        </w:rPr>
-        <w:t>mp</w:t>
-      </w:r>
-      <w:proofErr w:type="spellEnd"/>
-      <w:r>
-        <w:rPr>
-          <w:rFonts w:ascii="Aptos Display" w:hAnsi="Aptos Display"/>
-          <w:sz w:val="28"/>
-          <w:szCs w:val="28"/>
-        </w:rPr>
-        <w:t>”; then make BEAT 2 “sub f” instead of just “f”</w:t>
+        <w:t>9, Winds and Strings (except viola): Beat 1, make crescendo from “P” on first note to “mp”; then make BEAT 2 “sub f” instead of just “f”</w:t>
       </w:r>
       <w:r>
         <w:rPr>
@@ -5792,18 +4520,8 @@
           <w:sz w:val="28"/>
           <w:szCs w:val="28"/>
         </w:rPr>
-        <w:t xml:space="preserve">M131, Fl and Cl: Beat 4, flip flute note with clarinet </w:t>
-      </w:r>
-      <w:proofErr w:type="gramStart"/>
-      <w:r>
-        <w:rPr>
-          <w:rFonts w:ascii="Aptos Display" w:hAnsi="Aptos Display"/>
-          <w:sz w:val="28"/>
-          <w:szCs w:val="28"/>
-        </w:rPr>
-        <w:t>note</w:t>
-      </w:r>
-      <w:proofErr w:type="gramEnd"/>
+        <w:t>M131, Fl and Cl: Beat 4, flip flute note with clarinet note</w:t>
+      </w:r>
     </w:p>
     <w:p>
       <w:pPr>
@@ -5928,25 +4646,7 @@
           <w:sz w:val="28"/>
           <w:szCs w:val="28"/>
         </w:rPr>
-        <w:t>M143, Oboe, Change dynamics to “mf (shape dynamics freely)</w:t>
-      </w:r>
-      <w:proofErr w:type="gramStart"/>
-      <w:r>
-        <w:rPr>
-          <w:rFonts w:ascii="Aptos Display" w:hAnsi="Aptos Display"/>
-          <w:sz w:val="28"/>
-          <w:szCs w:val="28"/>
-        </w:rPr>
-        <w:t>” ;</w:t>
-      </w:r>
-      <w:proofErr w:type="gramEnd"/>
-      <w:r>
-        <w:rPr>
-          <w:rFonts w:ascii="Aptos Display" w:hAnsi="Aptos Display"/>
-          <w:sz w:val="28"/>
-          <w:szCs w:val="28"/>
-        </w:rPr>
-        <w:t xml:space="preserve"> also change “solo” to “solo, espressivo”</w:t>
+        <w:t>M143, Oboe, Change dynamics to “mf (shape dynamics freely)” ; also change “solo” to “solo, espressivo”</w:t>
       </w:r>
     </w:p>
     <w:p>
@@ -5980,25 +4680,7 @@
           <w:sz w:val="28"/>
           <w:szCs w:val="28"/>
         </w:rPr>
-        <w:t xml:space="preserve">M148, Sax, delete “legato </w:t>
-      </w:r>
-      <w:proofErr w:type="spellStart"/>
-      <w:r>
-        <w:rPr>
-          <w:rFonts w:ascii="Aptos Display" w:hAnsi="Aptos Display"/>
-          <w:sz w:val="28"/>
-          <w:szCs w:val="28"/>
-        </w:rPr>
-        <w:t>posibile</w:t>
-      </w:r>
-      <w:proofErr w:type="spellEnd"/>
-      <w:r>
-        <w:rPr>
-          <w:rFonts w:ascii="Aptos Display" w:hAnsi="Aptos Display"/>
-          <w:sz w:val="28"/>
-          <w:szCs w:val="28"/>
-        </w:rPr>
-        <w:t>” and instead slur until Beat 2 of m151. Then slur M151-153.</w:t>
+        <w:t>M148, Sax, delete “legato posibile” and instead slur until Beat 2 of m151. Then slur M151-153.</w:t>
       </w:r>
     </w:p>
     <w:p>
@@ -6065,18 +4747,8 @@
           <w:sz w:val="28"/>
           <w:szCs w:val="28"/>
         </w:rPr>
-        <w:t xml:space="preserve">M153, oboe: beat 1, add A# grace note and slur (above) first attack G1/4 </w:t>
-      </w:r>
-      <w:proofErr w:type="gramStart"/>
-      <w:r>
-        <w:rPr>
-          <w:rFonts w:ascii="Aptos Display" w:hAnsi="Aptos Display"/>
-          <w:sz w:val="28"/>
-          <w:szCs w:val="28"/>
-        </w:rPr>
-        <w:t>flat</w:t>
-      </w:r>
-      <w:proofErr w:type="gramEnd"/>
+        <w:t>M153, oboe: beat 1, add A# grace note and slur (above) first attack G1/4 flat</w:t>
+      </w:r>
     </w:p>
     <w:p>
       <w:pPr>
@@ -6109,25 +4781,7 @@
           <w:sz w:val="28"/>
           <w:szCs w:val="28"/>
         </w:rPr>
-        <w:t xml:space="preserve">M154, Oboe and Flute: delete tie from oboe bar before and swap notes between </w:t>
-      </w:r>
-      <w:proofErr w:type="spellStart"/>
-      <w:r>
-        <w:rPr>
-          <w:rFonts w:ascii="Aptos Display" w:hAnsi="Aptos Display"/>
-          <w:sz w:val="28"/>
-          <w:szCs w:val="28"/>
-        </w:rPr>
-        <w:t>ob</w:t>
-      </w:r>
-      <w:proofErr w:type="spellEnd"/>
-      <w:r>
-        <w:rPr>
-          <w:rFonts w:ascii="Aptos Display" w:hAnsi="Aptos Display"/>
-          <w:sz w:val="28"/>
-          <w:szCs w:val="28"/>
-        </w:rPr>
-        <w:t xml:space="preserve"> and flute…</w:t>
+        <w:t>M154, Oboe and Flute: delete tie from oboe bar before and swap notes between ob and flute…</w:t>
       </w:r>
     </w:p>
     <w:p>
@@ -6161,43 +4815,7 @@
           <w:sz w:val="28"/>
           <w:szCs w:val="28"/>
         </w:rPr>
-        <w:t>M154, Winds and strings: make “</w:t>
-      </w:r>
-      <w:proofErr w:type="spellStart"/>
-      <w:r>
-        <w:rPr>
-          <w:rFonts w:ascii="Aptos Display" w:hAnsi="Aptos Display"/>
-          <w:sz w:val="28"/>
-          <w:szCs w:val="28"/>
-        </w:rPr>
-        <w:t>sfz</w:t>
-      </w:r>
-      <w:proofErr w:type="spellEnd"/>
-      <w:r>
-        <w:rPr>
-          <w:rFonts w:ascii="Aptos Display" w:hAnsi="Aptos Display"/>
-          <w:sz w:val="28"/>
-          <w:szCs w:val="28"/>
-        </w:rPr>
-        <w:t>&gt;p” into “</w:t>
-      </w:r>
-      <w:proofErr w:type="spellStart"/>
-      <w:r>
-        <w:rPr>
-          <w:rFonts w:ascii="Aptos Display" w:hAnsi="Aptos Display"/>
-          <w:sz w:val="28"/>
-          <w:szCs w:val="28"/>
-        </w:rPr>
-        <w:t>sfzp</w:t>
-      </w:r>
-      <w:proofErr w:type="spellEnd"/>
-      <w:r>
-        <w:rPr>
-          <w:rFonts w:ascii="Aptos Display" w:hAnsi="Aptos Display"/>
-          <w:sz w:val="28"/>
-          <w:szCs w:val="28"/>
-        </w:rPr>
-        <w:t>”, including oboe (previously “p”)</w:t>
+        <w:t>M154, Winds and strings: make “sfz&gt;p” into “sfzp”, including oboe (previously “p”)</w:t>
       </w:r>
     </w:p>
     <w:p>
@@ -6832,23 +5450,38 @@
           <w:color w:val="500050"/>
           <w:shd w:val="clear" w:color="auto" w:fill="FFFFFF"/>
         </w:rPr>
-        <w:t xml:space="preserve">3. - M154, Oboe and Flute: delete tie from oboe bar before and swap notes between </w:t>
-      </w:r>
-      <w:proofErr w:type="spellStart"/>
-      <w:r>
+        <w:t>3. - M154, Oboe and Flute: delete tie from oboe bar before and swap notes between ob and flute…</w:t>
+      </w:r>
+    </w:p>
+    <w:p>
+      <w:pPr>
         <w:rPr>
           <w:color w:val="500050"/>
           <w:shd w:val="clear" w:color="auto" w:fill="FFFFFF"/>
         </w:rPr>
-        <w:t>ob</w:t>
-      </w:r>
-      <w:proofErr w:type="spellEnd"/>
-      <w:r>
-        <w:rPr>
+      </w:pPr>
+      <w:r>
+        <w:rPr>
+          <w:b/>
+          <w:bCs/>
           <w:color w:val="500050"/>
           <w:shd w:val="clear" w:color="auto" w:fill="FFFFFF"/>
         </w:rPr>
-        <w:t xml:space="preserve"> and flute…</w:t>
+        <w:t>Would you like the slur to end in m. 153 as well or keep it until 154?</w:t>
+      </w:r>
+    </w:p>
+    <w:p>
+      <w:pPr>
+        <w:shd w:val="clear" w:color="auto" w:fill="FFFFFF"/>
+        <w:rPr>
+          <w:color w:val="ED5C57"/>
+        </w:rPr>
+      </w:pPr>
+      <w:r>
+        <w:rPr>
+          <w:color w:val="ED5C57"/>
+        </w:rPr>
+        <w:t>Slur can end on 153</w:t>
       </w:r>
     </w:p>
     <w:p>
@@ -6858,217 +5491,275 @@
           <w:shd w:val="clear" w:color="auto" w:fill="FFFFFF"/>
         </w:rPr>
       </w:pPr>
-      <w:r>
-        <w:rPr>
-          <w:b/>
-          <w:bCs/>
+    </w:p>
+    <w:p>
+      <w:pPr>
+        <w:rPr>
           <w:color w:val="500050"/>
           <w:shd w:val="clear" w:color="auto" w:fill="FFFFFF"/>
         </w:rPr>
-        <w:t>Would you like the slur to end in m. 153 as well or keep it until 154?</w:t>
-      </w:r>
-    </w:p>
-    <w:p>
-      <w:pPr>
-        <w:shd w:val="clear" w:color="auto" w:fill="FFFFFF"/>
-        <w:rPr>
-          <w:color w:val="ED5C57"/>
-        </w:rPr>
-      </w:pPr>
-      <w:r>
-        <w:rPr>
-          <w:color w:val="ED5C57"/>
-        </w:rPr>
-        <w:t xml:space="preserve">Slur can end on </w:t>
-      </w:r>
-      <w:proofErr w:type="gramStart"/>
-      <w:r>
-        <w:rPr>
-          <w:color w:val="ED5C57"/>
-        </w:rPr>
-        <w:t>153</w:t>
-      </w:r>
-      <w:proofErr w:type="gramEnd"/>
-    </w:p>
-    <w:p>
-      <w:pPr>
+      </w:pPr>
+      <w:r>
         <w:rPr>
           <w:color w:val="500050"/>
           <w:shd w:val="clear" w:color="auto" w:fill="FFFFFF"/>
         </w:rPr>
-      </w:pPr>
-    </w:p>
-    <w:p>
-      <w:pPr>
+        <w:t>4. For the Skins in Perc. 2 - right now the noteheads fall on the same spaces as the Temple blocks. Should we approach it differently?</w:t>
+      </w:r>
+      <w:r>
         <w:rPr>
           <w:color w:val="500050"/>
           <w:shd w:val="clear" w:color="auto" w:fill="FFFFFF"/>
         </w:rPr>
-      </w:pPr>
+        <w:fldChar w:fldCharType="begin"/>
+      </w:r>
       <w:r>
         <w:rPr>
           <w:color w:val="500050"/>
           <w:shd w:val="clear" w:color="auto" w:fill="FFFFFF"/>
         </w:rPr>
-        <w:t>4. For the Skins in Perc. 2 - right now the noteheads fall on the same spaces as the Temple blocks. Should we approach it differently?</w:t>
+        <w:instrText xml:space="preserve"> INCLUDEPICTURE "https://mail.google.com/mail/u/0?ui=2&amp;ik=2652d32d0a&amp;attid=0.3&amp;permmsgid=msg-f:1794858290058637249&amp;th=18e89e1af11c2fc1&amp;view=fimg&amp;fur=ip&amp;sz=s0-l75-ft&amp;attbid=ANGjdJ-PG4M9blaisRXXjlaZTgFrKe7KvG-FRxmSzD96ayxhPILFExXEoapA7Fkp3yOElFyS9hY2FauYhU9hr2OaCbCVskfLgxcVahPZIfOFMchyOEWr4LcHmnycb6o&amp;disp=emb" \* MERGEFORMATINET </w:instrText>
       </w:r>
       <w:r>
         <w:rPr>
           <w:color w:val="500050"/>
           <w:shd w:val="clear" w:color="auto" w:fill="FFFFFF"/>
         </w:rPr>
-        <w:fldChar w:fldCharType="begin"/>
+        <w:fldChar w:fldCharType="separate"/>
       </w:r>
       <w:r>
         <w:rPr>
           <w:color w:val="500050"/>
           <w:shd w:val="clear" w:color="auto" w:fill="FFFFFF"/>
         </w:rPr>
-        <w:instrText xml:space="preserve"> INCLUDEPICTURE "https://mail.google.com/mail/u/0?ui=2&amp;ik=2652d32d0a&amp;attid=0.3&amp;permmsgid=msg-f:1794858290058637249&amp;th=18e89e1af11c2fc1&amp;view=fimg&amp;fur=ip&amp;sz=s0-l75-ft&amp;attbid=ANGjdJ-PG4M9blaisRXXjlaZTgFrKe7KvG-FRxmSzD96ayxhPILFExXEoapA7Fkp3yOElFyS9hY2FauYhU9hr2OaCbCVskfLgxcVahPZIfOFMchyOEWr4LcHmnycb6o&amp;disp=emb" \* MERGEFORMATINET </w:instrText>
-      </w:r>
-      <w:r>
+        <w:fldChar w:fldCharType="end"/>
+      </w:r>
+    </w:p>
+    <w:p>
+      <w:pPr>
         <w:rPr>
           <w:color w:val="500050"/>
           <w:shd w:val="clear" w:color="auto" w:fill="FFFFFF"/>
         </w:rPr>
-        <w:fldChar w:fldCharType="separate"/>
-      </w:r>
-      <w:r>
-        <w:rPr>
-          <w:color w:val="500050"/>
+      </w:pPr>
+    </w:p>
+    <w:p>
+      <w:pPr>
+        <w:shd w:val="clear" w:color="auto" w:fill="FFFFFF"/>
+        <w:rPr>
+          <w:color w:val="ED5C57"/>
+        </w:rPr>
+      </w:pPr>
+      <w:r>
+        <w:rPr>
+          <w:color w:val="ED5C57"/>
+        </w:rPr>
+        <w:t>lets definitely move skins to lines</w:t>
+      </w:r>
+    </w:p>
+    <w:p>
+      <w:pPr>
+        <w:rPr>
+          <w:rFonts w:ascii="Aptos Display" w:hAnsi="Aptos Display"/>
+          <w:b/>
+          <w:bCs/>
+          <w:sz w:val="28"/>
+          <w:szCs w:val="28"/>
+        </w:rPr>
+      </w:pPr>
+    </w:p>
+    <w:p>
+      <w:pPr>
+        <w:rPr>
+          <w:rFonts w:ascii="Aptos Display" w:hAnsi="Aptos Display"/>
+          <w:b/>
+          <w:bCs/>
+          <w:sz w:val="28"/>
+          <w:szCs w:val="28"/>
+        </w:rPr>
+      </w:pPr>
+    </w:p>
+    <w:p>
+      <w:pPr>
+        <w:rPr>
+          <w:rFonts w:ascii="Aptos Display" w:hAnsi="Aptos Display"/>
+          <w:b/>
+          <w:bCs/>
+          <w:sz w:val="28"/>
+          <w:szCs w:val="28"/>
+        </w:rPr>
+      </w:pPr>
+    </w:p>
+    <w:p>
+      <w:pPr>
+        <w:shd w:val="clear" w:color="auto" w:fill="FFFFFF"/>
+        <w:rPr>
+          <w:rFonts w:ascii="Calibri" w:hAnsi="Calibri" w:cs="Calibri"/>
+          <w:color w:val="000000"/>
+          <w:sz w:val="28"/>
+          <w:szCs w:val="28"/>
+        </w:rPr>
+      </w:pPr>
+      <w:r>
+        <w:rPr>
+          <w:rFonts w:ascii="Calibri" w:hAnsi="Calibri" w:cs="Calibri"/>
+          <w:color w:val="000000"/>
+          <w:sz w:val="28"/>
+          <w:szCs w:val="28"/>
+        </w:rPr>
+        <w:t>M1 - PERC 1 – sorry, let’s just call RH “5 Wood Planks” throughout the piece, remove “Low” (Same for percussion diagram in the beginning).</w:t>
+      </w:r>
+    </w:p>
+    <w:p>
+      <w:pPr>
+        <w:shd w:val="clear" w:color="auto" w:fill="FFFFFF"/>
+        <w:rPr>
+          <w:rFonts w:ascii="Calibri" w:hAnsi="Calibri" w:cs="Calibri"/>
+          <w:color w:val="000000"/>
+          <w:sz w:val="28"/>
+          <w:szCs w:val="28"/>
+        </w:rPr>
+      </w:pPr>
+    </w:p>
+    <w:p>
+      <w:pPr>
+        <w:shd w:val="clear" w:color="auto" w:fill="FFFFFF"/>
+        <w:rPr>
+          <w:rFonts w:ascii="Calibri" w:hAnsi="Calibri" w:cs="Calibri"/>
+          <w:color w:val="000000"/>
+          <w:sz w:val="28"/>
+          <w:szCs w:val="28"/>
+        </w:rPr>
+      </w:pPr>
+      <w:r>
+        <w:rPr>
+          <w:rFonts w:ascii="Calibri" w:hAnsi="Calibri" w:cs="Calibri"/>
+          <w:color w:val="000000"/>
+          <w:sz w:val="28"/>
+          <w:szCs w:val="28"/>
+        </w:rPr>
+        <w:t>M80, harp should be a half pedal buzz. </w:t>
+      </w:r>
+    </w:p>
+    <w:p>
+      <w:pPr>
+        <w:shd w:val="clear" w:color="auto" w:fill="FFFFFF"/>
+        <w:rPr>
+          <w:rFonts w:ascii="Calibri" w:hAnsi="Calibri" w:cs="Calibri"/>
+          <w:b/>
+          <w:bCs/>
+          <w:color w:val="000000"/>
+          <w:sz w:val="28"/>
+          <w:szCs w:val="28"/>
+        </w:rPr>
+      </w:pPr>
+    </w:p>
+    <w:p>
+      <w:pPr>
+        <w:shd w:val="clear" w:color="auto" w:fill="FFFFFF"/>
+        <w:rPr>
+          <w:rFonts w:ascii="Calibri" w:hAnsi="Calibri" w:cs="Calibri"/>
+          <w:color w:val="000000"/>
+          <w:sz w:val="28"/>
+          <w:szCs w:val="28"/>
+        </w:rPr>
+      </w:pPr>
+      <w:r>
+        <w:rPr>
+          <w:rFonts w:ascii="Calibri" w:hAnsi="Calibri" w:cs="Calibri"/>
+          <w:color w:val="000000"/>
+          <w:sz w:val="28"/>
+          <w:szCs w:val="28"/>
+        </w:rPr>
+        <w:t xml:space="preserve">Oboe solo parts – remove mf-f sempre as applicable. </w:t>
+      </w:r>
+    </w:p>
+    <w:p>
+      <w:pPr>
+        <w:shd w:val="clear" w:color="auto" w:fill="FFFFFF"/>
+        <w:rPr>
+          <w:color w:val="222222"/>
+        </w:rPr>
+      </w:pPr>
+    </w:p>
+    <w:p>
+      <w:pPr>
+        <w:shd w:val="clear" w:color="auto" w:fill="FFFFFF"/>
+        <w:rPr>
+          <w:rFonts w:ascii="Calibri" w:hAnsi="Calibri" w:cs="Calibri"/>
+          <w:b/>
+          <w:bCs/>
+          <w:sz w:val="28"/>
+          <w:szCs w:val="28"/>
           <w:shd w:val="clear" w:color="auto" w:fill="FFFFFF"/>
         </w:rPr>
-        <w:fldChar w:fldCharType="end"/>
-      </w:r>
-    </w:p>
-    <w:p>
-      <w:pPr>
-        <w:rPr>
-          <w:color w:val="500050"/>
+      </w:pPr>
+      <w:r>
+        <w:rPr>
+          <w:rFonts w:ascii="Calibri" w:hAnsi="Calibri" w:cs="Calibri"/>
+          <w:sz w:val="28"/>
+          <w:szCs w:val="28"/>
           <w:shd w:val="clear" w:color="auto" w:fill="FFFFFF"/>
         </w:rPr>
-      </w:pPr>
-    </w:p>
-    <w:p>
-      <w:pPr>
-        <w:shd w:val="clear" w:color="auto" w:fill="FFFFFF"/>
-        <w:rPr>
-          <w:color w:val="ED5C57"/>
-        </w:rPr>
-      </w:pPr>
-      <w:proofErr w:type="spellStart"/>
-      <w:proofErr w:type="gramStart"/>
-      <w:r>
-        <w:rPr>
-          <w:color w:val="ED5C57"/>
-        </w:rPr>
-        <w:t>lets</w:t>
-      </w:r>
-      <w:proofErr w:type="spellEnd"/>
-      <w:proofErr w:type="gramEnd"/>
-      <w:r>
-        <w:rPr>
-          <w:color w:val="ED5C57"/>
-        </w:rPr>
-        <w:t xml:space="preserve"> definitely move skins to lines</w:t>
-      </w:r>
-    </w:p>
-    <w:p>
-      <w:pPr>
-        <w:rPr>
-          <w:rFonts w:ascii="Aptos Display" w:hAnsi="Aptos Display"/>
-          <w:b/>
-          <w:bCs/>
-          <w:sz w:val="28"/>
-          <w:szCs w:val="28"/>
-        </w:rPr>
-      </w:pPr>
-    </w:p>
-    <w:p>
-      <w:pPr>
-        <w:rPr>
-          <w:rFonts w:ascii="Aptos Display" w:hAnsi="Aptos Display"/>
-          <w:b/>
-          <w:bCs/>
-          <w:sz w:val="28"/>
-          <w:szCs w:val="28"/>
-        </w:rPr>
-      </w:pPr>
-    </w:p>
-    <w:p>
-      <w:pPr>
-        <w:rPr>
-          <w:rFonts w:ascii="Aptos Display" w:hAnsi="Aptos Display"/>
-          <w:b/>
-          <w:bCs/>
-          <w:sz w:val="28"/>
-          <w:szCs w:val="28"/>
-        </w:rPr>
-      </w:pPr>
-    </w:p>
-    <w:p>
-      <w:pPr>
-        <w:shd w:val="clear" w:color="auto" w:fill="FFFFFF"/>
+        <w:t>For hard section</w:t>
+      </w:r>
+      <w:r>
         <w:rPr>
           <w:rFonts w:ascii="Calibri" w:hAnsi="Calibri" w:cs="Calibri"/>
-          <w:color w:val="000000"/>
-          <w:sz w:val="28"/>
-          <w:szCs w:val="28"/>
-        </w:rPr>
-      </w:pPr>
+          <w:sz w:val="28"/>
+          <w:szCs w:val="28"/>
+          <w:shd w:val="clear" w:color="auto" w:fill="FFFFFF"/>
+        </w:rPr>
+        <w:t xml:space="preserve"> -</w:t>
+      </w:r>
       <w:r>
         <w:rPr>
           <w:rFonts w:ascii="Calibri" w:hAnsi="Calibri" w:cs="Calibri"/>
-          <w:color w:val="000000"/>
-          <w:sz w:val="28"/>
-          <w:szCs w:val="28"/>
-        </w:rPr>
-        <w:t>M1 - PERC 1 – sorry, let’s just call RH “5 Wood Planks” throughout the piece, remove “Low” (Same for percussion diagram in the beginning).</w:t>
-      </w:r>
-    </w:p>
-    <w:p>
-      <w:pPr>
-        <w:shd w:val="clear" w:color="auto" w:fill="FFFFFF"/>
+          <w:b/>
+          <w:bCs/>
+          <w:sz w:val="28"/>
+          <w:szCs w:val="28"/>
+          <w:shd w:val="clear" w:color="auto" w:fill="FFFFFF"/>
+        </w:rPr>
+        <w:t xml:space="preserve"> </w:t>
+      </w:r>
+      <w:r>
         <w:rPr>
           <w:rFonts w:ascii="Calibri" w:hAnsi="Calibri" w:cs="Calibri"/>
-          <w:color w:val="000000"/>
-          <w:sz w:val="28"/>
-          <w:szCs w:val="28"/>
-        </w:rPr>
-      </w:pPr>
+          <w:sz w:val="28"/>
+          <w:szCs w:val="28"/>
+          <w:shd w:val="clear" w:color="auto" w:fill="FFFFFF"/>
+        </w:rPr>
+        <w:t>Let’s actually leave it exactly as manuscript</w:t>
+      </w:r>
     </w:p>
     <w:p>
       <w:pPr>
         <w:shd w:val="clear" w:color="auto" w:fill="FFFFFF"/>
         <w:rPr>
           <w:rFonts w:ascii="Calibri" w:hAnsi="Calibri" w:cs="Calibri"/>
-          <w:color w:val="000000"/>
-          <w:sz w:val="28"/>
-          <w:szCs w:val="28"/>
-        </w:rPr>
-      </w:pPr>
-      <w:r>
+          <w:sz w:val="28"/>
+          <w:szCs w:val="28"/>
+          <w:shd w:val="clear" w:color="auto" w:fill="FFFFFF"/>
+        </w:rPr>
+      </w:pPr>
+    </w:p>
+    <w:p>
+      <w:pPr>
+        <w:shd w:val="clear" w:color="auto" w:fill="FFFFFF"/>
         <w:rPr>
           <w:rFonts w:ascii="Calibri" w:hAnsi="Calibri" w:cs="Calibri"/>
-          <w:color w:val="000000"/>
-          <w:sz w:val="28"/>
-          <w:szCs w:val="28"/>
-        </w:rPr>
-        <w:t>M80, harp should be a half pedal buzz. </w:t>
-      </w:r>
-    </w:p>
-    <w:p>
-      <w:pPr>
-        <w:shd w:val="clear" w:color="auto" w:fill="FFFFFF"/>
+        </w:rPr>
+      </w:pPr>
+      <w:r>
         <w:rPr>
           <w:rFonts w:ascii="Calibri" w:hAnsi="Calibri" w:cs="Calibri"/>
-          <w:b/>
-          <w:bCs/>
-          <w:color w:val="000000"/>
-          <w:sz w:val="28"/>
-          <w:szCs w:val="28"/>
-        </w:rPr>
-      </w:pPr>
+          <w:sz w:val="28"/>
+          <w:szCs w:val="28"/>
+          <w:shd w:val="clear" w:color="auto" w:fill="FFFFFF"/>
+        </w:rPr>
+        <w:t>M177 (manuscript), which we should change it to Skins and only have 1 staff for Perc 1</w:t>
+      </w:r>
     </w:p>
     <w:p>
       <w:pPr>
@@ -7080,6 +5771,15 @@
           <w:szCs w:val="28"/>
         </w:rPr>
       </w:pPr>
+    </w:p>
+    <w:p>
+      <w:pPr>
+        <w:shd w:val="clear" w:color="auto" w:fill="FFFFFF"/>
+        <w:rPr>
+          <w:rFonts w:ascii="Aptos" w:hAnsi="Aptos"/>
+          <w:color w:val="000000"/>
+        </w:rPr>
+      </w:pPr>
       <w:r>
         <w:rPr>
           <w:rFonts w:ascii="Calibri" w:hAnsi="Calibri" w:cs="Calibri"/>
@@ -7087,155 +5787,8 @@
           <w:sz w:val="28"/>
           <w:szCs w:val="28"/>
         </w:rPr>
-        <w:t xml:space="preserve">Oboe solo parts – remove mf-f sempre as applicable. </w:t>
-      </w:r>
-    </w:p>
-    <w:p>
-      <w:pPr>
-        <w:shd w:val="clear" w:color="auto" w:fill="FFFFFF"/>
-        <w:rPr>
-          <w:color w:val="222222"/>
-        </w:rPr>
-      </w:pPr>
-    </w:p>
-    <w:p>
-      <w:pPr>
-        <w:shd w:val="clear" w:color="auto" w:fill="FFFFFF"/>
-        <w:rPr>
-          <w:rFonts w:ascii="Calibri" w:hAnsi="Calibri" w:cs="Calibri"/>
-          <w:b/>
-          <w:bCs/>
-          <w:sz w:val="28"/>
-          <w:szCs w:val="28"/>
-          <w:shd w:val="clear" w:color="auto" w:fill="FFFFFF"/>
-        </w:rPr>
-      </w:pPr>
-      <w:r>
-        <w:rPr>
-          <w:rFonts w:ascii="Calibri" w:hAnsi="Calibri" w:cs="Calibri"/>
-          <w:sz w:val="28"/>
-          <w:szCs w:val="28"/>
-          <w:shd w:val="clear" w:color="auto" w:fill="FFFFFF"/>
-        </w:rPr>
-        <w:t>For hard section</w:t>
-      </w:r>
-      <w:r>
-        <w:rPr>
-          <w:rFonts w:ascii="Calibri" w:hAnsi="Calibri" w:cs="Calibri"/>
-          <w:sz w:val="28"/>
-          <w:szCs w:val="28"/>
-          <w:shd w:val="clear" w:color="auto" w:fill="FFFFFF"/>
-        </w:rPr>
-        <w:t xml:space="preserve"> -</w:t>
-      </w:r>
-      <w:r>
-        <w:rPr>
-          <w:rFonts w:ascii="Calibri" w:hAnsi="Calibri" w:cs="Calibri"/>
-          <w:b/>
-          <w:bCs/>
-          <w:sz w:val="28"/>
-          <w:szCs w:val="28"/>
-          <w:shd w:val="clear" w:color="auto" w:fill="FFFFFF"/>
-        </w:rPr>
-        <w:t xml:space="preserve"> </w:t>
-      </w:r>
-      <w:r>
-        <w:rPr>
-          <w:rFonts w:ascii="Calibri" w:hAnsi="Calibri" w:cs="Calibri"/>
-          <w:sz w:val="28"/>
-          <w:szCs w:val="28"/>
-          <w:shd w:val="clear" w:color="auto" w:fill="FFFFFF"/>
-        </w:rPr>
-        <w:t xml:space="preserve">Let’s </w:t>
-      </w:r>
-      <w:proofErr w:type="gramStart"/>
-      <w:r>
-        <w:rPr>
-          <w:rFonts w:ascii="Calibri" w:hAnsi="Calibri" w:cs="Calibri"/>
-          <w:sz w:val="28"/>
-          <w:szCs w:val="28"/>
-          <w:shd w:val="clear" w:color="auto" w:fill="FFFFFF"/>
-        </w:rPr>
-        <w:t>actually leave</w:t>
-      </w:r>
-      <w:proofErr w:type="gramEnd"/>
-      <w:r>
-        <w:rPr>
-          <w:rFonts w:ascii="Calibri" w:hAnsi="Calibri" w:cs="Calibri"/>
-          <w:sz w:val="28"/>
-          <w:szCs w:val="28"/>
-          <w:shd w:val="clear" w:color="auto" w:fill="FFFFFF"/>
-        </w:rPr>
-        <w:t xml:space="preserve"> it exactly as manuscript</w:t>
-      </w:r>
-    </w:p>
-    <w:p>
-      <w:pPr>
-        <w:shd w:val="clear" w:color="auto" w:fill="FFFFFF"/>
-        <w:rPr>
-          <w:rFonts w:ascii="Calibri" w:hAnsi="Calibri" w:cs="Calibri"/>
-          <w:sz w:val="28"/>
-          <w:szCs w:val="28"/>
-          <w:shd w:val="clear" w:color="auto" w:fill="FFFFFF"/>
-        </w:rPr>
-      </w:pPr>
-    </w:p>
-    <w:p>
-      <w:pPr>
-        <w:shd w:val="clear" w:color="auto" w:fill="FFFFFF"/>
-        <w:rPr>
-          <w:rFonts w:ascii="Calibri" w:hAnsi="Calibri" w:cs="Calibri"/>
-        </w:rPr>
-      </w:pPr>
-      <w:r>
-        <w:rPr>
-          <w:rFonts w:ascii="Calibri" w:hAnsi="Calibri" w:cs="Calibri"/>
-          <w:sz w:val="28"/>
-          <w:szCs w:val="28"/>
-          <w:shd w:val="clear" w:color="auto" w:fill="FFFFFF"/>
-        </w:rPr>
-        <w:t>M177 (manuscript), which we should change it to Skins and only have 1 staff for Perc 1</w:t>
-      </w:r>
-    </w:p>
-    <w:p>
-      <w:pPr>
-        <w:shd w:val="clear" w:color="auto" w:fill="FFFFFF"/>
-        <w:rPr>
-          <w:rFonts w:ascii="Calibri" w:hAnsi="Calibri" w:cs="Calibri"/>
-          <w:color w:val="000000"/>
-          <w:sz w:val="28"/>
-          <w:szCs w:val="28"/>
-        </w:rPr>
-      </w:pPr>
-    </w:p>
-    <w:p>
-      <w:pPr>
-        <w:shd w:val="clear" w:color="auto" w:fill="FFFFFF"/>
-        <w:rPr>
-          <w:rFonts w:ascii="Aptos" w:hAnsi="Aptos"/>
-          <w:color w:val="000000"/>
-        </w:rPr>
-      </w:pPr>
-      <w:r>
-        <w:rPr>
-          <w:rFonts w:ascii="Calibri" w:hAnsi="Calibri" w:cs="Calibri"/>
-          <w:color w:val="000000"/>
-          <w:sz w:val="28"/>
-          <w:szCs w:val="28"/>
-        </w:rPr>
-        <w:t xml:space="preserve">M185 – should be Skins for both Perc; one </w:t>
-      </w:r>
-      <w:proofErr w:type="gramStart"/>
-      <w:r>
-        <w:rPr>
-          <w:rFonts w:ascii="Calibri" w:hAnsi="Calibri" w:cs="Calibri"/>
-          <w:color w:val="000000"/>
-          <w:sz w:val="28"/>
-          <w:szCs w:val="28"/>
-        </w:rPr>
-        <w:t>staff</w:t>
-      </w:r>
-      <w:proofErr w:type="gramEnd"/>
+        <w:t>M185 – should be Skins for both Perc; one staff</w:t>
+      </w:r>
     </w:p>
     <w:p>
       <w:pPr>
@@ -7263,19 +5816,8 @@
           <w:sz w:val="28"/>
           <w:szCs w:val="28"/>
         </w:rPr>
-        <w:t xml:space="preserve">M186, FL – Missing natural sign on second </w:t>
-      </w:r>
-      <w:proofErr w:type="gramStart"/>
-      <w:r>
-        <w:rPr>
-          <w:rFonts w:ascii="Calibri" w:hAnsi="Calibri" w:cs="Calibri"/>
-          <w:color w:val="000000"/>
-          <w:sz w:val="28"/>
-          <w:szCs w:val="28"/>
-        </w:rPr>
-        <w:t>note</w:t>
-      </w:r>
-      <w:proofErr w:type="gramEnd"/>
+        <w:t>M186, FL – Missing natural sign on second note</w:t>
+      </w:r>
     </w:p>
     <w:p>
       <w:pPr>
@@ -7332,19 +5874,8 @@
           <w:sz w:val="28"/>
           <w:szCs w:val="28"/>
         </w:rPr>
-        <w:t xml:space="preserve">M199, Perc 1 and 2: Make both perc </w:t>
-      </w:r>
-      <w:proofErr w:type="gramStart"/>
-      <w:r>
-        <w:rPr>
-          <w:rFonts w:ascii="Calibri" w:hAnsi="Calibri" w:cs="Calibri"/>
-          <w:color w:val="000000"/>
-          <w:sz w:val="28"/>
-          <w:szCs w:val="28"/>
-        </w:rPr>
-        <w:t>Skins</w:t>
-      </w:r>
-      <w:proofErr w:type="gramEnd"/>
+        <w:t>M199, Perc 1 and 2: Make both perc Skins</w:t>
+      </w:r>
     </w:p>
     <w:p>
       <w:pPr>
@@ -7373,39 +5904,8 @@
           <w:szCs w:val="28"/>
         </w:rPr>
         <w:lastRenderedPageBreak/>
-        <w:t xml:space="preserve">M199, fermata: clean up fermata so it </w:t>
-      </w:r>
-      <w:proofErr w:type="spellStart"/>
-      <w:r>
-        <w:rPr>
-          <w:rFonts w:ascii="Calibri" w:hAnsi="Calibri" w:cs="Calibri"/>
-          <w:color w:val="000000"/>
-          <w:sz w:val="28"/>
-          <w:szCs w:val="28"/>
-        </w:rPr>
-        <w:t>doen’t</w:t>
-      </w:r>
-      <w:proofErr w:type="spellEnd"/>
-      <w:r>
-        <w:rPr>
-          <w:rFonts w:ascii="Calibri" w:hAnsi="Calibri" w:cs="Calibri"/>
-          <w:color w:val="000000"/>
-          <w:sz w:val="28"/>
-          <w:szCs w:val="28"/>
-        </w:rPr>
-        <w:t xml:space="preserve"> touch </w:t>
-      </w:r>
-      <w:proofErr w:type="gramStart"/>
-      <w:r>
-        <w:rPr>
-          <w:rFonts w:ascii="Calibri" w:hAnsi="Calibri" w:cs="Calibri"/>
-          <w:color w:val="000000"/>
-          <w:sz w:val="28"/>
-          <w:szCs w:val="28"/>
-        </w:rPr>
-        <w:t>meter</w:t>
-      </w:r>
-      <w:proofErr w:type="gramEnd"/>
+        <w:t>M199, fermata: clean up fermata so it doen’t touch meter</w:t>
+      </w:r>
     </w:p>
     <w:p>
       <w:pPr>
@@ -7433,19 +5933,8 @@
           <w:sz w:val="28"/>
           <w:szCs w:val="28"/>
         </w:rPr>
-        <w:t xml:space="preserve">M200 – REMOVE REPEATS and percussion back to woods after </w:t>
-      </w:r>
-      <w:proofErr w:type="gramStart"/>
-      <w:r>
-        <w:rPr>
-          <w:rFonts w:ascii="Calibri" w:hAnsi="Calibri" w:cs="Calibri"/>
-          <w:color w:val="000000"/>
-          <w:sz w:val="28"/>
-          <w:szCs w:val="28"/>
-        </w:rPr>
-        <w:t>Skins</w:t>
-      </w:r>
-      <w:proofErr w:type="gramEnd"/>
+        <w:t>M200 – REMOVE REPEATS and percussion back to woods after Skins</w:t>
+      </w:r>
     </w:p>
     <w:p>
       <w:pPr>
@@ -7473,27 +5962,7 @@
           <w:sz w:val="28"/>
           <w:szCs w:val="28"/>
         </w:rPr>
-        <w:t xml:space="preserve">M235, </w:t>
-      </w:r>
-      <w:proofErr w:type="gramStart"/>
-      <w:r>
-        <w:rPr>
-          <w:rFonts w:ascii="Calibri" w:hAnsi="Calibri" w:cs="Calibri"/>
-          <w:color w:val="000000"/>
-          <w:sz w:val="28"/>
-          <w:szCs w:val="28"/>
-        </w:rPr>
-        <w:t>PERC :</w:t>
-      </w:r>
-      <w:proofErr w:type="gramEnd"/>
-      <w:r>
-        <w:rPr>
-          <w:rFonts w:ascii="Calibri" w:hAnsi="Calibri" w:cs="Calibri"/>
-          <w:color w:val="000000"/>
-          <w:sz w:val="28"/>
-          <w:szCs w:val="28"/>
-        </w:rPr>
-        <w:t xml:space="preserve"> Make M235 both Perc parts Skins;</w:t>
+        <w:t>M235, PERC : Make M235 both Perc parts Skins;</w:t>
       </w:r>
     </w:p>
     <w:p>
@@ -7522,29 +5991,7 @@
           <w:sz w:val="28"/>
           <w:szCs w:val="28"/>
         </w:rPr>
-        <w:t>M236 – Perc: Delete Both percussion parts entirely, except for BEAT 4 of M236, which should now have a “</w:t>
-      </w:r>
-      <w:proofErr w:type="spellStart"/>
-      <w:proofErr w:type="gramStart"/>
-      <w:r>
-        <w:rPr>
-          <w:rFonts w:ascii="Calibri" w:hAnsi="Calibri" w:cs="Calibri"/>
-          <w:color w:val="000000"/>
-          <w:sz w:val="28"/>
-          <w:szCs w:val="28"/>
-        </w:rPr>
-        <w:t>fff</w:t>
-      </w:r>
-      <w:proofErr w:type="spellEnd"/>
-      <w:proofErr w:type="gramEnd"/>
-      <w:r>
-        <w:rPr>
-          <w:rFonts w:ascii="Calibri" w:hAnsi="Calibri" w:cs="Calibri"/>
-          <w:color w:val="000000"/>
-          <w:sz w:val="28"/>
-          <w:szCs w:val="28"/>
-        </w:rPr>
-        <w:t>”</w:t>
+        <w:t>M236 – Perc: Delete Both percussion parts entirely, except for BEAT 4 of M236, which should now have a “fff”</w:t>
       </w:r>
     </w:p>
     <w:p>
@@ -7581,27 +6028,7 @@
           <w:sz w:val="28"/>
           <w:szCs w:val="28"/>
         </w:rPr>
-        <w:t>Further changes (3</w:t>
-      </w:r>
-      <w:r>
-        <w:rPr>
-          <w:rFonts w:ascii="Aptos Display" w:hAnsi="Aptos Display"/>
-          <w:b/>
-          <w:bCs/>
-          <w:sz w:val="28"/>
-          <w:szCs w:val="28"/>
-        </w:rPr>
-        <w:t>1</w:t>
-      </w:r>
-      <w:r>
-        <w:rPr>
-          <w:rFonts w:ascii="Aptos Display" w:hAnsi="Aptos Display"/>
-          <w:b/>
-          <w:bCs/>
-          <w:sz w:val="28"/>
-          <w:szCs w:val="28"/>
-        </w:rPr>
-        <w:t xml:space="preserve"> Mar)</w:t>
+        <w:t>Further changes (31 Mar)</w:t>
       </w:r>
     </w:p>
     <w:p>
@@ -7614,41 +6041,12 @@
     </w:p>
     <w:p>
       <w:r>
-        <w:t xml:space="preserve">Last note of the perc (bass and kick) (end of </w:t>
-      </w:r>
-      <w:proofErr w:type="gramStart"/>
-      <w:r>
-        <w:t>piece)Please</w:t>
-      </w:r>
-      <w:proofErr w:type="gramEnd"/>
-      <w:r>
-        <w:t xml:space="preserve"> remove staccato.</w:t>
+        <w:t>Last note of the perc (bass and kick) (end of piece)Please remove staccato.</w:t>
       </w:r>
       <w:r>
         <w:br/>
-        <w:t>Just accent will do and (</w:t>
-      </w:r>
-      <w:proofErr w:type="spellStart"/>
-      <w:r>
-        <w:t>l.v.</w:t>
-      </w:r>
-      <w:proofErr w:type="spellEnd"/>
-      <w:r>
-        <w:t xml:space="preserve">) - you can just use an lv </w:t>
-      </w:r>
-      <w:proofErr w:type="spellStart"/>
-      <w:r>
-        <w:t>tie.I</w:t>
-      </w:r>
-      <w:proofErr w:type="spellEnd"/>
-      <w:r>
-        <w:t xml:space="preserve"> think I removed the fermata from that note, but I haven't, remove that too. So the fermata should just be the big 7" one at the </w:t>
-      </w:r>
-      <w:proofErr w:type="spellStart"/>
-      <w:r>
-        <w:t>barline</w:t>
-      </w:r>
-      <w:proofErr w:type="spellEnd"/>
+        <w:t>Just accent will do and (l.v.) - you can just use an lv tie.I think I removed the fermata from that note, but I haven't, remove that too. So the fermata should just be the big 7" one at the barline</w:t>
+      </w:r>
     </w:p>
     <w:p>
       <w:pPr>
@@ -10010,6 +8408,7 @@
   <w:style w:type="character" w:default="1" w:styleId="DefaultParagraphFont">
     <w:name w:val="Default Paragraph Font"/>
     <w:uiPriority w:val="1"/>
+    <w:semiHidden/>
     <w:unhideWhenUsed/>
   </w:style>
   <w:style w:type="table" w:default="1" w:styleId="TableNormal">
